--- a/documents/2as/frod/fard_01c_2as_rt.docx
+++ b/documents/2as/frod/fard_01c_2as_rt.docx
@@ -934,90 +934,43 @@
               <w:t xml:space="preserve">.</w:t>
             </w:r>
           </w:p>
-        </w:tc>
-      </w:tr>
-    </w:tbl>
-    <w:p>
-      <w:pPr>
-        <w:bidi/>
-        <w:spacing w:before="0" w:after="0"/>
-      </w:pPr>
-    </w:p>
-    <w:tbl>
-      <w:tblPr>
-        <w:tblW w:w="9864" w:type="dxa"/>
-        <w:jc w:val="center"/>
-        <w:tblBorders>
-          <w:top w:val="single" w:sz="10" w:space="0" w:color="192E53"/>
-          <w:left w:val="single" w:sz="10" w:space="0" w:color="192E53"/>
-          <w:bottom w:val="single" w:sz="10" w:space="0" w:color="192E53"/>
-          <w:right w:val="single" w:sz="10" w:space="0" w:color="192E53"/>
-          <w:insideH w:val="single" w:sz="10" w:space="0" w:color="192E53"/>
-        </w:tblBorders>
-        <w:tblLayout w:type="fixed"/>
-        <w:tblCellMar>
-          <w:top w:w="40" w:type="dxa"/>
-          <w:left w:w="140" w:type="dxa"/>
-          <w:bottom w:w="60" w:type="dxa"/>
-          <w:right w:w="140" w:type="dxa"/>
-        </w:tblCellMar>
-      </w:tblPr>
-      <w:tblGrid>
-        <w:gridCol w:w="9864"/>
-      </w:tblGrid>
-      <w:tr>
-        <w:trPr>
-          <w:cantSplit/>
-        </w:trPr>
-        <w:tc>
-          <w:tcPr>
-            <w:tcW w:w="9864" w:type="dxa"/>
-            <w:shd w:val="clear" w:color="auto" w:fill="192E53"/>
-          </w:tcPr>
-          <w:p>
-            <w:pPr>
-              <w:keepNext/>
-              <w:bidi/>
-              <w:spacing w:before="0" w:after="0"/>
-            </w:pPr>
-            <w:r>
-              <w:rPr>
-                <w:b/>
-                <w:bCs/>
-                <w:color w:val="FFFFFF"/>
-                <w:rtl/>
-              </w:rPr>
-              <w:t xml:space="preserve">التمرين 2: الاشتقاقية (07 نقاط)</w:t>
-            </w:r>
-          </w:p>
-        </w:tc>
-      </w:tr>
-      <w:tr>
-        <w:tc>
-          <w:tcPr>
-            <w:tcW w:w="9864" w:type="dxa"/>
-            <w:shd w:val="clear" w:color="auto" w:fill="F4F5F7"/>
-          </w:tcPr>
           <w:p>
             <w:pPr>
               <w:bidi/>
             </w:pPr>
-            <m:oMath>
-              <m:r>
-                <m:t>f</m:t>
-              </m:r>
-            </m:oMath>
-            <w:r>
-              <w:rPr>
-                <w:rtl/>
-              </w:rPr>
-              <w:t xml:space="preserve"> </w:t>
-            </w:r>
-            <w:r>
-              <w:rPr>
-                <w:rtl/>
-              </w:rPr>
-              <w:t xml:space="preserve">الدالة المعرّفة على</w:t>
+            <w:r>
+              <w:rPr>
+                <w:b/>
+                <w:bCs/>
+                <w:rtl/>
+              </w:rPr>
+              <w:t xml:space="preserve">6.</w:t>
+            </w:r>
+            <w:r>
+              <w:rPr>
+                <w:rtl/>
+              </w:rPr>
+              <w:t xml:space="preserve"> </w:t>
+            </w:r>
+            <w:r>
+              <w:rPr>
+                <w:b/>
+                <w:bCs/>
+                <w:rtl/>
+              </w:rPr>
+              <w:t xml:space="preserve">(سؤال تميّز)</w:t>
+            </w:r>
+            <w:r>
+              <w:rPr>
+                <w:rtl/>
+              </w:rPr>
+              <w:t xml:space="preserve"> </w:t>
+            </w:r>
+            <w:r>
+              <w:rPr>
+                <w:rtl/>
+              </w:rPr>
+              <w:t xml:space="preserve">حُلّ في</w:t>
             </w:r>
             <w:r>
               <w:rPr>
@@ -1044,17 +997,17 @@
               <w:rPr>
                 <w:rtl/>
               </w:rPr>
-              <w:t xml:space="preserve">بـ:</w:t>
-            </w:r>
-            <w:r>
-              <w:rPr>
-                <w:rtl/>
-              </w:rPr>
-              <w:t xml:space="preserve"> </w:t>
-            </w:r>
-            <m:oMath>
-              <m:r>
-                <m:t>f</m:t>
+              <w:t xml:space="preserve">المتراجحة:</w:t>
+            </w:r>
+            <w:r>
+              <w:rPr>
+                <w:rtl/>
+              </w:rPr>
+              <w:t xml:space="preserve"> </w:t>
+            </w:r>
+            <m:oMath>
+              <m:r>
+                <m:t>P</m:t>
               </m:r>
               <m:d>
                 <m:dPr>
@@ -1073,70 +1026,8 @@
                 <m:rPr>
                   <m:sty m:val="p"/>
                 </m:rPr>
-                <m:t>=</m:t>
-              </m:r>
-              <m:sSup>
-                <m:e>
-                  <m:r>
-                    <m:t>x</m:t>
-                  </m:r>
-                </m:e>
-                <m:sup>
-                  <m:r>
-                    <m:t>3</m:t>
-                  </m:r>
-                </m:sup>
-              </m:sSup>
-              <m:r>
-                <m:rPr>
-                  <m:sty m:val="p"/>
-                </m:rPr>
-                <m:t>−</m:t>
-              </m:r>
-              <m:r>
-                <m:t>3</m:t>
-              </m:r>
-              <m:sSup>
-                <m:e>
-                  <m:r>
-                    <m:t>x</m:t>
-                  </m:r>
-                </m:e>
-                <m:sup>
-                  <m:r>
-                    <m:t>2</m:t>
-                  </m:r>
-                </m:sup>
-              </m:sSup>
-              <m:r>
-                <m:rPr>
-                  <m:sty m:val="p"/>
-                </m:rPr>
-                <m:t>+</m:t>
-              </m:r>
-              <m:r>
-                <m:t>4</m:t>
-              </m:r>
-            </m:oMath>
-            <w:r>
-              <w:rPr>
-                <w:rtl/>
-              </w:rPr>
-              <w:t xml:space="preserve"> </w:t>
-            </w:r>
-            <w:r>
-              <w:rPr>
-                <w:rtl/>
-              </w:rPr>
-              <w:t xml:space="preserve">، و</w:t>
-            </w:r>
-            <w:r>
-              <w:rPr>
-                <w:rtl/>
-              </w:rPr>
-              <w:t xml:space="preserve"> </w:t>
-            </w:r>
-            <m:oMath>
+                <m:t>≤</m:t>
+              </m:r>
               <m:d>
                 <m:dPr>
                   <m:begChr m:val="("/>
@@ -1145,40 +1036,20 @@
                   <m:grow/>
                 </m:dPr>
                 <m:e>
-                  <m:sSub>
-                    <m:e>
-                      <m:r>
-                        <m:t>C</m:t>
-                      </m:r>
-                    </m:e>
-                    <m:sub>
-                      <m:r>
-                        <m:t>f</m:t>
-                      </m:r>
-                    </m:sub>
-                  </m:sSub>
+                  <m:r>
+                    <m:t>x</m:t>
+                  </m:r>
+                  <m:r>
+                    <m:rPr>
+                      <m:sty m:val="p"/>
+                    </m:rPr>
+                    <m:t>−</m:t>
+                  </m:r>
+                  <m:r>
+                    <m:t>1</m:t>
+                  </m:r>
                 </m:e>
               </m:d>
-            </m:oMath>
-            <w:r>
-              <w:rPr>
-                <w:rtl/>
-              </w:rPr>
-              <w:t xml:space="preserve"> </w:t>
-            </w:r>
-            <w:r>
-              <w:rPr>
-                <w:rtl/>
-              </w:rPr>
-              <w:t xml:space="preserve">تمثيلها البياني في معلم متعامد ومتجانس</w:t>
-            </w:r>
-            <w:r>
-              <w:rPr>
-                <w:rtl/>
-              </w:rPr>
-              <w:t xml:space="preserve"> </w:t>
-            </w:r>
-            <m:oMath>
               <m:d>
                 <m:dPr>
                   <m:begChr m:val="("/>
@@ -1188,546 +1059,6 @@
                 </m:dPr>
                 <m:e>
                   <m:r>
-                    <m:t>O</m:t>
-                  </m:r>
-                  <m:r>
-                    <m:rPr>
-                      <m:sty m:val="p"/>
-                    </m:rPr>
-                    <m:t>;</m:t>
-                  </m:r>
-                  <m:acc>
-                    <m:accPr>
-                      <m:chr m:val="⃗"/>
-                    </m:accPr>
-                    <m:e>
-                      <m:r>
-                        <m:t>i</m:t>
-                      </m:r>
-                    </m:e>
-                  </m:acc>
-                  <m:r>
-                    <m:rPr>
-                      <m:sty m:val="p"/>
-                    </m:rPr>
-                    <m:t>,</m:t>
-                  </m:r>
-                  <m:acc>
-                    <m:accPr>
-                      <m:chr m:val="⃗"/>
-                    </m:accPr>
-                    <m:e>
-                      <m:r>
-                        <m:t>j</m:t>
-                      </m:r>
-                    </m:e>
-                  </m:acc>
-                </m:e>
-              </m:d>
-            </m:oMath>
-            <w:r>
-              <w:rPr>
-                <w:rtl/>
-              </w:rPr>
-              <w:t xml:space="preserve">.</w:t>
-            </w:r>
-          </w:p>
-          <w:p>
-            <w:pPr>
-              <w:bidi/>
-            </w:pPr>
-            <w:r>
-              <w:rPr>
-                <w:b/>
-                <w:bCs/>
-                <w:rtl/>
-              </w:rPr>
-              <w:t xml:space="preserve">1.</w:t>
-            </w:r>
-            <w:r>
-              <w:rPr>
-                <w:rtl/>
-              </w:rPr>
-              <w:t xml:space="preserve"> </w:t>
-            </w:r>
-            <w:r>
-              <w:rPr>
-                <w:rtl/>
-              </w:rPr>
-              <w:t xml:space="preserve">باستعمال تعريف العدد المشتق ، بيّن أن</w:t>
-            </w:r>
-            <w:r>
-              <w:rPr>
-                <w:rtl/>
-              </w:rPr>
-              <w:t xml:space="preserve"> </w:t>
-            </w:r>
-            <m:oMath>
-              <m:r>
-                <m:t>f</m:t>
-              </m:r>
-            </m:oMath>
-            <w:r>
-              <w:rPr>
-                <w:rtl/>
-              </w:rPr>
-              <w:t xml:space="preserve"> </w:t>
-            </w:r>
-            <w:r>
-              <w:rPr>
-                <w:rtl/>
-              </w:rPr>
-              <w:t xml:space="preserve">قابلة للاشتقاق عند</w:t>
-            </w:r>
-            <w:r>
-              <w:rPr>
-                <w:rtl/>
-              </w:rPr>
-              <w:t xml:space="preserve"> </w:t>
-            </w:r>
-            <m:oMath>
-              <m:r>
-                <m:t>1</m:t>
-              </m:r>
-            </m:oMath>
-            <w:r>
-              <w:rPr>
-                <w:rtl/>
-              </w:rPr>
-              <w:t xml:space="preserve"> </w:t>
-            </w:r>
-            <w:r>
-              <w:rPr>
-                <w:rtl/>
-              </w:rPr>
-              <w:t xml:space="preserve">وأن:</w:t>
-            </w:r>
-            <w:r>
-              <w:rPr>
-                <w:rtl/>
-              </w:rPr>
-              <w:t xml:space="preserve"> </w:t>
-            </w:r>
-            <m:oMath>
-              <m:sSup>
-                <m:e>
-                  <m:r>
-                    <m:t>f</m:t>
-                  </m:r>
-                </m:e>
-                <m:sup>
-                  <m:r>
-                    <m:rPr>
-                      <m:sty m:val="p"/>
-                    </m:rPr>
-                    <m:t>′</m:t>
-                  </m:r>
-                </m:sup>
-              </m:sSup>
-              <m:d>
-                <m:dPr>
-                  <m:begChr m:val="("/>
-                  <m:endChr m:val=")"/>
-                  <m:sepChr m:val=""/>
-                  <m:grow/>
-                </m:dPr>
-                <m:e>
-                  <m:r>
-                    <m:t>1</m:t>
-                  </m:r>
-                </m:e>
-              </m:d>
-              <m:r>
-                <m:rPr>
-                  <m:sty m:val="p"/>
-                </m:rPr>
-                <m:t>=</m:t>
-              </m:r>
-              <m:r>
-                <m:rPr>
-                  <m:sty m:val="p"/>
-                </m:rPr>
-                <m:t>−</m:t>
-              </m:r>
-              <m:r>
-                <m:t>3</m:t>
-              </m:r>
-            </m:oMath>
-            <w:r>
-              <w:rPr>
-                <w:rtl/>
-              </w:rPr>
-              <w:t xml:space="preserve">.</w:t>
-            </w:r>
-          </w:p>
-          <w:p>
-            <w:pPr>
-              <w:bidi/>
-            </w:pPr>
-            <w:r>
-              <w:rPr>
-                <w:b/>
-                <w:bCs/>
-                <w:rtl/>
-              </w:rPr>
-              <w:t xml:space="preserve">2.</w:t>
-            </w:r>
-            <w:r>
-              <w:rPr>
-                <w:rtl/>
-              </w:rPr>
-              <w:t xml:space="preserve"> </w:t>
-            </w:r>
-            <w:r>
-              <w:rPr>
-                <w:rtl/>
-              </w:rPr>
-              <w:t xml:space="preserve">اكتب معادلة للمماس</w:t>
-            </w:r>
-            <w:r>
-              <w:rPr>
-                <w:rtl/>
-              </w:rPr>
-              <w:t xml:space="preserve"> </w:t>
-            </w:r>
-            <m:oMath>
-              <m:d>
-                <m:dPr>
-                  <m:begChr m:val="("/>
-                  <m:endChr m:val=")"/>
-                  <m:sepChr m:val=""/>
-                  <m:grow/>
-                </m:dPr>
-                <m:e>
-                  <m:r>
-                    <m:t>T</m:t>
-                  </m:r>
-                </m:e>
-              </m:d>
-            </m:oMath>
-            <w:r>
-              <w:rPr>
-                <w:rtl/>
-              </w:rPr>
-              <w:t xml:space="preserve"> </w:t>
-            </w:r>
-            <w:r>
-              <w:rPr>
-                <w:rtl/>
-              </w:rPr>
-              <w:t xml:space="preserve">للمنحنى</w:t>
-            </w:r>
-            <w:r>
-              <w:rPr>
-                <w:rtl/>
-              </w:rPr>
-              <w:t xml:space="preserve"> </w:t>
-            </w:r>
-            <m:oMath>
-              <m:d>
-                <m:dPr>
-                  <m:begChr m:val="("/>
-                  <m:endChr m:val=")"/>
-                  <m:sepChr m:val=""/>
-                  <m:grow/>
-                </m:dPr>
-                <m:e>
-                  <m:sSub>
-                    <m:e>
-                      <m:r>
-                        <m:t>C</m:t>
-                      </m:r>
-                    </m:e>
-                    <m:sub>
-                      <m:r>
-                        <m:t>f</m:t>
-                      </m:r>
-                    </m:sub>
-                  </m:sSub>
-                </m:e>
-              </m:d>
-            </m:oMath>
-            <w:r>
-              <w:rPr>
-                <w:rtl/>
-              </w:rPr>
-              <w:t xml:space="preserve"> </w:t>
-            </w:r>
-            <w:r>
-              <w:rPr>
-                <w:rtl/>
-              </w:rPr>
-              <w:t xml:space="preserve">عند النقطة ذات الفاصلة</w:t>
-            </w:r>
-            <w:r>
-              <w:rPr>
-                <w:rtl/>
-              </w:rPr>
-              <w:t xml:space="preserve"> </w:t>
-            </w:r>
-            <m:oMath>
-              <m:r>
-                <m:t>1</m:t>
-              </m:r>
-            </m:oMath>
-            <w:r>
-              <w:rPr>
-                <w:rtl/>
-              </w:rPr>
-              <w:t xml:space="preserve"> </w:t>
-            </w:r>
-            <w:r>
-              <w:rPr>
-                <w:rtl/>
-              </w:rPr>
-              <w:t xml:space="preserve">، ثم استنتج قيمة تقريبية للعدد</w:t>
-            </w:r>
-            <w:r>
-              <w:rPr>
-                <w:rtl/>
-              </w:rPr>
-              <w:t xml:space="preserve"> </w:t>
-            </w:r>
-            <m:oMath>
-              <m:r>
-                <m:t>f</m:t>
-              </m:r>
-              <m:d>
-                <m:dPr>
-                  <m:begChr m:val="("/>
-                  <m:endChr m:val=")"/>
-                  <m:sepChr m:val=""/>
-                  <m:grow/>
-                </m:dPr>
-                <m:e>
-                  <m:r>
-                    <m:t>1</m:t>
-                  </m:r>
-                  <m:r>
-                    <m:rPr>
-                      <m:sty m:val="p"/>
-                    </m:rPr>
-                    <m:t>,</m:t>
-                  </m:r>
-                  <m:r>
-                    <m:t>002</m:t>
-                  </m:r>
-                </m:e>
-              </m:d>
-            </m:oMath>
-            <w:r>
-              <w:rPr>
-                <w:rtl/>
-              </w:rPr>
-              <w:t xml:space="preserve">.</w:t>
-            </w:r>
-          </w:p>
-          <w:p>
-            <w:pPr>
-              <w:bidi/>
-            </w:pPr>
-            <w:r>
-              <w:rPr>
-                <w:b/>
-                <w:bCs/>
-                <w:rtl/>
-              </w:rPr>
-              <w:t xml:space="preserve">3.</w:t>
-            </w:r>
-            <w:r>
-              <w:rPr>
-                <w:rtl/>
-              </w:rPr>
-              <w:t xml:space="preserve"> </w:t>
-            </w:r>
-            <w:r>
-              <w:rPr>
-                <w:rtl/>
-              </w:rPr>
-              <w:t xml:space="preserve">احسب</w:t>
-            </w:r>
-            <w:r>
-              <w:rPr>
-                <w:rtl/>
-              </w:rPr>
-              <w:t xml:space="preserve"> </w:t>
-            </w:r>
-            <m:oMath>
-              <m:sSup>
-                <m:e>
-                  <m:r>
-                    <m:t>f</m:t>
-                  </m:r>
-                </m:e>
-                <m:sup>
-                  <m:r>
-                    <m:rPr>
-                      <m:sty m:val="p"/>
-                    </m:rPr>
-                    <m:t>′</m:t>
-                  </m:r>
-                </m:sup>
-              </m:sSup>
-              <m:d>
-                <m:dPr>
-                  <m:begChr m:val="("/>
-                  <m:endChr m:val=")"/>
-                  <m:sepChr m:val=""/>
-                  <m:grow/>
-                </m:dPr>
-                <m:e>
-                  <m:r>
-                    <m:t>x</m:t>
-                  </m:r>
-                </m:e>
-              </m:d>
-            </m:oMath>
-            <w:r>
-              <w:rPr>
-                <w:rtl/>
-              </w:rPr>
-              <w:t xml:space="preserve"> </w:t>
-            </w:r>
-            <w:r>
-              <w:rPr>
-                <w:rtl/>
-              </w:rPr>
-              <w:t xml:space="preserve">، ثم ادرس اتجاه تغيّر الدالة</w:t>
-            </w:r>
-            <w:r>
-              <w:rPr>
-                <w:rtl/>
-              </w:rPr>
-              <w:t xml:space="preserve"> </w:t>
-            </w:r>
-            <m:oMath>
-              <m:r>
-                <m:t>f</m:t>
-              </m:r>
-            </m:oMath>
-            <w:r>
-              <w:rPr>
-                <w:rtl/>
-              </w:rPr>
-              <w:t xml:space="preserve"> </w:t>
-            </w:r>
-            <w:r>
-              <w:rPr>
-                <w:rtl/>
-              </w:rPr>
-              <w:t xml:space="preserve">وشكّل جدول تغيّراتها (دون حساب النهايات) ، وعيّن قيمها الحدية المحلية.</w:t>
-            </w:r>
-          </w:p>
-          <w:p>
-            <w:pPr>
-              <w:bidi/>
-            </w:pPr>
-            <w:r>
-              <w:rPr>
-                <w:b/>
-                <w:bCs/>
-                <w:rtl/>
-              </w:rPr>
-              <w:t xml:space="preserve">4.</w:t>
-            </w:r>
-            <w:r>
-              <w:rPr>
-                <w:rtl/>
-              </w:rPr>
-              <w:t xml:space="preserve"> </w:t>
-            </w:r>
-            <w:r>
-              <w:rPr>
-                <w:rtl/>
-              </w:rPr>
-              <w:t xml:space="preserve">تحقّق أنه من أجل كل عدد حقيقي</w:t>
-            </w:r>
-            <w:r>
-              <w:rPr>
-                <w:rtl/>
-              </w:rPr>
-              <w:t xml:space="preserve"> </w:t>
-            </w:r>
-            <m:oMath>
-              <m:r>
-                <m:t>x</m:t>
-              </m:r>
-            </m:oMath>
-            <w:r>
-              <w:rPr>
-                <w:rtl/>
-              </w:rPr>
-              <w:t xml:space="preserve">:</w:t>
-            </w:r>
-            <w:r>
-              <w:rPr>
-                <w:rtl/>
-              </w:rPr>
-              <w:t xml:space="preserve"> </w:t>
-            </w:r>
-            <m:oMath>
-              <m:r>
-                <m:t>f</m:t>
-              </m:r>
-              <m:d>
-                <m:dPr>
-                  <m:begChr m:val="("/>
-                  <m:endChr m:val=")"/>
-                  <m:sepChr m:val=""/>
-                  <m:grow/>
-                </m:dPr>
-                <m:e>
-                  <m:r>
-                    <m:t>x</m:t>
-                  </m:r>
-                </m:e>
-              </m:d>
-              <m:r>
-                <m:rPr>
-                  <m:sty m:val="p"/>
-                </m:rPr>
-                <m:t>=</m:t>
-              </m:r>
-              <m:sSup>
-                <m:e>
-                  <m:d>
-                    <m:dPr>
-                      <m:begChr m:val="("/>
-                      <m:endChr m:val=")"/>
-                      <m:sepChr m:val=""/>
-                      <m:grow/>
-                    </m:dPr>
-                    <m:e>
-                      <m:r>
-                        <m:t>x</m:t>
-                      </m:r>
-                      <m:r>
-                        <m:rPr>
-                          <m:sty m:val="p"/>
-                        </m:rPr>
-                        <m:t>−</m:t>
-                      </m:r>
-                      <m:r>
-                        <m:t>2</m:t>
-                      </m:r>
-                    </m:e>
-                  </m:d>
-                </m:e>
-                <m:sup>
-                  <m:r>
-                    <m:t>2</m:t>
-                  </m:r>
-                </m:sup>
-              </m:sSup>
-              <m:d>
-                <m:dPr>
-                  <m:begChr m:val="("/>
-                  <m:endChr m:val=")"/>
-                  <m:sepChr m:val=""/>
-                  <m:grow/>
-                </m:dPr>
-                <m:e>
-                  <m:r>
                     <m:t>x</m:t>
                   </m:r>
                   <m:r>
@@ -1737,375 +1068,10 @@
                     <m:t>+</m:t>
                   </m:r>
                   <m:r>
-                    <m:t>1</m:t>
+                    <m:t>2</m:t>
                   </m:r>
                 </m:e>
               </m:d>
-            </m:oMath>
-            <w:r>
-              <w:rPr>
-                <w:rtl/>
-              </w:rPr>
-              <w:t xml:space="preserve"> </w:t>
-            </w:r>
-            <w:r>
-              <w:rPr>
-                <w:rtl/>
-              </w:rPr>
-              <w:t xml:space="preserve">، ثم ادرس وضعية</w:t>
-            </w:r>
-            <w:r>
-              <w:rPr>
-                <w:rtl/>
-              </w:rPr>
-              <w:t xml:space="preserve"> </w:t>
-            </w:r>
-            <m:oMath>
-              <m:d>
-                <m:dPr>
-                  <m:begChr m:val="("/>
-                  <m:endChr m:val=")"/>
-                  <m:sepChr m:val=""/>
-                  <m:grow/>
-                </m:dPr>
-                <m:e>
-                  <m:sSub>
-                    <m:e>
-                      <m:r>
-                        <m:t>C</m:t>
-                      </m:r>
-                    </m:e>
-                    <m:sub>
-                      <m:r>
-                        <m:t>f</m:t>
-                      </m:r>
-                    </m:sub>
-                  </m:sSub>
-                </m:e>
-              </m:d>
-            </m:oMath>
-            <w:r>
-              <w:rPr>
-                <w:rtl/>
-              </w:rPr>
-              <w:t xml:space="preserve"> </w:t>
-            </w:r>
-            <w:r>
-              <w:rPr>
-                <w:rtl/>
-              </w:rPr>
-              <w:t xml:space="preserve">بالنسبة إلى محور الفواصل.</w:t>
-            </w:r>
-          </w:p>
-          <w:p>
-            <w:pPr>
-              <w:bidi/>
-            </w:pPr>
-            <w:r>
-              <w:rPr>
-                <w:b/>
-                <w:bCs/>
-                <w:rtl/>
-              </w:rPr>
-              <w:t xml:space="preserve">5.</w:t>
-            </w:r>
-            <w:r>
-              <w:rPr>
-                <w:rtl/>
-              </w:rPr>
-              <w:t xml:space="preserve"> </w:t>
-            </w:r>
-            <w:r>
-              <w:rPr>
-                <w:rtl/>
-              </w:rPr>
-              <w:t xml:space="preserve">بيّن أنه من أجل كل عدد حقيقي</w:t>
-            </w:r>
-            <w:r>
-              <w:rPr>
-                <w:rtl/>
-              </w:rPr>
-              <w:t xml:space="preserve"> </w:t>
-            </w:r>
-            <m:oMath>
-              <m:r>
-                <m:t>x</m:t>
-              </m:r>
-            </m:oMath>
-            <w:r>
-              <w:rPr>
-                <w:rtl/>
-              </w:rPr>
-              <w:t xml:space="preserve">:</w:t>
-            </w:r>
-            <w:r>
-              <w:rPr>
-                <w:rtl/>
-              </w:rPr>
-              <w:t xml:space="preserve"> </w:t>
-            </w:r>
-            <m:oMath>
-              <m:r>
-                <m:t>f</m:t>
-              </m:r>
-              <m:d>
-                <m:dPr>
-                  <m:begChr m:val="("/>
-                  <m:endChr m:val=")"/>
-                  <m:sepChr m:val=""/>
-                  <m:grow/>
-                </m:dPr>
-                <m:e>
-                  <m:r>
-                    <m:t>x</m:t>
-                  </m:r>
-                </m:e>
-              </m:d>
-              <m:r>
-                <m:rPr>
-                  <m:sty m:val="p"/>
-                </m:rPr>
-                <m:t>−</m:t>
-              </m:r>
-              <m:d>
-                <m:dPr>
-                  <m:begChr m:val="("/>
-                  <m:endChr m:val=")"/>
-                  <m:sepChr m:val=""/>
-                  <m:grow/>
-                </m:dPr>
-                <m:e>
-                  <m:r>
-                    <m:rPr>
-                      <m:sty m:val="p"/>
-                    </m:rPr>
-                    <m:t>−</m:t>
-                  </m:r>
-                  <m:r>
-                    <m:t>3</m:t>
-                  </m:r>
-                  <m:r>
-                    <m:t>x</m:t>
-                  </m:r>
-                  <m:r>
-                    <m:rPr>
-                      <m:sty m:val="p"/>
-                    </m:rPr>
-                    <m:t>+</m:t>
-                  </m:r>
-                  <m:r>
-                    <m:t>5</m:t>
-                  </m:r>
-                </m:e>
-              </m:d>
-              <m:r>
-                <m:rPr>
-                  <m:sty m:val="p"/>
-                </m:rPr>
-                <m:t>=</m:t>
-              </m:r>
-              <m:sSup>
-                <m:e>
-                  <m:d>
-                    <m:dPr>
-                      <m:begChr m:val="("/>
-                      <m:endChr m:val=")"/>
-                      <m:sepChr m:val=""/>
-                      <m:grow/>
-                    </m:dPr>
-                    <m:e>
-                      <m:r>
-                        <m:t>x</m:t>
-                      </m:r>
-                      <m:r>
-                        <m:rPr>
-                          <m:sty m:val="p"/>
-                        </m:rPr>
-                        <m:t>−</m:t>
-                      </m:r>
-                      <m:r>
-                        <m:t>1</m:t>
-                      </m:r>
-                    </m:e>
-                  </m:d>
-                </m:e>
-                <m:sup>
-                  <m:r>
-                    <m:t>3</m:t>
-                  </m:r>
-                </m:sup>
-              </m:sSup>
-            </m:oMath>
-            <w:r>
-              <w:rPr>
-                <w:rtl/>
-              </w:rPr>
-              <w:t xml:space="preserve"> </w:t>
-            </w:r>
-            <w:r>
-              <w:rPr>
-                <w:rtl/>
-              </w:rPr>
-              <w:t xml:space="preserve">، ثم ادرس وضعية</w:t>
-            </w:r>
-            <w:r>
-              <w:rPr>
-                <w:rtl/>
-              </w:rPr>
-              <w:t xml:space="preserve"> </w:t>
-            </w:r>
-            <m:oMath>
-              <m:d>
-                <m:dPr>
-                  <m:begChr m:val="("/>
-                  <m:endChr m:val=")"/>
-                  <m:sepChr m:val=""/>
-                  <m:grow/>
-                </m:dPr>
-                <m:e>
-                  <m:sSub>
-                    <m:e>
-                      <m:r>
-                        <m:t>C</m:t>
-                      </m:r>
-                    </m:e>
-                    <m:sub>
-                      <m:r>
-                        <m:t>f</m:t>
-                      </m:r>
-                    </m:sub>
-                  </m:sSub>
-                </m:e>
-              </m:d>
-            </m:oMath>
-            <w:r>
-              <w:rPr>
-                <w:rtl/>
-              </w:rPr>
-              <w:t xml:space="preserve"> </w:t>
-            </w:r>
-            <w:r>
-              <w:rPr>
-                <w:rtl/>
-              </w:rPr>
-              <w:t xml:space="preserve">بالنسبة إلى المماس</w:t>
-            </w:r>
-            <w:r>
-              <w:rPr>
-                <w:rtl/>
-              </w:rPr>
-              <w:t xml:space="preserve"> </w:t>
-            </w:r>
-            <m:oMath>
-              <m:d>
-                <m:dPr>
-                  <m:begChr m:val="("/>
-                  <m:endChr m:val=")"/>
-                  <m:sepChr m:val=""/>
-                  <m:grow/>
-                </m:dPr>
-                <m:e>
-                  <m:r>
-                    <m:t>T</m:t>
-                  </m:r>
-                </m:e>
-              </m:d>
-            </m:oMath>
-            <w:r>
-              <w:rPr>
-                <w:rtl/>
-              </w:rPr>
-              <w:t xml:space="preserve">.</w:t>
-            </w:r>
-          </w:p>
-          <w:p>
-            <w:pPr>
-              <w:bidi/>
-            </w:pPr>
-            <w:r>
-              <w:rPr>
-                <w:b/>
-                <w:bCs/>
-                <w:rtl/>
-              </w:rPr>
-              <w:t xml:space="preserve">6.</w:t>
-            </w:r>
-            <w:r>
-              <w:rPr>
-                <w:rtl/>
-              </w:rPr>
-              <w:t xml:space="preserve"> </w:t>
-            </w:r>
-            <w:r>
-              <w:rPr>
-                <w:rtl/>
-              </w:rPr>
-              <w:t xml:space="preserve">عيّن فواصل النقط من</w:t>
-            </w:r>
-            <w:r>
-              <w:rPr>
-                <w:rtl/>
-              </w:rPr>
-              <w:t xml:space="preserve"> </w:t>
-            </w:r>
-            <m:oMath>
-              <m:d>
-                <m:dPr>
-                  <m:begChr m:val="("/>
-                  <m:endChr m:val=")"/>
-                  <m:sepChr m:val=""/>
-                  <m:grow/>
-                </m:dPr>
-                <m:e>
-                  <m:sSub>
-                    <m:e>
-                      <m:r>
-                        <m:t>C</m:t>
-                      </m:r>
-                    </m:e>
-                    <m:sub>
-                      <m:r>
-                        <m:t>f</m:t>
-                      </m:r>
-                    </m:sub>
-                  </m:sSub>
-                </m:e>
-              </m:d>
-            </m:oMath>
-            <w:r>
-              <w:rPr>
-                <w:rtl/>
-              </w:rPr>
-              <w:t xml:space="preserve"> </w:t>
-            </w:r>
-            <w:r>
-              <w:rPr>
-                <w:rtl/>
-              </w:rPr>
-              <w:t xml:space="preserve">التي يكون فيها المماس موازياً للمستقيم ذي المعادلة</w:t>
-            </w:r>
-            <w:r>
-              <w:rPr>
-                <w:rtl/>
-              </w:rPr>
-              <w:t xml:space="preserve"> </w:t>
-            </w:r>
-            <m:oMath>
-              <m:r>
-                <m:t>y</m:t>
-              </m:r>
-              <m:r>
-                <m:rPr>
-                  <m:sty m:val="p"/>
-                </m:rPr>
-                <m:t>=</m:t>
-              </m:r>
-              <m:r>
-                <m:t>9</m:t>
-              </m:r>
-              <m:r>
-                <m:t>x</m:t>
-              </m:r>
             </m:oMath>
             <w:r>
               <w:rPr>
@@ -2167,7 +1133,7 @@
                 <w:color w:val="FFFFFF"/>
                 <w:rtl/>
               </w:rPr>
-              <w:t xml:space="preserve">التمرين 3: الاحتمالات (07 نقاط)</w:t>
+              <w:t xml:space="preserve">التمرين 2: الاشتقاقية (07 نقاط)</w:t>
             </w:r>
           </w:p>
         </w:tc>
@@ -2182,538 +1148,59 @@
             <w:pPr>
               <w:bidi/>
             </w:pPr>
-            <w:r>
-              <w:rPr>
-                <w:rtl/>
-              </w:rPr>
-              <w:t xml:space="preserve">يحتوي صندوق على</w:t>
-            </w:r>
-            <w:r>
-              <w:rPr>
-                <w:rtl/>
-              </w:rPr>
-              <w:t xml:space="preserve"> </w:t>
-            </w:r>
-            <m:oMath>
-              <m:r>
-                <m:t>5</m:t>
-              </m:r>
-            </m:oMath>
-            <w:r>
-              <w:rPr>
-                <w:rtl/>
-              </w:rPr>
-              <w:t xml:space="preserve"> </w:t>
-            </w:r>
-            <w:r>
-              <w:rPr>
-                <w:rtl/>
-              </w:rPr>
-              <w:t xml:space="preserve">قريصات متماثلة لا نفرّق بينها باللمس: ثلاث حمراء تحمل الأرقام</w:t>
-            </w:r>
-            <w:r>
-              <w:rPr>
-                <w:rtl/>
-              </w:rPr>
-              <w:t xml:space="preserve"> </w:t>
-            </w:r>
-            <m:oMath>
-              <m:r>
-                <m:t>1</m:t>
-              </m:r>
-            </m:oMath>
-            <w:r>
-              <w:rPr>
-                <w:rtl/>
-              </w:rPr>
-              <w:t xml:space="preserve"> </w:t>
-            </w:r>
-            <w:r>
-              <w:rPr>
-                <w:rtl/>
-              </w:rPr>
-              <w:t xml:space="preserve">،</w:t>
-            </w:r>
-            <w:r>
-              <w:rPr>
-                <w:rtl/>
-              </w:rPr>
-              <w:t xml:space="preserve"> </w:t>
-            </w:r>
-            <m:oMath>
-              <m:r>
-                <m:t>2</m:t>
-              </m:r>
-            </m:oMath>
-            <w:r>
-              <w:rPr>
-                <w:rtl/>
-              </w:rPr>
-              <w:t xml:space="preserve"> </w:t>
-            </w:r>
-            <w:r>
-              <w:rPr>
-                <w:rtl/>
-              </w:rPr>
-              <w:t xml:space="preserve">،</w:t>
-            </w:r>
-            <w:r>
-              <w:rPr>
-                <w:rtl/>
-              </w:rPr>
-              <w:t xml:space="preserve"> </w:t>
-            </w:r>
-            <m:oMath>
-              <m:r>
-                <m:t>3</m:t>
-              </m:r>
-            </m:oMath>
-            <w:r>
-              <w:rPr>
-                <w:rtl/>
-              </w:rPr>
-              <w:t xml:space="preserve"> </w:t>
-            </w:r>
-            <w:r>
-              <w:rPr>
-                <w:rtl/>
-              </w:rPr>
-              <w:t xml:space="preserve">، واثنتان خضراوان تحملان الرقمين</w:t>
-            </w:r>
-            <w:r>
-              <w:rPr>
-                <w:rtl/>
-              </w:rPr>
-              <w:t xml:space="preserve"> </w:t>
-            </w:r>
-            <m:oMath>
-              <m:r>
-                <m:t>1</m:t>
-              </m:r>
-            </m:oMath>
-            <w:r>
-              <w:rPr>
-                <w:rtl/>
-              </w:rPr>
-              <w:t xml:space="preserve"> </w:t>
-            </w:r>
-            <w:r>
-              <w:rPr>
-                <w:rtl/>
-              </w:rPr>
-              <w:t xml:space="preserve">،</w:t>
-            </w:r>
-            <w:r>
-              <w:rPr>
-                <w:rtl/>
-              </w:rPr>
-              <w:t xml:space="preserve"> </w:t>
-            </w:r>
-            <m:oMath>
-              <m:r>
-                <m:t>2</m:t>
-              </m:r>
-            </m:oMath>
-            <w:r>
-              <w:rPr>
-                <w:rtl/>
-              </w:rPr>
-              <w:t xml:space="preserve">. نسحب عشوائياً</w:t>
-            </w:r>
-            <w:r>
-              <w:rPr>
-                <w:rtl/>
-              </w:rPr>
-              <w:t xml:space="preserve"> </w:t>
-            </w:r>
-            <w:r>
-              <w:rPr>
-                <w:b/>
-                <w:bCs/>
-                <w:rtl/>
-              </w:rPr>
-              <w:t xml:space="preserve">في آن واحد</w:t>
-            </w:r>
-            <w:r>
-              <w:rPr>
-                <w:rtl/>
-              </w:rPr>
-              <w:t xml:space="preserve"> </w:t>
-            </w:r>
-            <w:r>
-              <w:rPr>
-                <w:rtl/>
-              </w:rPr>
-              <w:t xml:space="preserve">قريصتين من الصندوق.</w:t>
-            </w:r>
-          </w:p>
-          <w:p>
-            <w:pPr>
-              <w:bidi/>
-            </w:pPr>
-            <w:r>
-              <w:rPr>
-                <w:b/>
-                <w:bCs/>
-                <w:rtl/>
-              </w:rPr>
-              <w:t xml:space="preserve">1.</w:t>
-            </w:r>
-            <w:r>
-              <w:rPr>
-                <w:rtl/>
-              </w:rPr>
-              <w:t xml:space="preserve"> </w:t>
-            </w:r>
-            <w:r>
-              <w:rPr>
-                <w:rtl/>
-              </w:rPr>
-              <w:t xml:space="preserve">مثّل مجموعة الإمكانيات بجدول ذي مدخلين ، ثم عيّن عددها.</w:t>
-            </w:r>
-          </w:p>
-          <w:p>
-            <w:pPr>
-              <w:bidi/>
-            </w:pPr>
-            <w:r>
-              <w:rPr>
-                <w:b/>
-                <w:bCs/>
-                <w:rtl/>
-              </w:rPr>
-              <w:t xml:space="preserve">2.</w:t>
-            </w:r>
-            <w:r>
-              <w:rPr>
-                <w:rtl/>
-              </w:rPr>
-              <w:t xml:space="preserve"> </w:t>
-            </w:r>
-            <w:r>
-              <w:rPr>
-                <w:rtl/>
-              </w:rPr>
-              <w:t xml:space="preserve">احسب احتمال كل حادثة من الحوادث التالية:</w:t>
-            </w:r>
-          </w:p>
-          <w:p>
-            <w:pPr>
-              <w:bidi/>
-              <w:ind w:left="567"/>
-            </w:pPr>
-            <w:r>
-              <w:rPr>
-                <w:rtl/>
-              </w:rPr>
-              <w:t xml:space="preserve"/>
-            </w:r>
-            <w:r>
-              <w:rPr>
-                <w:b/>
-                <w:bCs/>
-                <w:rtl/>
-              </w:rPr>
-              <w:t xml:space="preserve">(أ)</w:t>
-            </w:r>
-            <w:r>
-              <w:rPr>
-                <w:rtl/>
-              </w:rPr>
-              <w:t xml:space="preserve"> </w:t>
-            </w:r>
-            <m:oMath>
-              <m:r>
-                <m:t>A</m:t>
-              </m:r>
-            </m:oMath>
-            <w:r>
-              <w:rPr>
-                <w:rtl/>
-              </w:rPr>
-              <w:t xml:space="preserve">: «القريصتان من نفس اللون».</w:t>
-            </w:r>
-          </w:p>
-          <w:p>
-            <w:pPr>
-              <w:bidi/>
-              <w:ind w:left="567"/>
-            </w:pPr>
-            <w:r>
-              <w:rPr>
-                <w:rtl/>
-              </w:rPr>
-              <w:t xml:space="preserve"/>
-            </w:r>
-            <w:r>
-              <w:rPr>
-                <w:b/>
-                <w:bCs/>
-                <w:rtl/>
-              </w:rPr>
-              <w:t xml:space="preserve">(ب)</w:t>
-            </w:r>
-            <w:r>
-              <w:rPr>
-                <w:rtl/>
-              </w:rPr>
-              <w:t xml:space="preserve"> </w:t>
-            </w:r>
-            <m:oMath>
-              <m:r>
-                <m:t>B</m:t>
-              </m:r>
-            </m:oMath>
-            <w:r>
-              <w:rPr>
-                <w:rtl/>
-              </w:rPr>
-              <w:t xml:space="preserve">: «مجموع الرقمين يساوي</w:t>
-            </w:r>
-            <w:r>
-              <w:rPr>
-                <w:rtl/>
-              </w:rPr>
-              <w:t xml:space="preserve"> </w:t>
-            </w:r>
-            <m:oMath>
-              <m:r>
-                <m:t>3</m:t>
-              </m:r>
-            </m:oMath>
-            <w:r>
-              <w:rPr>
-                <w:rtl/>
-              </w:rPr>
-              <w:t xml:space="preserve">».</w:t>
-            </w:r>
-          </w:p>
-          <w:p>
-            <w:pPr>
-              <w:bidi/>
-              <w:ind w:left="567"/>
-            </w:pPr>
-            <w:r>
-              <w:rPr>
-                <w:rtl/>
-              </w:rPr>
-              <w:t xml:space="preserve"/>
-            </w:r>
-            <w:r>
-              <w:rPr>
-                <w:b/>
-                <w:bCs/>
-                <w:rtl/>
-              </w:rPr>
-              <w:t xml:space="preserve">(جـ)</w:t>
-            </w:r>
-            <w:r>
-              <w:rPr>
-                <w:rtl/>
-              </w:rPr>
-              <w:t xml:space="preserve"> </w:t>
-            </w:r>
-            <m:oMath>
-              <m:r>
-                <m:t>C</m:t>
-              </m:r>
-            </m:oMath>
-            <w:r>
-              <w:rPr>
-                <w:rtl/>
-              </w:rPr>
-              <w:t xml:space="preserve">: «سحب قريصة خضراء على الأقل».</w:t>
-            </w:r>
-          </w:p>
-          <w:p>
-            <w:pPr>
-              <w:bidi/>
-              <w:ind w:left="567"/>
-            </w:pPr>
-            <w:r>
-              <w:rPr>
-                <w:rtl/>
-              </w:rPr>
-              <w:t xml:space="preserve"/>
-            </w:r>
-            <w:r>
-              <w:rPr>
-                <w:b/>
-                <w:bCs/>
-                <w:rtl/>
-              </w:rPr>
-              <w:t xml:space="preserve">(د)</w:t>
-            </w:r>
-            <w:r>
-              <w:rPr>
-                <w:rtl/>
-              </w:rPr>
-              <w:t xml:space="preserve"> </w:t>
-            </w:r>
-            <m:oMath>
-              <m:r>
-                <m:t>A</m:t>
-              </m:r>
-              <m:r>
-                <m:rPr>
-                  <m:sty m:val="p"/>
-                </m:rPr>
-                <m:t>∪</m:t>
-              </m:r>
-              <m:r>
-                <m:t>B</m:t>
-              </m:r>
-            </m:oMath>
-            <w:r>
-              <w:rPr>
-                <w:rtl/>
-              </w:rPr>
-              <w:t xml:space="preserve">.</w:t>
-            </w:r>
-          </w:p>
-          <w:p>
-            <w:pPr>
-              <w:bidi/>
-            </w:pPr>
-            <w:r>
-              <w:rPr>
-                <w:b/>
-                <w:bCs/>
-                <w:rtl/>
-              </w:rPr>
-              <w:t xml:space="preserve">3.</w:t>
-            </w:r>
-            <w:r>
-              <w:rPr>
-                <w:rtl/>
-              </w:rPr>
-              <w:t xml:space="preserve"> </w:t>
-            </w:r>
-            <w:r>
-              <w:rPr>
-                <w:rtl/>
-              </w:rPr>
-              <w:t xml:space="preserve">ليكن</w:t>
-            </w:r>
-            <w:r>
-              <w:rPr>
-                <w:rtl/>
-              </w:rPr>
-              <w:t xml:space="preserve"> </w:t>
-            </w:r>
-            <m:oMath>
-              <m:r>
-                <m:t>X</m:t>
-              </m:r>
-            </m:oMath>
-            <w:r>
-              <w:rPr>
-                <w:rtl/>
-              </w:rPr>
-              <w:t xml:space="preserve"> </w:t>
-            </w:r>
-            <w:r>
-              <w:rPr>
-                <w:rtl/>
-              </w:rPr>
-              <w:t xml:space="preserve">المتغير العشوائي الذي يرفق بكل سحبة مجموع الرقمين المسجلين على القريصتين.</w:t>
-            </w:r>
-          </w:p>
-          <w:p>
-            <w:pPr>
-              <w:bidi/>
-              <w:ind w:left="567"/>
-            </w:pPr>
-            <w:r>
-              <w:rPr>
-                <w:rtl/>
-              </w:rPr>
-              <w:t xml:space="preserve"/>
-            </w:r>
-            <w:r>
-              <w:rPr>
-                <w:b/>
-                <w:bCs/>
-                <w:rtl/>
-              </w:rPr>
-              <w:t xml:space="preserve">(أ)</w:t>
-            </w:r>
-            <w:r>
-              <w:rPr>
-                <w:rtl/>
-              </w:rPr>
-              <w:t xml:space="preserve"> </w:t>
-            </w:r>
-            <w:r>
-              <w:rPr>
-                <w:rtl/>
-              </w:rPr>
-              <w:t xml:space="preserve">عيّن القيم الممكنة للمتغير العشوائي</w:t>
-            </w:r>
-            <w:r>
-              <w:rPr>
-                <w:rtl/>
-              </w:rPr>
-              <w:t xml:space="preserve"> </w:t>
-            </w:r>
-            <m:oMath>
-              <m:r>
-                <m:t>X</m:t>
-              </m:r>
-            </m:oMath>
-            <w:r>
-              <w:rPr>
-                <w:rtl/>
-              </w:rPr>
-              <w:t xml:space="preserve"> </w:t>
-            </w:r>
-            <w:r>
-              <w:rPr>
-                <w:rtl/>
-              </w:rPr>
-              <w:t xml:space="preserve">، ثم عرّف قانون احتماله.</w:t>
-            </w:r>
-          </w:p>
-          <w:p>
-            <w:pPr>
-              <w:bidi/>
-              <w:ind w:left="567"/>
-            </w:pPr>
-            <w:r>
-              <w:rPr>
-                <w:rtl/>
-              </w:rPr>
-              <w:t xml:space="preserve"/>
-            </w:r>
-            <w:r>
-              <w:rPr>
-                <w:b/>
-                <w:bCs/>
-                <w:rtl/>
-              </w:rPr>
-              <w:t xml:space="preserve">(ب)</w:t>
-            </w:r>
-            <w:r>
-              <w:rPr>
-                <w:rtl/>
-              </w:rPr>
-              <w:t xml:space="preserve"> </w:t>
-            </w:r>
-            <w:r>
-              <w:rPr>
-                <w:rtl/>
-              </w:rPr>
-              <w:t xml:space="preserve">احسب الأمل الرياضياتي</w:t>
-            </w:r>
-            <w:r>
-              <w:rPr>
-                <w:rtl/>
-              </w:rPr>
-              <w:t xml:space="preserve"> </w:t>
-            </w:r>
-            <m:oMath>
-              <m:r>
-                <m:t>E</m:t>
+            <m:oMath>
+              <m:r>
+                <m:t>f</m:t>
+              </m:r>
+            </m:oMath>
+            <w:r>
+              <w:rPr>
+                <w:rtl/>
+              </w:rPr>
+              <w:t xml:space="preserve"> </w:t>
+            </w:r>
+            <w:r>
+              <w:rPr>
+                <w:rtl/>
+              </w:rPr>
+              <w:t xml:space="preserve">الدالة المعرّفة على</w:t>
+            </w:r>
+            <w:r>
+              <w:rPr>
+                <w:rtl/>
+              </w:rPr>
+              <w:t xml:space="preserve"> </w:t>
+            </w:r>
+            <m:oMath>
+              <m:r>
+                <m:rPr>
+                  <m:sty m:val="p"/>
+                  <m:scr m:val="double-struck"/>
+                </m:rPr>
+                <m:t>R</m:t>
+              </m:r>
+            </m:oMath>
+            <w:r>
+              <w:rPr>
+                <w:rtl/>
+              </w:rPr>
+              <w:t xml:space="preserve"> </w:t>
+            </w:r>
+            <w:r>
+              <w:rPr>
+                <w:rtl/>
+              </w:rPr>
+              <w:t xml:space="preserve">بـ:</w:t>
+            </w:r>
+            <w:r>
+              <w:rPr>
+                <w:rtl/>
+              </w:rPr>
+              <w:t xml:space="preserve"> </w:t>
+            </w:r>
+            <m:oMath>
+              <m:r>
+                <m:t>f</m:t>
               </m:r>
               <m:d>
                 <m:dPr>
@@ -2724,33 +1211,78 @@
                 </m:dPr>
                 <m:e>
                   <m:r>
-                    <m:t>X</m:t>
+                    <m:t>x</m:t>
                   </m:r>
                 </m:e>
               </m:d>
-            </m:oMath>
-            <w:r>
-              <w:rPr>
-                <w:rtl/>
-              </w:rPr>
-              <w:t xml:space="preserve"> </w:t>
-            </w:r>
-            <w:r>
-              <w:rPr>
-                <w:rtl/>
-              </w:rPr>
-              <w:t xml:space="preserve">، والتباين</w:t>
-            </w:r>
-            <w:r>
-              <w:rPr>
-                <w:rtl/>
-              </w:rPr>
-              <w:t xml:space="preserve"> </w:t>
-            </w:r>
-            <m:oMath>
-              <m:r>
-                <m:t>V</m:t>
-              </m:r>
+              <m:r>
+                <m:rPr>
+                  <m:sty m:val="p"/>
+                </m:rPr>
+                <m:t>=</m:t>
+              </m:r>
+              <m:sSup>
+                <m:e>
+                  <m:r>
+                    <m:t>x</m:t>
+                  </m:r>
+                </m:e>
+                <m:sup>
+                  <m:r>
+                    <m:t>3</m:t>
+                  </m:r>
+                </m:sup>
+              </m:sSup>
+              <m:r>
+                <m:rPr>
+                  <m:sty m:val="p"/>
+                </m:rPr>
+                <m:t>−</m:t>
+              </m:r>
+              <m:r>
+                <m:t>3</m:t>
+              </m:r>
+              <m:sSup>
+                <m:e>
+                  <m:r>
+                    <m:t>x</m:t>
+                  </m:r>
+                </m:e>
+                <m:sup>
+                  <m:r>
+                    <m:t>2</m:t>
+                  </m:r>
+                </m:sup>
+              </m:sSup>
+              <m:r>
+                <m:rPr>
+                  <m:sty m:val="p"/>
+                </m:rPr>
+                <m:t>+</m:t>
+              </m:r>
+              <m:r>
+                <m:t>4</m:t>
+              </m:r>
+            </m:oMath>
+            <w:r>
+              <w:rPr>
+                <w:rtl/>
+              </w:rPr>
+              <w:t xml:space="preserve"> </w:t>
+            </w:r>
+            <w:r>
+              <w:rPr>
+                <w:rtl/>
+              </w:rPr>
+              <w:t xml:space="preserve">، و</w:t>
+            </w:r>
+            <w:r>
+              <w:rPr>
+                <w:rtl/>
+              </w:rPr>
+              <w:t xml:space="preserve"> </w:t>
+            </w:r>
+            <m:oMath>
               <m:d>
                 <m:dPr>
                   <m:begChr m:val="("/>
@@ -2759,9 +1291,18 @@
                   <m:grow/>
                 </m:dPr>
                 <m:e>
-                  <m:r>
-                    <m:t>X</m:t>
-                  </m:r>
+                  <m:sSub>
+                    <m:e>
+                      <m:r>
+                        <m:t>C</m:t>
+                      </m:r>
+                    </m:e>
+                    <m:sub>
+                      <m:r>
+                        <m:t>f</m:t>
+                      </m:r>
+                    </m:sub>
+                  </m:sSub>
                 </m:e>
               </m:d>
             </m:oMath>
@@ -2775,18 +1316,15 @@
               <w:rPr>
                 <w:rtl/>
               </w:rPr>
-              <w:t xml:space="preserve">، والانحراف المعياري</w:t>
-            </w:r>
-            <w:r>
-              <w:rPr>
-                <w:rtl/>
-              </w:rPr>
-              <w:t xml:space="preserve"> </w:t>
-            </w:r>
-            <m:oMath>
-              <m:r>
-                <m:t>σ</m:t>
-              </m:r>
+              <w:t xml:space="preserve">تمثيلها البياني في معلم متعامد ومتجانس</w:t>
+            </w:r>
+            <w:r>
+              <w:rPr>
+                <w:rtl/>
+              </w:rPr>
+              <w:t xml:space="preserve"> </w:t>
+            </w:r>
+            <m:oMath>
               <m:d>
                 <m:dPr>
                   <m:begChr m:val="("/>
@@ -2796,10 +1334,1892 @@
                 </m:dPr>
                 <m:e>
                   <m:r>
+                    <m:t>O</m:t>
+                  </m:r>
+                  <m:r>
+                    <m:rPr>
+                      <m:sty m:val="p"/>
+                    </m:rPr>
+                    <m:t>;</m:t>
+                  </m:r>
+                  <m:acc>
+                    <m:accPr>
+                      <m:chr m:val="⃗"/>
+                    </m:accPr>
+                    <m:e>
+                      <m:r>
+                        <m:t>i</m:t>
+                      </m:r>
+                    </m:e>
+                  </m:acc>
+                  <m:r>
+                    <m:rPr>
+                      <m:sty m:val="p"/>
+                    </m:rPr>
+                    <m:t>,</m:t>
+                  </m:r>
+                  <m:acc>
+                    <m:accPr>
+                      <m:chr m:val="⃗"/>
+                    </m:accPr>
+                    <m:e>
+                      <m:r>
+                        <m:t>j</m:t>
+                      </m:r>
+                    </m:e>
+                  </m:acc>
+                </m:e>
+              </m:d>
+            </m:oMath>
+            <w:r>
+              <w:rPr>
+                <w:rtl/>
+              </w:rPr>
+              <w:t xml:space="preserve">.</w:t>
+            </w:r>
+          </w:p>
+          <w:p>
+            <w:pPr>
+              <w:bidi/>
+            </w:pPr>
+            <w:r>
+              <w:rPr>
+                <w:b/>
+                <w:bCs/>
+                <w:rtl/>
+              </w:rPr>
+              <w:t xml:space="preserve">1.</w:t>
+            </w:r>
+            <w:r>
+              <w:rPr>
+                <w:rtl/>
+              </w:rPr>
+              <w:t xml:space="preserve"> </w:t>
+            </w:r>
+            <w:r>
+              <w:rPr>
+                <w:rtl/>
+              </w:rPr>
+              <w:t xml:space="preserve">باستعمال تعريف العدد المشتق ، بيّن أن</w:t>
+            </w:r>
+            <w:r>
+              <w:rPr>
+                <w:rtl/>
+              </w:rPr>
+              <w:t xml:space="preserve"> </w:t>
+            </w:r>
+            <m:oMath>
+              <m:r>
+                <m:t>f</m:t>
+              </m:r>
+            </m:oMath>
+            <w:r>
+              <w:rPr>
+                <w:rtl/>
+              </w:rPr>
+              <w:t xml:space="preserve"> </w:t>
+            </w:r>
+            <w:r>
+              <w:rPr>
+                <w:rtl/>
+              </w:rPr>
+              <w:t xml:space="preserve">قابلة للاشتقاق عند</w:t>
+            </w:r>
+            <w:r>
+              <w:rPr>
+                <w:rtl/>
+              </w:rPr>
+              <w:t xml:space="preserve"> </w:t>
+            </w:r>
+            <m:oMath>
+              <m:r>
+                <m:t>1</m:t>
+              </m:r>
+            </m:oMath>
+            <w:r>
+              <w:rPr>
+                <w:rtl/>
+              </w:rPr>
+              <w:t xml:space="preserve"> </w:t>
+            </w:r>
+            <w:r>
+              <w:rPr>
+                <w:rtl/>
+              </w:rPr>
+              <w:t xml:space="preserve">وأن:</w:t>
+            </w:r>
+            <w:r>
+              <w:rPr>
+                <w:rtl/>
+              </w:rPr>
+              <w:t xml:space="preserve"> </w:t>
+            </w:r>
+            <m:oMath>
+              <m:sSup>
+                <m:e>
+                  <m:r>
+                    <m:t>f</m:t>
+                  </m:r>
+                </m:e>
+                <m:sup>
+                  <m:r>
+                    <m:rPr>
+                      <m:sty m:val="p"/>
+                    </m:rPr>
+                    <m:t>′</m:t>
+                  </m:r>
+                </m:sup>
+              </m:sSup>
+              <m:d>
+                <m:dPr>
+                  <m:begChr m:val="("/>
+                  <m:endChr m:val=")"/>
+                  <m:sepChr m:val=""/>
+                  <m:grow/>
+                </m:dPr>
+                <m:e>
+                  <m:r>
+                    <m:t>1</m:t>
+                  </m:r>
+                </m:e>
+              </m:d>
+              <m:r>
+                <m:rPr>
+                  <m:sty m:val="p"/>
+                </m:rPr>
+                <m:t>=</m:t>
+              </m:r>
+              <m:r>
+                <m:rPr>
+                  <m:sty m:val="p"/>
+                </m:rPr>
+                <m:t>−</m:t>
+              </m:r>
+              <m:r>
+                <m:t>3</m:t>
+              </m:r>
+            </m:oMath>
+            <w:r>
+              <w:rPr>
+                <w:rtl/>
+              </w:rPr>
+              <w:t xml:space="preserve">.</w:t>
+            </w:r>
+          </w:p>
+          <w:p>
+            <w:pPr>
+              <w:bidi/>
+            </w:pPr>
+            <w:r>
+              <w:rPr>
+                <w:b/>
+                <w:bCs/>
+                <w:rtl/>
+              </w:rPr>
+              <w:t xml:space="preserve">2.</w:t>
+            </w:r>
+            <w:r>
+              <w:rPr>
+                <w:rtl/>
+              </w:rPr>
+              <w:t xml:space="preserve"> </w:t>
+            </w:r>
+            <w:r>
+              <w:rPr>
+                <w:rtl/>
+              </w:rPr>
+              <w:t xml:space="preserve">اكتب معادلة للمماس</w:t>
+            </w:r>
+            <w:r>
+              <w:rPr>
+                <w:rtl/>
+              </w:rPr>
+              <w:t xml:space="preserve"> </w:t>
+            </w:r>
+            <m:oMath>
+              <m:d>
+                <m:dPr>
+                  <m:begChr m:val="("/>
+                  <m:endChr m:val=")"/>
+                  <m:sepChr m:val=""/>
+                  <m:grow/>
+                </m:dPr>
+                <m:e>
+                  <m:r>
+                    <m:t>T</m:t>
+                  </m:r>
+                </m:e>
+              </m:d>
+            </m:oMath>
+            <w:r>
+              <w:rPr>
+                <w:rtl/>
+              </w:rPr>
+              <w:t xml:space="preserve"> </w:t>
+            </w:r>
+            <w:r>
+              <w:rPr>
+                <w:rtl/>
+              </w:rPr>
+              <w:t xml:space="preserve">للمنحنى</w:t>
+            </w:r>
+            <w:r>
+              <w:rPr>
+                <w:rtl/>
+              </w:rPr>
+              <w:t xml:space="preserve"> </w:t>
+            </w:r>
+            <m:oMath>
+              <m:d>
+                <m:dPr>
+                  <m:begChr m:val="("/>
+                  <m:endChr m:val=")"/>
+                  <m:sepChr m:val=""/>
+                  <m:grow/>
+                </m:dPr>
+                <m:e>
+                  <m:sSub>
+                    <m:e>
+                      <m:r>
+                        <m:t>C</m:t>
+                      </m:r>
+                    </m:e>
+                    <m:sub>
+                      <m:r>
+                        <m:t>f</m:t>
+                      </m:r>
+                    </m:sub>
+                  </m:sSub>
+                </m:e>
+              </m:d>
+            </m:oMath>
+            <w:r>
+              <w:rPr>
+                <w:rtl/>
+              </w:rPr>
+              <w:t xml:space="preserve"> </w:t>
+            </w:r>
+            <w:r>
+              <w:rPr>
+                <w:rtl/>
+              </w:rPr>
+              <w:t xml:space="preserve">عند النقطة ذات الفاصلة</w:t>
+            </w:r>
+            <w:r>
+              <w:rPr>
+                <w:rtl/>
+              </w:rPr>
+              <w:t xml:space="preserve"> </w:t>
+            </w:r>
+            <m:oMath>
+              <m:r>
+                <m:t>1</m:t>
+              </m:r>
+            </m:oMath>
+            <w:r>
+              <w:rPr>
+                <w:rtl/>
+              </w:rPr>
+              <w:t xml:space="preserve"> </w:t>
+            </w:r>
+            <w:r>
+              <w:rPr>
+                <w:rtl/>
+              </w:rPr>
+              <w:t xml:space="preserve">، ثم استنتج قيمة تقريبية للعدد</w:t>
+            </w:r>
+            <w:r>
+              <w:rPr>
+                <w:rtl/>
+              </w:rPr>
+              <w:t xml:space="preserve"> </w:t>
+            </w:r>
+            <m:oMath>
+              <m:r>
+                <m:t>f</m:t>
+              </m:r>
+              <m:d>
+                <m:dPr>
+                  <m:begChr m:val="("/>
+                  <m:endChr m:val=")"/>
+                  <m:sepChr m:val=""/>
+                  <m:grow/>
+                </m:dPr>
+                <m:e>
+                  <m:r>
+                    <m:t>1</m:t>
+                  </m:r>
+                  <m:r>
+                    <m:rPr>
+                      <m:sty m:val="p"/>
+                    </m:rPr>
+                    <m:t>,</m:t>
+                  </m:r>
+                  <m:r>
+                    <m:t>002</m:t>
+                  </m:r>
+                </m:e>
+              </m:d>
+            </m:oMath>
+            <w:r>
+              <w:rPr>
+                <w:rtl/>
+              </w:rPr>
+              <w:t xml:space="preserve">.</w:t>
+            </w:r>
+          </w:p>
+          <w:p>
+            <w:pPr>
+              <w:bidi/>
+            </w:pPr>
+            <w:r>
+              <w:rPr>
+                <w:b/>
+                <w:bCs/>
+                <w:rtl/>
+              </w:rPr>
+              <w:t xml:space="preserve">3.</w:t>
+            </w:r>
+            <w:r>
+              <w:rPr>
+                <w:rtl/>
+              </w:rPr>
+              <w:t xml:space="preserve"> </w:t>
+            </w:r>
+            <w:r>
+              <w:rPr>
+                <w:rtl/>
+              </w:rPr>
+              <w:t xml:space="preserve">احسب</w:t>
+            </w:r>
+            <w:r>
+              <w:rPr>
+                <w:rtl/>
+              </w:rPr>
+              <w:t xml:space="preserve"> </w:t>
+            </w:r>
+            <m:oMath>
+              <m:sSup>
+                <m:e>
+                  <m:r>
+                    <m:t>f</m:t>
+                  </m:r>
+                </m:e>
+                <m:sup>
+                  <m:r>
+                    <m:rPr>
+                      <m:sty m:val="p"/>
+                    </m:rPr>
+                    <m:t>′</m:t>
+                  </m:r>
+                </m:sup>
+              </m:sSup>
+              <m:d>
+                <m:dPr>
+                  <m:begChr m:val="("/>
+                  <m:endChr m:val=")"/>
+                  <m:sepChr m:val=""/>
+                  <m:grow/>
+                </m:dPr>
+                <m:e>
+                  <m:r>
+                    <m:t>x</m:t>
+                  </m:r>
+                </m:e>
+              </m:d>
+            </m:oMath>
+            <w:r>
+              <w:rPr>
+                <w:rtl/>
+              </w:rPr>
+              <w:t xml:space="preserve"> </w:t>
+            </w:r>
+            <w:r>
+              <w:rPr>
+                <w:rtl/>
+              </w:rPr>
+              <w:t xml:space="preserve">، ثم ادرس اتجاه تغيّر الدالة</w:t>
+            </w:r>
+            <w:r>
+              <w:rPr>
+                <w:rtl/>
+              </w:rPr>
+              <w:t xml:space="preserve"> </w:t>
+            </w:r>
+            <m:oMath>
+              <m:r>
+                <m:t>f</m:t>
+              </m:r>
+            </m:oMath>
+            <w:r>
+              <w:rPr>
+                <w:rtl/>
+              </w:rPr>
+              <w:t xml:space="preserve"> </w:t>
+            </w:r>
+            <w:r>
+              <w:rPr>
+                <w:rtl/>
+              </w:rPr>
+              <w:t xml:space="preserve">وشكّل جدول تغيّراتها (دون حساب النهايات) ، وعيّن قيمها الحدية المحلية.</w:t>
+            </w:r>
+          </w:p>
+          <w:p>
+            <w:pPr>
+              <w:bidi/>
+            </w:pPr>
+            <w:r>
+              <w:rPr>
+                <w:b/>
+                <w:bCs/>
+                <w:rtl/>
+              </w:rPr>
+              <w:t xml:space="preserve">4.</w:t>
+            </w:r>
+            <w:r>
+              <w:rPr>
+                <w:rtl/>
+              </w:rPr>
+              <w:t xml:space="preserve"> </w:t>
+            </w:r>
+            <w:r>
+              <w:rPr>
+                <w:rtl/>
+              </w:rPr>
+              <w:t xml:space="preserve">تحقّق أنه من أجل كل عدد حقيقي</w:t>
+            </w:r>
+            <w:r>
+              <w:rPr>
+                <w:rtl/>
+              </w:rPr>
+              <w:t xml:space="preserve"> </w:t>
+            </w:r>
+            <m:oMath>
+              <m:r>
+                <m:t>x</m:t>
+              </m:r>
+            </m:oMath>
+            <w:r>
+              <w:rPr>
+                <w:rtl/>
+              </w:rPr>
+              <w:t xml:space="preserve">:</w:t>
+            </w:r>
+            <w:r>
+              <w:rPr>
+                <w:rtl/>
+              </w:rPr>
+              <w:t xml:space="preserve"> </w:t>
+            </w:r>
+            <m:oMath>
+              <m:r>
+                <m:t>f</m:t>
+              </m:r>
+              <m:d>
+                <m:dPr>
+                  <m:begChr m:val="("/>
+                  <m:endChr m:val=")"/>
+                  <m:sepChr m:val=""/>
+                  <m:grow/>
+                </m:dPr>
+                <m:e>
+                  <m:r>
+                    <m:t>x</m:t>
+                  </m:r>
+                </m:e>
+              </m:d>
+              <m:r>
+                <m:rPr>
+                  <m:sty m:val="p"/>
+                </m:rPr>
+                <m:t>=</m:t>
+              </m:r>
+              <m:sSup>
+                <m:e>
+                  <m:d>
+                    <m:dPr>
+                      <m:begChr m:val="("/>
+                      <m:endChr m:val=")"/>
+                      <m:sepChr m:val=""/>
+                      <m:grow/>
+                    </m:dPr>
+                    <m:e>
+                      <m:r>
+                        <m:t>x</m:t>
+                      </m:r>
+                      <m:r>
+                        <m:rPr>
+                          <m:sty m:val="p"/>
+                        </m:rPr>
+                        <m:t>−</m:t>
+                      </m:r>
+                      <m:r>
+                        <m:t>2</m:t>
+                      </m:r>
+                    </m:e>
+                  </m:d>
+                </m:e>
+                <m:sup>
+                  <m:r>
+                    <m:t>2</m:t>
+                  </m:r>
+                </m:sup>
+              </m:sSup>
+              <m:d>
+                <m:dPr>
+                  <m:begChr m:val="("/>
+                  <m:endChr m:val=")"/>
+                  <m:sepChr m:val=""/>
+                  <m:grow/>
+                </m:dPr>
+                <m:e>
+                  <m:r>
+                    <m:t>x</m:t>
+                  </m:r>
+                  <m:r>
+                    <m:rPr>
+                      <m:sty m:val="p"/>
+                    </m:rPr>
+                    <m:t>+</m:t>
+                  </m:r>
+                  <m:r>
+                    <m:t>1</m:t>
+                  </m:r>
+                </m:e>
+              </m:d>
+            </m:oMath>
+            <w:r>
+              <w:rPr>
+                <w:rtl/>
+              </w:rPr>
+              <w:t xml:space="preserve"> </w:t>
+            </w:r>
+            <w:r>
+              <w:rPr>
+                <w:rtl/>
+              </w:rPr>
+              <w:t xml:space="preserve">، ثم ادرس وضعية</w:t>
+            </w:r>
+            <w:r>
+              <w:rPr>
+                <w:rtl/>
+              </w:rPr>
+              <w:t xml:space="preserve"> </w:t>
+            </w:r>
+            <m:oMath>
+              <m:d>
+                <m:dPr>
+                  <m:begChr m:val="("/>
+                  <m:endChr m:val=")"/>
+                  <m:sepChr m:val=""/>
+                  <m:grow/>
+                </m:dPr>
+                <m:e>
+                  <m:sSub>
+                    <m:e>
+                      <m:r>
+                        <m:t>C</m:t>
+                      </m:r>
+                    </m:e>
+                    <m:sub>
+                      <m:r>
+                        <m:t>f</m:t>
+                      </m:r>
+                    </m:sub>
+                  </m:sSub>
+                </m:e>
+              </m:d>
+            </m:oMath>
+            <w:r>
+              <w:rPr>
+                <w:rtl/>
+              </w:rPr>
+              <w:t xml:space="preserve"> </w:t>
+            </w:r>
+            <w:r>
+              <w:rPr>
+                <w:rtl/>
+              </w:rPr>
+              <w:t xml:space="preserve">بالنسبة إلى محور الفواصل.</w:t>
+            </w:r>
+          </w:p>
+          <w:p>
+            <w:pPr>
+              <w:bidi/>
+            </w:pPr>
+            <w:r>
+              <w:rPr>
+                <w:b/>
+                <w:bCs/>
+                <w:rtl/>
+              </w:rPr>
+              <w:t xml:space="preserve">5.</w:t>
+            </w:r>
+            <w:r>
+              <w:rPr>
+                <w:rtl/>
+              </w:rPr>
+              <w:t xml:space="preserve"> </w:t>
+            </w:r>
+            <w:r>
+              <w:rPr>
+                <w:rtl/>
+              </w:rPr>
+              <w:t xml:space="preserve">بيّن أنه من أجل كل عدد حقيقي</w:t>
+            </w:r>
+            <w:r>
+              <w:rPr>
+                <w:rtl/>
+              </w:rPr>
+              <w:t xml:space="preserve"> </w:t>
+            </w:r>
+            <m:oMath>
+              <m:r>
+                <m:t>x</m:t>
+              </m:r>
+            </m:oMath>
+            <w:r>
+              <w:rPr>
+                <w:rtl/>
+              </w:rPr>
+              <w:t xml:space="preserve">:</w:t>
+            </w:r>
+            <w:r>
+              <w:rPr>
+                <w:rtl/>
+              </w:rPr>
+              <w:t xml:space="preserve"> </w:t>
+            </w:r>
+            <m:oMath>
+              <m:r>
+                <m:t>f</m:t>
+              </m:r>
+              <m:d>
+                <m:dPr>
+                  <m:begChr m:val="("/>
+                  <m:endChr m:val=")"/>
+                  <m:sepChr m:val=""/>
+                  <m:grow/>
+                </m:dPr>
+                <m:e>
+                  <m:r>
+                    <m:t>x</m:t>
+                  </m:r>
+                </m:e>
+              </m:d>
+              <m:r>
+                <m:rPr>
+                  <m:sty m:val="p"/>
+                </m:rPr>
+                <m:t>−</m:t>
+              </m:r>
+              <m:d>
+                <m:dPr>
+                  <m:begChr m:val="("/>
+                  <m:endChr m:val=")"/>
+                  <m:sepChr m:val=""/>
+                  <m:grow/>
+                </m:dPr>
+                <m:e>
+                  <m:r>
+                    <m:rPr>
+                      <m:sty m:val="p"/>
+                    </m:rPr>
+                    <m:t>−</m:t>
+                  </m:r>
+                  <m:r>
+                    <m:t>3</m:t>
+                  </m:r>
+                  <m:r>
+                    <m:t>x</m:t>
+                  </m:r>
+                  <m:r>
+                    <m:rPr>
+                      <m:sty m:val="p"/>
+                    </m:rPr>
+                    <m:t>+</m:t>
+                  </m:r>
+                  <m:r>
+                    <m:t>5</m:t>
+                  </m:r>
+                </m:e>
+              </m:d>
+              <m:r>
+                <m:rPr>
+                  <m:sty m:val="p"/>
+                </m:rPr>
+                <m:t>=</m:t>
+              </m:r>
+              <m:sSup>
+                <m:e>
+                  <m:d>
+                    <m:dPr>
+                      <m:begChr m:val="("/>
+                      <m:endChr m:val=")"/>
+                      <m:sepChr m:val=""/>
+                      <m:grow/>
+                    </m:dPr>
+                    <m:e>
+                      <m:r>
+                        <m:t>x</m:t>
+                      </m:r>
+                      <m:r>
+                        <m:rPr>
+                          <m:sty m:val="p"/>
+                        </m:rPr>
+                        <m:t>−</m:t>
+                      </m:r>
+                      <m:r>
+                        <m:t>1</m:t>
+                      </m:r>
+                    </m:e>
+                  </m:d>
+                </m:e>
+                <m:sup>
+                  <m:r>
+                    <m:t>3</m:t>
+                  </m:r>
+                </m:sup>
+              </m:sSup>
+            </m:oMath>
+            <w:r>
+              <w:rPr>
+                <w:rtl/>
+              </w:rPr>
+              <w:t xml:space="preserve"> </w:t>
+            </w:r>
+            <w:r>
+              <w:rPr>
+                <w:rtl/>
+              </w:rPr>
+              <w:t xml:space="preserve">، ثم ادرس وضعية</w:t>
+            </w:r>
+            <w:r>
+              <w:rPr>
+                <w:rtl/>
+              </w:rPr>
+              <w:t xml:space="preserve"> </w:t>
+            </w:r>
+            <m:oMath>
+              <m:d>
+                <m:dPr>
+                  <m:begChr m:val="("/>
+                  <m:endChr m:val=")"/>
+                  <m:sepChr m:val=""/>
+                  <m:grow/>
+                </m:dPr>
+                <m:e>
+                  <m:sSub>
+                    <m:e>
+                      <m:r>
+                        <m:t>C</m:t>
+                      </m:r>
+                    </m:e>
+                    <m:sub>
+                      <m:r>
+                        <m:t>f</m:t>
+                      </m:r>
+                    </m:sub>
+                  </m:sSub>
+                </m:e>
+              </m:d>
+            </m:oMath>
+            <w:r>
+              <w:rPr>
+                <w:rtl/>
+              </w:rPr>
+              <w:t xml:space="preserve"> </w:t>
+            </w:r>
+            <w:r>
+              <w:rPr>
+                <w:rtl/>
+              </w:rPr>
+              <w:t xml:space="preserve">بالنسبة إلى المماس</w:t>
+            </w:r>
+            <w:r>
+              <w:rPr>
+                <w:rtl/>
+              </w:rPr>
+              <w:t xml:space="preserve"> </w:t>
+            </w:r>
+            <m:oMath>
+              <m:d>
+                <m:dPr>
+                  <m:begChr m:val="("/>
+                  <m:endChr m:val=")"/>
+                  <m:sepChr m:val=""/>
+                  <m:grow/>
+                </m:dPr>
+                <m:e>
+                  <m:r>
+                    <m:t>T</m:t>
+                  </m:r>
+                </m:e>
+              </m:d>
+            </m:oMath>
+            <w:r>
+              <w:rPr>
+                <w:rtl/>
+              </w:rPr>
+              <w:t xml:space="preserve">.</w:t>
+            </w:r>
+          </w:p>
+          <w:p>
+            <w:pPr>
+              <w:bidi/>
+            </w:pPr>
+            <w:r>
+              <w:rPr>
+                <w:b/>
+                <w:bCs/>
+                <w:rtl/>
+              </w:rPr>
+              <w:t xml:space="preserve">6.</w:t>
+            </w:r>
+            <w:r>
+              <w:rPr>
+                <w:rtl/>
+              </w:rPr>
+              <w:t xml:space="preserve"> </w:t>
+            </w:r>
+            <w:r>
+              <w:rPr>
+                <w:rtl/>
+              </w:rPr>
+              <w:t xml:space="preserve">عيّن فواصل النقط من</w:t>
+            </w:r>
+            <w:r>
+              <w:rPr>
+                <w:rtl/>
+              </w:rPr>
+              <w:t xml:space="preserve"> </w:t>
+            </w:r>
+            <m:oMath>
+              <m:d>
+                <m:dPr>
+                  <m:begChr m:val="("/>
+                  <m:endChr m:val=")"/>
+                  <m:sepChr m:val=""/>
+                  <m:grow/>
+                </m:dPr>
+                <m:e>
+                  <m:sSub>
+                    <m:e>
+                      <m:r>
+                        <m:t>C</m:t>
+                      </m:r>
+                    </m:e>
+                    <m:sub>
+                      <m:r>
+                        <m:t>f</m:t>
+                      </m:r>
+                    </m:sub>
+                  </m:sSub>
+                </m:e>
+              </m:d>
+            </m:oMath>
+            <w:r>
+              <w:rPr>
+                <w:rtl/>
+              </w:rPr>
+              <w:t xml:space="preserve"> </w:t>
+            </w:r>
+            <w:r>
+              <w:rPr>
+                <w:rtl/>
+              </w:rPr>
+              <w:t xml:space="preserve">التي يكون فيها المماس موازياً للمستقيم ذي المعادلة</w:t>
+            </w:r>
+            <w:r>
+              <w:rPr>
+                <w:rtl/>
+              </w:rPr>
+              <w:t xml:space="preserve"> </w:t>
+            </w:r>
+            <m:oMath>
+              <m:r>
+                <m:t>y</m:t>
+              </m:r>
+              <m:r>
+                <m:rPr>
+                  <m:sty m:val="p"/>
+                </m:rPr>
+                <m:t>=</m:t>
+              </m:r>
+              <m:r>
+                <m:t>9</m:t>
+              </m:r>
+              <m:r>
+                <m:t>x</m:t>
+              </m:r>
+            </m:oMath>
+            <w:r>
+              <w:rPr>
+                <w:rtl/>
+              </w:rPr>
+              <w:t xml:space="preserve">.</w:t>
+            </w:r>
+          </w:p>
+          <w:p>
+            <w:pPr>
+              <w:bidi/>
+            </w:pPr>
+            <w:r>
+              <w:rPr>
+                <w:b/>
+                <w:bCs/>
+                <w:rtl/>
+              </w:rPr>
+              <w:t xml:space="preserve">7.</w:t>
+            </w:r>
+            <w:r>
+              <w:rPr>
+                <w:rtl/>
+              </w:rPr>
+              <w:t xml:space="preserve"> </w:t>
+            </w:r>
+            <w:r>
+              <w:rPr>
+                <w:b/>
+                <w:bCs/>
+                <w:rtl/>
+              </w:rPr>
+              <w:t xml:space="preserve">(سؤال تميّز)</w:t>
+            </w:r>
+            <w:r>
+              <w:rPr>
+                <w:rtl/>
+              </w:rPr>
+              <w:t xml:space="preserve"> </w:t>
+            </w:r>
+            <w:r>
+              <w:rPr>
+                <w:rtl/>
+              </w:rPr>
+              <w:t xml:space="preserve">بيّن أن النقطة</w:t>
+            </w:r>
+            <w:r>
+              <w:rPr>
+                <w:rtl/>
+              </w:rPr>
+              <w:t xml:space="preserve"> </w:t>
+            </w:r>
+            <m:oMath>
+              <m:r>
+                <m:t>Ω</m:t>
+              </m:r>
+              <m:d>
+                <m:dPr>
+                  <m:begChr m:val="("/>
+                  <m:endChr m:val=")"/>
+                  <m:sepChr m:val=""/>
+                  <m:grow/>
+                </m:dPr>
+                <m:e>
+                  <m:r>
+                    <m:t>1</m:t>
+                  </m:r>
+                  <m:r>
+                    <m:rPr>
+                      <m:sty m:val="p"/>
+                    </m:rPr>
+                    <m:t>;</m:t>
+                  </m:r>
+                  <m:r>
+                    <m:t>2</m:t>
+                  </m:r>
+                </m:e>
+              </m:d>
+            </m:oMath>
+            <w:r>
+              <w:rPr>
+                <w:rtl/>
+              </w:rPr>
+              <w:t xml:space="preserve"> </w:t>
+            </w:r>
+            <w:r>
+              <w:rPr>
+                <w:rtl/>
+              </w:rPr>
+              <w:t xml:space="preserve">مركز تناظر للمنحنى</w:t>
+            </w:r>
+            <w:r>
+              <w:rPr>
+                <w:rtl/>
+              </w:rPr>
+              <w:t xml:space="preserve"> </w:t>
+            </w:r>
+            <m:oMath>
+              <m:d>
+                <m:dPr>
+                  <m:begChr m:val="("/>
+                  <m:endChr m:val=")"/>
+                  <m:sepChr m:val=""/>
+                  <m:grow/>
+                </m:dPr>
+                <m:e>
+                  <m:sSub>
+                    <m:e>
+                      <m:r>
+                        <m:t>C</m:t>
+                      </m:r>
+                    </m:e>
+                    <m:sub>
+                      <m:r>
+                        <m:t>f</m:t>
+                      </m:r>
+                    </m:sub>
+                  </m:sSub>
+                </m:e>
+              </m:d>
+            </m:oMath>
+            <w:r>
+              <w:rPr>
+                <w:rtl/>
+              </w:rPr>
+              <w:t xml:space="preserve">.</w:t>
+            </w:r>
+          </w:p>
+        </w:tc>
+      </w:tr>
+    </w:tbl>
+    <w:p>
+      <w:pPr>
+        <w:bidi/>
+        <w:spacing w:before="0" w:after="0"/>
+      </w:pPr>
+    </w:p>
+    <w:tbl>
+      <w:tblPr>
+        <w:tblW w:w="9864" w:type="dxa"/>
+        <w:jc w:val="center"/>
+        <w:tblBorders>
+          <w:top w:val="single" w:sz="10" w:space="0" w:color="192E53"/>
+          <w:left w:val="single" w:sz="10" w:space="0" w:color="192E53"/>
+          <w:bottom w:val="single" w:sz="10" w:space="0" w:color="192E53"/>
+          <w:right w:val="single" w:sz="10" w:space="0" w:color="192E53"/>
+          <w:insideH w:val="single" w:sz="10" w:space="0" w:color="192E53"/>
+        </w:tblBorders>
+        <w:tblLayout w:type="fixed"/>
+        <w:tblCellMar>
+          <w:top w:w="40" w:type="dxa"/>
+          <w:left w:w="140" w:type="dxa"/>
+          <w:bottom w:w="60" w:type="dxa"/>
+          <w:right w:w="140" w:type="dxa"/>
+        </w:tblCellMar>
+      </w:tblPr>
+      <w:tblGrid>
+        <w:gridCol w:w="9864"/>
+      </w:tblGrid>
+      <w:tr>
+        <w:trPr>
+          <w:cantSplit/>
+        </w:trPr>
+        <w:tc>
+          <w:tcPr>
+            <w:tcW w:w="9864" w:type="dxa"/>
+            <w:shd w:val="clear" w:color="auto" w:fill="192E53"/>
+          </w:tcPr>
+          <w:p>
+            <w:pPr>
+              <w:keepNext/>
+              <w:bidi/>
+              <w:spacing w:before="0" w:after="0"/>
+            </w:pPr>
+            <w:r>
+              <w:rPr>
+                <w:b/>
+                <w:bCs/>
+                <w:color w:val="FFFFFF"/>
+                <w:rtl/>
+              </w:rPr>
+              <w:t xml:space="preserve">التمرين 3: الاحتمالات (07 نقاط)</w:t>
+            </w:r>
+          </w:p>
+        </w:tc>
+      </w:tr>
+      <w:tr>
+        <w:tc>
+          <w:tcPr>
+            <w:tcW w:w="9864" w:type="dxa"/>
+            <w:shd w:val="clear" w:color="auto" w:fill="F4F5F7"/>
+          </w:tcPr>
+          <w:p>
+            <w:pPr>
+              <w:bidi/>
+            </w:pPr>
+            <w:r>
+              <w:rPr>
+                <w:rtl/>
+              </w:rPr>
+              <w:t xml:space="preserve">يحتوي صندوق على</w:t>
+            </w:r>
+            <w:r>
+              <w:rPr>
+                <w:rtl/>
+              </w:rPr>
+              <w:t xml:space="preserve"> </w:t>
+            </w:r>
+            <m:oMath>
+              <m:r>
+                <m:t>5</m:t>
+              </m:r>
+            </m:oMath>
+            <w:r>
+              <w:rPr>
+                <w:rtl/>
+              </w:rPr>
+              <w:t xml:space="preserve"> </w:t>
+            </w:r>
+            <w:r>
+              <w:rPr>
+                <w:rtl/>
+              </w:rPr>
+              <w:t xml:space="preserve">قريصات متماثلة لا نفرّق بينها باللمس: ثلاث حمراء تحمل الأرقام</w:t>
+            </w:r>
+            <w:r>
+              <w:rPr>
+                <w:rtl/>
+              </w:rPr>
+              <w:t xml:space="preserve"> </w:t>
+            </w:r>
+            <m:oMath>
+              <m:r>
+                <m:t>1</m:t>
+              </m:r>
+            </m:oMath>
+            <w:r>
+              <w:rPr>
+                <w:rtl/>
+              </w:rPr>
+              <w:t xml:space="preserve"> </w:t>
+            </w:r>
+            <w:r>
+              <w:rPr>
+                <w:rtl/>
+              </w:rPr>
+              <w:t xml:space="preserve">،</w:t>
+            </w:r>
+            <w:r>
+              <w:rPr>
+                <w:rtl/>
+              </w:rPr>
+              <w:t xml:space="preserve"> </w:t>
+            </w:r>
+            <m:oMath>
+              <m:r>
+                <m:t>2</m:t>
+              </m:r>
+            </m:oMath>
+            <w:r>
+              <w:rPr>
+                <w:rtl/>
+              </w:rPr>
+              <w:t xml:space="preserve"> </w:t>
+            </w:r>
+            <w:r>
+              <w:rPr>
+                <w:rtl/>
+              </w:rPr>
+              <w:t xml:space="preserve">،</w:t>
+            </w:r>
+            <w:r>
+              <w:rPr>
+                <w:rtl/>
+              </w:rPr>
+              <w:t xml:space="preserve"> </w:t>
+            </w:r>
+            <m:oMath>
+              <m:r>
+                <m:t>3</m:t>
+              </m:r>
+            </m:oMath>
+            <w:r>
+              <w:rPr>
+                <w:rtl/>
+              </w:rPr>
+              <w:t xml:space="preserve"> </w:t>
+            </w:r>
+            <w:r>
+              <w:rPr>
+                <w:rtl/>
+              </w:rPr>
+              <w:t xml:space="preserve">، واثنتان خضراوان تحملان الرقمين</w:t>
+            </w:r>
+            <w:r>
+              <w:rPr>
+                <w:rtl/>
+              </w:rPr>
+              <w:t xml:space="preserve"> </w:t>
+            </w:r>
+            <m:oMath>
+              <m:r>
+                <m:t>1</m:t>
+              </m:r>
+            </m:oMath>
+            <w:r>
+              <w:rPr>
+                <w:rtl/>
+              </w:rPr>
+              <w:t xml:space="preserve"> </w:t>
+            </w:r>
+            <w:r>
+              <w:rPr>
+                <w:rtl/>
+              </w:rPr>
+              <w:t xml:space="preserve">،</w:t>
+            </w:r>
+            <w:r>
+              <w:rPr>
+                <w:rtl/>
+              </w:rPr>
+              <w:t xml:space="preserve"> </w:t>
+            </w:r>
+            <m:oMath>
+              <m:r>
+                <m:t>2</m:t>
+              </m:r>
+            </m:oMath>
+            <w:r>
+              <w:rPr>
+                <w:rtl/>
+              </w:rPr>
+              <w:t xml:space="preserve">. نسحب عشوائياً</w:t>
+            </w:r>
+            <w:r>
+              <w:rPr>
+                <w:rtl/>
+              </w:rPr>
+              <w:t xml:space="preserve"> </w:t>
+            </w:r>
+            <w:r>
+              <w:rPr>
+                <w:b/>
+                <w:bCs/>
+                <w:rtl/>
+              </w:rPr>
+              <w:t xml:space="preserve">في آن واحد</w:t>
+            </w:r>
+            <w:r>
+              <w:rPr>
+                <w:rtl/>
+              </w:rPr>
+              <w:t xml:space="preserve"> </w:t>
+            </w:r>
+            <w:r>
+              <w:rPr>
+                <w:rtl/>
+              </w:rPr>
+              <w:t xml:space="preserve">قريصتين من الصندوق.</w:t>
+            </w:r>
+          </w:p>
+          <w:p>
+            <w:pPr>
+              <w:bidi/>
+            </w:pPr>
+            <w:r>
+              <w:rPr>
+                <w:b/>
+                <w:bCs/>
+                <w:rtl/>
+              </w:rPr>
+              <w:t xml:space="preserve">1.</w:t>
+            </w:r>
+            <w:r>
+              <w:rPr>
+                <w:rtl/>
+              </w:rPr>
+              <w:t xml:space="preserve"> </w:t>
+            </w:r>
+            <w:r>
+              <w:rPr>
+                <w:rtl/>
+              </w:rPr>
+              <w:t xml:space="preserve">مثّل مجموعة الإمكانيات بجدول ذي مدخلين ، ثم عيّن عددها.</w:t>
+            </w:r>
+          </w:p>
+          <w:p>
+            <w:pPr>
+              <w:bidi/>
+            </w:pPr>
+            <w:r>
+              <w:rPr>
+                <w:b/>
+                <w:bCs/>
+                <w:rtl/>
+              </w:rPr>
+              <w:t xml:space="preserve">2.</w:t>
+            </w:r>
+            <w:r>
+              <w:rPr>
+                <w:rtl/>
+              </w:rPr>
+              <w:t xml:space="preserve"> </w:t>
+            </w:r>
+            <w:r>
+              <w:rPr>
+                <w:rtl/>
+              </w:rPr>
+              <w:t xml:space="preserve">احسب احتمال كل حادثة من الحوادث التالية:</w:t>
+            </w:r>
+          </w:p>
+          <w:p>
+            <w:pPr>
+              <w:bidi/>
+              <w:ind w:left="567"/>
+            </w:pPr>
+            <w:r>
+              <w:rPr>
+                <w:rtl/>
+              </w:rPr>
+              <w:t xml:space="preserve"/>
+            </w:r>
+            <w:r>
+              <w:rPr>
+                <w:b/>
+                <w:bCs/>
+                <w:rtl/>
+              </w:rPr>
+              <w:t xml:space="preserve">(أ)</w:t>
+            </w:r>
+            <w:r>
+              <w:rPr>
+                <w:rtl/>
+              </w:rPr>
+              <w:t xml:space="preserve"> </w:t>
+            </w:r>
+            <m:oMath>
+              <m:r>
+                <m:t>A</m:t>
+              </m:r>
+            </m:oMath>
+            <w:r>
+              <w:rPr>
+                <w:rtl/>
+              </w:rPr>
+              <w:t xml:space="preserve">: «القريصتان من نفس اللون».</w:t>
+            </w:r>
+          </w:p>
+          <w:p>
+            <w:pPr>
+              <w:bidi/>
+              <w:ind w:left="567"/>
+            </w:pPr>
+            <w:r>
+              <w:rPr>
+                <w:rtl/>
+              </w:rPr>
+              <w:t xml:space="preserve"/>
+            </w:r>
+            <w:r>
+              <w:rPr>
+                <w:b/>
+                <w:bCs/>
+                <w:rtl/>
+              </w:rPr>
+              <w:t xml:space="preserve">(ب)</w:t>
+            </w:r>
+            <w:r>
+              <w:rPr>
+                <w:rtl/>
+              </w:rPr>
+              <w:t xml:space="preserve"> </w:t>
+            </w:r>
+            <m:oMath>
+              <m:r>
+                <m:t>B</m:t>
+              </m:r>
+            </m:oMath>
+            <w:r>
+              <w:rPr>
+                <w:rtl/>
+              </w:rPr>
+              <w:t xml:space="preserve">: «مجموع الرقمين يساوي</w:t>
+            </w:r>
+            <w:r>
+              <w:rPr>
+                <w:rtl/>
+              </w:rPr>
+              <w:t xml:space="preserve"> </w:t>
+            </w:r>
+            <m:oMath>
+              <m:r>
+                <m:t>3</m:t>
+              </m:r>
+            </m:oMath>
+            <w:r>
+              <w:rPr>
+                <w:rtl/>
+              </w:rPr>
+              <w:t xml:space="preserve">».</w:t>
+            </w:r>
+          </w:p>
+          <w:p>
+            <w:pPr>
+              <w:bidi/>
+              <w:ind w:left="567"/>
+            </w:pPr>
+            <w:r>
+              <w:rPr>
+                <w:rtl/>
+              </w:rPr>
+              <w:t xml:space="preserve"/>
+            </w:r>
+            <w:r>
+              <w:rPr>
+                <w:b/>
+                <w:bCs/>
+                <w:rtl/>
+              </w:rPr>
+              <w:t xml:space="preserve">(جـ)</w:t>
+            </w:r>
+            <w:r>
+              <w:rPr>
+                <w:rtl/>
+              </w:rPr>
+              <w:t xml:space="preserve"> </w:t>
+            </w:r>
+            <m:oMath>
+              <m:r>
+                <m:t>C</m:t>
+              </m:r>
+            </m:oMath>
+            <w:r>
+              <w:rPr>
+                <w:rtl/>
+              </w:rPr>
+              <w:t xml:space="preserve">: «سحب قريصة خضراء على الأقل».</w:t>
+            </w:r>
+          </w:p>
+          <w:p>
+            <w:pPr>
+              <w:bidi/>
+              <w:ind w:left="567"/>
+            </w:pPr>
+            <w:r>
+              <w:rPr>
+                <w:rtl/>
+              </w:rPr>
+              <w:t xml:space="preserve"/>
+            </w:r>
+            <w:r>
+              <w:rPr>
+                <w:b/>
+                <w:bCs/>
+                <w:rtl/>
+              </w:rPr>
+              <w:t xml:space="preserve">(د)</w:t>
+            </w:r>
+            <w:r>
+              <w:rPr>
+                <w:rtl/>
+              </w:rPr>
+              <w:t xml:space="preserve"> </w:t>
+            </w:r>
+            <m:oMath>
+              <m:r>
+                <m:t>A</m:t>
+              </m:r>
+              <m:r>
+                <m:rPr>
+                  <m:sty m:val="p"/>
+                </m:rPr>
+                <m:t>∪</m:t>
+              </m:r>
+              <m:r>
+                <m:t>B</m:t>
+              </m:r>
+            </m:oMath>
+            <w:r>
+              <w:rPr>
+                <w:rtl/>
+              </w:rPr>
+              <w:t xml:space="preserve">.</w:t>
+            </w:r>
+          </w:p>
+          <w:p>
+            <w:pPr>
+              <w:bidi/>
+            </w:pPr>
+            <w:r>
+              <w:rPr>
+                <w:b/>
+                <w:bCs/>
+                <w:rtl/>
+              </w:rPr>
+              <w:t xml:space="preserve">3.</w:t>
+            </w:r>
+            <w:r>
+              <w:rPr>
+                <w:rtl/>
+              </w:rPr>
+              <w:t xml:space="preserve"> </w:t>
+            </w:r>
+            <w:r>
+              <w:rPr>
+                <w:rtl/>
+              </w:rPr>
+              <w:t xml:space="preserve">ليكن</w:t>
+            </w:r>
+            <w:r>
+              <w:rPr>
+                <w:rtl/>
+              </w:rPr>
+              <w:t xml:space="preserve"> </w:t>
+            </w:r>
+            <m:oMath>
+              <m:r>
+                <m:t>X</m:t>
+              </m:r>
+            </m:oMath>
+            <w:r>
+              <w:rPr>
+                <w:rtl/>
+              </w:rPr>
+              <w:t xml:space="preserve"> </w:t>
+            </w:r>
+            <w:r>
+              <w:rPr>
+                <w:rtl/>
+              </w:rPr>
+              <w:t xml:space="preserve">المتغير العشوائي الذي يرفق بكل سحبة مجموع الرقمين المسجلين على القريصتين.</w:t>
+            </w:r>
+          </w:p>
+          <w:p>
+            <w:pPr>
+              <w:bidi/>
+              <w:ind w:left="567"/>
+            </w:pPr>
+            <w:r>
+              <w:rPr>
+                <w:rtl/>
+              </w:rPr>
+              <w:t xml:space="preserve"/>
+            </w:r>
+            <w:r>
+              <w:rPr>
+                <w:b/>
+                <w:bCs/>
+                <w:rtl/>
+              </w:rPr>
+              <w:t xml:space="preserve">(أ)</w:t>
+            </w:r>
+            <w:r>
+              <w:rPr>
+                <w:rtl/>
+              </w:rPr>
+              <w:t xml:space="preserve"> </w:t>
+            </w:r>
+            <w:r>
+              <w:rPr>
+                <w:rtl/>
+              </w:rPr>
+              <w:t xml:space="preserve">عيّن القيم الممكنة للمتغير العشوائي</w:t>
+            </w:r>
+            <w:r>
+              <w:rPr>
+                <w:rtl/>
+              </w:rPr>
+              <w:t xml:space="preserve"> </w:t>
+            </w:r>
+            <m:oMath>
+              <m:r>
+                <m:t>X</m:t>
+              </m:r>
+            </m:oMath>
+            <w:r>
+              <w:rPr>
+                <w:rtl/>
+              </w:rPr>
+              <w:t xml:space="preserve"> </w:t>
+            </w:r>
+            <w:r>
+              <w:rPr>
+                <w:rtl/>
+              </w:rPr>
+              <w:t xml:space="preserve">، ثم عرّف قانون احتماله.</w:t>
+            </w:r>
+          </w:p>
+          <w:p>
+            <w:pPr>
+              <w:bidi/>
+              <w:ind w:left="567"/>
+            </w:pPr>
+            <w:r>
+              <w:rPr>
+                <w:rtl/>
+              </w:rPr>
+              <w:t xml:space="preserve"/>
+            </w:r>
+            <w:r>
+              <w:rPr>
+                <w:b/>
+                <w:bCs/>
+                <w:rtl/>
+              </w:rPr>
+              <w:t xml:space="preserve">(ب)</w:t>
+            </w:r>
+            <w:r>
+              <w:rPr>
+                <w:rtl/>
+              </w:rPr>
+              <w:t xml:space="preserve"> </w:t>
+            </w:r>
+            <w:r>
+              <w:rPr>
+                <w:rtl/>
+              </w:rPr>
+              <w:t xml:space="preserve">احسب الأمل الرياضياتي</w:t>
+            </w:r>
+            <w:r>
+              <w:rPr>
+                <w:rtl/>
+              </w:rPr>
+              <w:t xml:space="preserve"> </w:t>
+            </w:r>
+            <m:oMath>
+              <m:r>
+                <m:t>E</m:t>
+              </m:r>
+              <m:d>
+                <m:dPr>
+                  <m:begChr m:val="("/>
+                  <m:endChr m:val=")"/>
+                  <m:sepChr m:val=""/>
+                  <m:grow/>
+                </m:dPr>
+                <m:e>
+                  <m:r>
                     <m:t>X</m:t>
                   </m:r>
                 </m:e>
               </m:d>
+            </m:oMath>
+            <w:r>
+              <w:rPr>
+                <w:rtl/>
+              </w:rPr>
+              <w:t xml:space="preserve"> </w:t>
+            </w:r>
+            <w:r>
+              <w:rPr>
+                <w:rtl/>
+              </w:rPr>
+              <w:t xml:space="preserve">، والتباين</w:t>
+            </w:r>
+            <w:r>
+              <w:rPr>
+                <w:rtl/>
+              </w:rPr>
+              <w:t xml:space="preserve"> </w:t>
+            </w:r>
+            <m:oMath>
+              <m:r>
+                <m:t>V</m:t>
+              </m:r>
+              <m:d>
+                <m:dPr>
+                  <m:begChr m:val="("/>
+                  <m:endChr m:val=")"/>
+                  <m:sepChr m:val=""/>
+                  <m:grow/>
+                </m:dPr>
+                <m:e>
+                  <m:r>
+                    <m:t>X</m:t>
+                  </m:r>
+                </m:e>
+              </m:d>
+            </m:oMath>
+            <w:r>
+              <w:rPr>
+                <w:rtl/>
+              </w:rPr>
+              <w:t xml:space="preserve"> </w:t>
+            </w:r>
+            <w:r>
+              <w:rPr>
+                <w:rtl/>
+              </w:rPr>
+              <w:t xml:space="preserve">، والانحراف المعياري</w:t>
+            </w:r>
+            <w:r>
+              <w:rPr>
+                <w:rtl/>
+              </w:rPr>
+              <w:t xml:space="preserve"> </w:t>
+            </w:r>
+            <m:oMath>
+              <m:r>
+                <m:t>σ</m:t>
+              </m:r>
+              <m:d>
+                <m:dPr>
+                  <m:begChr m:val="("/>
+                  <m:endChr m:val=")"/>
+                  <m:sepChr m:val=""/>
+                  <m:grow/>
+                </m:dPr>
+                <m:e>
+                  <m:r>
+                    <m:t>X</m:t>
+                  </m:r>
+                </m:e>
+              </m:d>
+            </m:oMath>
+            <w:r>
+              <w:rPr>
+                <w:rtl/>
+              </w:rPr>
+              <w:t xml:space="preserve">.</w:t>
+            </w:r>
+          </w:p>
+          <w:p>
+            <w:pPr>
+              <w:bidi/>
+            </w:pPr>
+            <w:r>
+              <w:rPr>
+                <w:b/>
+                <w:bCs/>
+                <w:rtl/>
+              </w:rPr>
+              <w:t xml:space="preserve">4.</w:t>
+            </w:r>
+            <w:r>
+              <w:rPr>
+                <w:rtl/>
+              </w:rPr>
+              <w:t xml:space="preserve"> </w:t>
+            </w:r>
+            <w:r>
+              <w:rPr>
+                <w:b/>
+                <w:bCs/>
+                <w:rtl/>
+              </w:rPr>
+              <w:t xml:space="preserve">(سؤال تميّز)</w:t>
+            </w:r>
+            <w:r>
+              <w:rPr>
+                <w:rtl/>
+              </w:rPr>
+              <w:t xml:space="preserve"> </w:t>
+            </w:r>
+            <w:r>
+              <w:rPr>
+                <w:rtl/>
+              </w:rPr>
+              <w:t xml:space="preserve">نضيف إلى الصندوق</w:t>
+            </w:r>
+            <w:r>
+              <w:rPr>
+                <w:rtl/>
+              </w:rPr>
+              <w:t xml:space="preserve"> </w:t>
+            </w:r>
+            <m:oMath>
+              <m:r>
+                <m:t>n</m:t>
+              </m:r>
+            </m:oMath>
+            <w:r>
+              <w:rPr>
+                <w:rtl/>
+              </w:rPr>
+              <w:t xml:space="preserve"> </w:t>
+            </w:r>
+            <w:r>
+              <w:rPr>
+                <w:rtl/>
+              </w:rPr>
+              <w:t xml:space="preserve">قريصة خضراء تحمل الرقم</w:t>
+            </w:r>
+            <w:r>
+              <w:rPr>
+                <w:rtl/>
+              </w:rPr>
+              <w:t xml:space="preserve"> </w:t>
+            </w:r>
+            <m:oMath>
+              <m:r>
+                <m:t>0</m:t>
+              </m:r>
+            </m:oMath>
+            <w:r>
+              <w:rPr>
+                <w:rtl/>
+              </w:rPr>
+              <w:t xml:space="preserve"> </w:t>
+            </w:r>
+            <w:r>
+              <w:rPr>
+                <w:rtl/>
+              </w:rPr>
+              <w:t xml:space="preserve">(</w:t>
+            </w:r>
+            <m:oMath>
+              <m:r>
+                <m:t>n</m:t>
+              </m:r>
+            </m:oMath>
+            <w:r>
+              <w:rPr>
+                <w:rtl/>
+              </w:rPr>
+              <w:t xml:space="preserve"> </w:t>
+            </w:r>
+            <w:r>
+              <w:rPr>
+                <w:rtl/>
+              </w:rPr>
+              <w:t xml:space="preserve">عدد طبيعي) ، ثم نسحب في آن واحد قريصتين. عيّن</w:t>
+            </w:r>
+            <w:r>
+              <w:rPr>
+                <w:rtl/>
+              </w:rPr>
+              <w:t xml:space="preserve"> </w:t>
+            </w:r>
+            <m:oMath>
+              <m:r>
+                <m:t>n</m:t>
+              </m:r>
+            </m:oMath>
+            <w:r>
+              <w:rPr>
+                <w:rtl/>
+              </w:rPr>
+              <w:t xml:space="preserve"> </w:t>
+            </w:r>
+            <w:r>
+              <w:rPr>
+                <w:rtl/>
+              </w:rPr>
+              <w:t xml:space="preserve">بحيث يكون احتمال سحب قريصتين حمراوين يساوي</w:t>
+            </w:r>
+            <w:r>
+              <w:rPr>
+                <w:rtl/>
+              </w:rPr>
+              <w:t xml:space="preserve"> </w:t>
+            </w:r>
+            <m:oMath>
+              <m:f>
+                <m:fPr>
+                  <m:type m:val="bar"/>
+                </m:fPr>
+                <m:num>
+                  <m:r>
+                    <m:t>1</m:t>
+                  </m:r>
+                </m:num>
+                <m:den>
+                  <m:r>
+                    <m:t>7</m:t>
+                  </m:r>
+                </m:den>
+              </m:f>
             </m:oMath>
             <w:r>
               <w:rPr>
@@ -3841,7 +4261,7 @@
                 <w:color w:val="C00000"/>
                 <w:rtl/>
               </w:rPr>
-              <w:t xml:space="preserve">(1,5)</w:t>
+              <w:t xml:space="preserve">(1)</w:t>
             </w:r>
           </w:p>
           <w:p>
@@ -4409,7 +4829,7 @@
                 <w:color w:val="C00000"/>
                 <w:rtl/>
               </w:rPr>
-              <w:t xml:space="preserve">(1,5)</w:t>
+              <w:t xml:space="preserve">(1)</w:t>
             </w:r>
           </w:p>
           <w:p>
@@ -4624,7 +5044,7 @@
                 <w:color w:val="C00000"/>
                 <w:rtl/>
               </w:rPr>
-              <w:t xml:space="preserve">(1,5)</w:t>
+              <w:t xml:space="preserve">(1)</w:t>
             </w:r>
           </w:p>
           <w:p>
@@ -4912,6 +5332,450 @@
                 <w:rtl/>
               </w:rPr>
               <w:t xml:space="preserve">(1)</w:t>
+            </w:r>
+          </w:p>
+          <w:p>
+            <w:pPr>
+              <w:bidi/>
+            </w:pPr>
+            <w:r>
+              <w:rPr>
+                <w:b/>
+                <w:bCs/>
+                <w:rtl/>
+              </w:rPr>
+              <w:t xml:space="preserve">6.</w:t>
+            </w:r>
+            <w:r>
+              <w:rPr>
+                <w:rtl/>
+              </w:rPr>
+              <w:t xml:space="preserve"> </w:t>
+            </w:r>
+            <m:oMath>
+              <m:r>
+                <m:t>P</m:t>
+              </m:r>
+              <m:d>
+                <m:dPr>
+                  <m:begChr m:val="("/>
+                  <m:endChr m:val=")"/>
+                  <m:sepChr m:val=""/>
+                  <m:grow/>
+                </m:dPr>
+                <m:e>
+                  <m:r>
+                    <m:t>x</m:t>
+                  </m:r>
+                </m:e>
+              </m:d>
+              <m:r>
+                <m:rPr>
+                  <m:sty m:val="p"/>
+                </m:rPr>
+                <m:t>−</m:t>
+              </m:r>
+              <m:d>
+                <m:dPr>
+                  <m:begChr m:val="("/>
+                  <m:endChr m:val=")"/>
+                  <m:sepChr m:val=""/>
+                  <m:grow/>
+                </m:dPr>
+                <m:e>
+                  <m:r>
+                    <m:t>x</m:t>
+                  </m:r>
+                  <m:r>
+                    <m:rPr>
+                      <m:sty m:val="p"/>
+                    </m:rPr>
+                    <m:t>−</m:t>
+                  </m:r>
+                  <m:r>
+                    <m:t>1</m:t>
+                  </m:r>
+                </m:e>
+              </m:d>
+              <m:d>
+                <m:dPr>
+                  <m:begChr m:val="("/>
+                  <m:endChr m:val=")"/>
+                  <m:sepChr m:val=""/>
+                  <m:grow/>
+                </m:dPr>
+                <m:e>
+                  <m:r>
+                    <m:t>x</m:t>
+                  </m:r>
+                  <m:r>
+                    <m:rPr>
+                      <m:sty m:val="p"/>
+                    </m:rPr>
+                    <m:t>+</m:t>
+                  </m:r>
+                  <m:r>
+                    <m:t>2</m:t>
+                  </m:r>
+                </m:e>
+              </m:d>
+              <m:r>
+                <m:rPr>
+                  <m:sty m:val="p"/>
+                </m:rPr>
+                <m:t>=</m:t>
+              </m:r>
+              <m:d>
+                <m:dPr>
+                  <m:begChr m:val="("/>
+                  <m:endChr m:val=")"/>
+                  <m:sepChr m:val=""/>
+                  <m:grow/>
+                </m:dPr>
+                <m:e>
+                  <m:r>
+                    <m:t>x</m:t>
+                  </m:r>
+                  <m:r>
+                    <m:rPr>
+                      <m:sty m:val="p"/>
+                    </m:rPr>
+                    <m:t>−</m:t>
+                  </m:r>
+                  <m:r>
+                    <m:t>1</m:t>
+                  </m:r>
+                </m:e>
+              </m:d>
+              <m:d>
+                <m:dPr>
+                  <m:begChr m:val="("/>
+                  <m:endChr m:val=")"/>
+                  <m:sepChr m:val=""/>
+                  <m:grow/>
+                </m:dPr>
+                <m:e>
+                  <m:r>
+                    <m:t>x</m:t>
+                  </m:r>
+                  <m:r>
+                    <m:rPr>
+                      <m:sty m:val="p"/>
+                    </m:rPr>
+                    <m:t>+</m:t>
+                  </m:r>
+                  <m:r>
+                    <m:t>2</m:t>
+                  </m:r>
+                </m:e>
+              </m:d>
+              <m:d>
+                <m:dPr>
+                  <m:begChr m:val="("/>
+                  <m:endChr m:val=")"/>
+                  <m:sepChr m:val=""/>
+                  <m:grow/>
+                </m:dPr>
+                <m:e>
+                  <m:r>
+                    <m:t>x</m:t>
+                  </m:r>
+                  <m:r>
+                    <m:rPr>
+                      <m:sty m:val="p"/>
+                    </m:rPr>
+                    <m:t>−</m:t>
+                  </m:r>
+                  <m:r>
+                    <m:t>3</m:t>
+                  </m:r>
+                </m:e>
+              </m:d>
+              <m:r>
+                <m:rPr>
+                  <m:sty m:val="p"/>
+                </m:rPr>
+                <m:t>−</m:t>
+              </m:r>
+              <m:d>
+                <m:dPr>
+                  <m:begChr m:val="("/>
+                  <m:endChr m:val=")"/>
+                  <m:sepChr m:val=""/>
+                  <m:grow/>
+                </m:dPr>
+                <m:e>
+                  <m:r>
+                    <m:t>x</m:t>
+                  </m:r>
+                  <m:r>
+                    <m:rPr>
+                      <m:sty m:val="p"/>
+                    </m:rPr>
+                    <m:t>−</m:t>
+                  </m:r>
+                  <m:r>
+                    <m:t>1</m:t>
+                  </m:r>
+                </m:e>
+              </m:d>
+              <m:d>
+                <m:dPr>
+                  <m:begChr m:val="("/>
+                  <m:endChr m:val=")"/>
+                  <m:sepChr m:val=""/>
+                  <m:grow/>
+                </m:dPr>
+                <m:e>
+                  <m:r>
+                    <m:t>x</m:t>
+                  </m:r>
+                  <m:r>
+                    <m:rPr>
+                      <m:sty m:val="p"/>
+                    </m:rPr>
+                    <m:t>+</m:t>
+                  </m:r>
+                  <m:r>
+                    <m:t>2</m:t>
+                  </m:r>
+                </m:e>
+              </m:d>
+              <m:r>
+                <m:rPr>
+                  <m:sty m:val="p"/>
+                </m:rPr>
+                <m:t>=</m:t>
+              </m:r>
+              <m:d>
+                <m:dPr>
+                  <m:begChr m:val="("/>
+                  <m:endChr m:val=")"/>
+                  <m:sepChr m:val=""/>
+                  <m:grow/>
+                </m:dPr>
+                <m:e>
+                  <m:r>
+                    <m:t>x</m:t>
+                  </m:r>
+                  <m:r>
+                    <m:rPr>
+                      <m:sty m:val="p"/>
+                    </m:rPr>
+                    <m:t>−</m:t>
+                  </m:r>
+                  <m:r>
+                    <m:t>1</m:t>
+                  </m:r>
+                </m:e>
+              </m:d>
+              <m:d>
+                <m:dPr>
+                  <m:begChr m:val="("/>
+                  <m:endChr m:val=")"/>
+                  <m:sepChr m:val=""/>
+                  <m:grow/>
+                </m:dPr>
+                <m:e>
+                  <m:r>
+                    <m:t>x</m:t>
+                  </m:r>
+                  <m:r>
+                    <m:rPr>
+                      <m:sty m:val="p"/>
+                    </m:rPr>
+                    <m:t>+</m:t>
+                  </m:r>
+                  <m:r>
+                    <m:t>2</m:t>
+                  </m:r>
+                </m:e>
+              </m:d>
+              <m:d>
+                <m:dPr>
+                  <m:begChr m:val="("/>
+                  <m:endChr m:val=")"/>
+                  <m:sepChr m:val=""/>
+                  <m:grow/>
+                </m:dPr>
+                <m:e>
+                  <m:r>
+                    <m:t>x</m:t>
+                  </m:r>
+                  <m:r>
+                    <m:rPr>
+                      <m:sty m:val="p"/>
+                    </m:rPr>
+                    <m:t>−</m:t>
+                  </m:r>
+                  <m:r>
+                    <m:t>4</m:t>
+                  </m:r>
+                </m:e>
+              </m:d>
+            </m:oMath>
+            <w:r>
+              <w:rPr>
+                <w:rtl/>
+              </w:rPr>
+              <w:t xml:space="preserve">.</w:t>
+            </w:r>
+          </w:p>
+          <w:p>
+            <w:pPr>
+              <w:bidi/>
+              <w:jc w:val="center"/>
+            </w:pPr>
+            <w:r>
+              <w:rPr>
+                <w:rtl/>
+              </w:rPr>
+              <w:drawing>
+                <wp:inline>
+                  <wp:extent cx="3529583" cy="603504"/>
+                  <wp:docPr id="2" name="Picture 2"/>
+                  <wp:cNvGraphicFramePr>
+                    <a:graphicFrameLocks noChangeAspect="1"/>
+                  </wp:cNvGraphicFramePr>
+                  <a:graphic>
+                    <a:graphicData uri="http://schemas.openxmlformats.org/drawingml/2006/picture">
+                      <pic:pic>
+                        <pic:nvPicPr>
+                          <pic:cNvPr id="0" name="3cc5474a889839f8.png"/>
+                          <pic:cNvPicPr/>
+                        </pic:nvPicPr>
+                        <pic:blipFill>
+                          <a:blip r:embed="rId10"/>
+                          <a:stretch>
+                            <a:fillRect/>
+                          </a:stretch>
+                        </pic:blipFill>
+                        <pic:spPr>
+                          <a:xfrm>
+                            <a:off x="0" y="0"/>
+                            <a:ext cx="3529583" cy="603504"/>
+                          </a:xfrm>
+                          <a:prstGeom prst="rect"/>
+                        </pic:spPr>
+                      </pic:pic>
+                    </a:graphicData>
+                  </a:graphic>
+                </wp:inline>
+              </w:drawing>
+            </w:r>
+          </w:p>
+          <w:p>
+            <w:pPr>
+              <w:bidi/>
+            </w:pPr>
+            <w:r>
+              <w:rPr>
+                <w:rtl/>
+              </w:rPr>
+              <w:t xml:space="preserve">حلول المتراجحة:</w:t>
+            </w:r>
+            <w:r>
+              <w:rPr>
+                <w:rtl/>
+              </w:rPr>
+              <w:t xml:space="preserve"> </w:t>
+            </w:r>
+            <m:oMath>
+              <m:borderBox>
+                <m:e>
+                  <m:r>
+                    <m:t>S</m:t>
+                  </m:r>
+                  <m:r>
+                    <m:rPr>
+                      <m:sty m:val="p"/>
+                    </m:rPr>
+                    <m:t>=</m:t>
+                  </m:r>
+                  <m:r>
+                    <m:rPr>
+                      <m:sty m:val="p"/>
+                    </m:rPr>
+                    <m:t>]</m:t>
+                  </m:r>
+                  <m:r>
+                    <m:rPr>
+                      <m:sty m:val="p"/>
+                    </m:rPr>
+                    <m:t>−</m:t>
+                  </m:r>
+                  <m:r>
+                    <m:rPr>
+                      <m:sty m:val="p"/>
+                    </m:rPr>
+                    <m:t>∞</m:t>
+                  </m:r>
+                  <m:r>
+                    <m:rPr>
+                      <m:sty m:val="p"/>
+                    </m:rPr>
+                    <m:t>;</m:t>
+                  </m:r>
+                  <m:r>
+                    <m:rPr>
+                      <m:sty m:val="p"/>
+                    </m:rPr>
+                    <m:t>−</m:t>
+                  </m:r>
+                  <m:r>
+                    <m:t>2</m:t>
+                  </m:r>
+                  <m:r>
+                    <m:rPr>
+                      <m:sty m:val="p"/>
+                    </m:rPr>
+                    <m:t>]</m:t>
+                  </m:r>
+                  <m:r>
+                    <m:rPr>
+                      <m:sty m:val="p"/>
+                    </m:rPr>
+                    <m:t>∪</m:t>
+                  </m:r>
+                  <m:d>
+                    <m:dPr>
+                      <m:begChr m:val="["/>
+                      <m:endChr m:val="]"/>
+                      <m:sepChr m:val=""/>
+                      <m:grow/>
+                    </m:dPr>
+                    <m:e>
+                      <m:r>
+                        <m:t>1</m:t>
+                      </m:r>
+                      <m:r>
+                        <m:rPr>
+                          <m:sty m:val="p"/>
+                        </m:rPr>
+                        <m:t>;</m:t>
+                      </m:r>
+                      <m:r>
+                        <m:t>4</m:t>
+                      </m:r>
+                    </m:e>
+                  </m:d>
+                </m:e>
+              </m:borderBox>
+            </m:oMath>
+            <w:r>
+              <w:rPr>
+                <w:rtl/>
+              </w:rPr>
+              <w:t xml:space="preserve"> </w:t>
+            </w:r>
+            <w:r>
+              <w:rPr>
+                <w:b/>
+                <w:bCs/>
+                <w:color w:val="C00000"/>
+                <w:rtl/>
+              </w:rPr>
+              <w:t xml:space="preserve">(1,5)</w:t>
             </w:r>
           </w:p>
         </w:tc>
@@ -5607,7 +6471,7 @@
                 <w:color w:val="C00000"/>
                 <w:rtl/>
               </w:rPr>
-              <w:t xml:space="preserve">(1,5)</w:t>
+              <w:t xml:space="preserve">(1)</w:t>
             </w:r>
           </w:p>
           <w:p>
@@ -6226,7 +7090,7 @@
               <w:drawing>
                 <wp:inline>
                   <wp:extent cx="3186684" cy="1133856"/>
-                  <wp:docPr id="2" name="Picture 2"/>
+                  <wp:docPr id="3" name="Picture 3"/>
                   <wp:cNvGraphicFramePr>
                     <a:graphicFrameLocks noChangeAspect="1"/>
                   </wp:cNvGraphicFramePr>
@@ -6238,7 +7102,7 @@
                           <pic:cNvPicPr/>
                         </pic:nvPicPr>
                         <pic:blipFill>
-                          <a:blip r:embed="rId10"/>
+                          <a:blip r:embed="rId11"/>
                           <a:stretch>
                             <a:fillRect/>
                           </a:stretch>
@@ -6513,7 +7377,7 @@
                 <w:color w:val="C00000"/>
                 <w:rtl/>
               </w:rPr>
-              <w:t xml:space="preserve">(1,5)</w:t>
+              <w:t xml:space="preserve">(1)</w:t>
             </w:r>
           </w:p>
           <w:p>
@@ -8182,6 +9046,771 @@
                 </m:e>
               </m:borderBox>
             </m:oMath>
+            <w:r>
+              <w:rPr>
+                <w:b/>
+                <w:bCs/>
+                <w:color w:val="C00000"/>
+                <w:rtl/>
+              </w:rPr>
+              <w:t xml:space="preserve">(1)</w:t>
+            </w:r>
+          </w:p>
+          <w:p>
+            <w:pPr>
+              <w:bidi/>
+            </w:pPr>
+            <w:r>
+              <w:rPr>
+                <w:b/>
+                <w:bCs/>
+                <w:rtl/>
+              </w:rPr>
+              <w:t xml:space="preserve">7.</w:t>
+            </w:r>
+            <w:r>
+              <w:rPr>
+                <w:rtl/>
+              </w:rPr>
+              <w:t xml:space="preserve"> </w:t>
+            </w:r>
+            <w:r>
+              <w:rPr>
+                <w:rtl/>
+              </w:rPr>
+              <w:t xml:space="preserve">من أجل كل</w:t>
+            </w:r>
+            <w:r>
+              <w:rPr>
+                <w:rtl/>
+              </w:rPr>
+              <w:t xml:space="preserve"> </w:t>
+            </w:r>
+            <m:oMath>
+              <m:r>
+                <m:t>x</m:t>
+              </m:r>
+              <m:r>
+                <m:rPr>
+                  <m:sty m:val="p"/>
+                </m:rPr>
+                <m:t>∈</m:t>
+              </m:r>
+              <m:r>
+                <m:rPr>
+                  <m:sty m:val="p"/>
+                  <m:scr m:val="double-struck"/>
+                </m:rPr>
+                <m:t>R</m:t>
+              </m:r>
+            </m:oMath>
+            <w:r>
+              <w:rPr>
+                <w:rtl/>
+              </w:rPr>
+              <w:t xml:space="preserve">:</w:t>
+            </w:r>
+            <w:r>
+              <w:rPr>
+                <w:rtl/>
+              </w:rPr>
+              <w:t xml:space="preserve"> </w:t>
+            </w:r>
+            <m:oMath>
+              <m:d>
+                <m:dPr>
+                  <m:begChr m:val="("/>
+                  <m:endChr m:val=")"/>
+                  <m:sepChr m:val=""/>
+                  <m:grow/>
+                </m:dPr>
+                <m:e>
+                  <m:r>
+                    <m:t>2</m:t>
+                  </m:r>
+                  <m:r>
+                    <m:rPr>
+                      <m:sty m:val="p"/>
+                    </m:rPr>
+                    <m:t>−</m:t>
+                  </m:r>
+                  <m:r>
+                    <m:t>x</m:t>
+                  </m:r>
+                </m:e>
+              </m:d>
+              <m:r>
+                <m:rPr>
+                  <m:sty m:val="p"/>
+                </m:rPr>
+                <m:t>∈</m:t>
+              </m:r>
+              <m:r>
+                <m:rPr>
+                  <m:sty m:val="p"/>
+                  <m:scr m:val="double-struck"/>
+                </m:rPr>
+                <m:t>R</m:t>
+              </m:r>
+            </m:oMath>
+            <w:r>
+              <w:rPr>
+                <w:rtl/>
+              </w:rPr>
+              <w:t xml:space="preserve"> </w:t>
+            </w:r>
+            <w:r>
+              <w:rPr>
+                <w:rtl/>
+              </w:rPr>
+              <w:t xml:space="preserve">و</w:t>
+            </w:r>
+            <w:r>
+              <w:rPr>
+                <w:rtl/>
+              </w:rPr>
+              <w:t xml:space="preserve"> </w:t>
+            </w:r>
+            <m:oMath>
+              <m:r>
+                <m:t>f</m:t>
+              </m:r>
+              <m:d>
+                <m:dPr>
+                  <m:begChr m:val="("/>
+                  <m:endChr m:val=")"/>
+                  <m:sepChr m:val=""/>
+                  <m:grow/>
+                </m:dPr>
+                <m:e>
+                  <m:r>
+                    <m:t>2</m:t>
+                  </m:r>
+                  <m:r>
+                    <m:rPr>
+                      <m:sty m:val="p"/>
+                    </m:rPr>
+                    <m:t>−</m:t>
+                  </m:r>
+                  <m:r>
+                    <m:t>x</m:t>
+                  </m:r>
+                </m:e>
+              </m:d>
+              <m:r>
+                <m:rPr>
+                  <m:sty m:val="p"/>
+                </m:rPr>
+                <m:t>=</m:t>
+              </m:r>
+              <m:sSup>
+                <m:e>
+                  <m:d>
+                    <m:dPr>
+                      <m:begChr m:val="("/>
+                      <m:endChr m:val=")"/>
+                      <m:sepChr m:val=""/>
+                      <m:grow/>
+                    </m:dPr>
+                    <m:e>
+                      <m:r>
+                        <m:t>2</m:t>
+                      </m:r>
+                      <m:r>
+                        <m:rPr>
+                          <m:sty m:val="p"/>
+                        </m:rPr>
+                        <m:t>−</m:t>
+                      </m:r>
+                      <m:r>
+                        <m:t>x</m:t>
+                      </m:r>
+                    </m:e>
+                  </m:d>
+                </m:e>
+                <m:sup>
+                  <m:r>
+                    <m:t>3</m:t>
+                  </m:r>
+                </m:sup>
+              </m:sSup>
+              <m:r>
+                <m:rPr>
+                  <m:sty m:val="p"/>
+                </m:rPr>
+                <m:t>−</m:t>
+              </m:r>
+              <m:r>
+                <m:t>3</m:t>
+              </m:r>
+              <m:sSup>
+                <m:e>
+                  <m:d>
+                    <m:dPr>
+                      <m:begChr m:val="("/>
+                      <m:endChr m:val=")"/>
+                      <m:sepChr m:val=""/>
+                      <m:grow/>
+                    </m:dPr>
+                    <m:e>
+                      <m:r>
+                        <m:t>2</m:t>
+                      </m:r>
+                      <m:r>
+                        <m:rPr>
+                          <m:sty m:val="p"/>
+                        </m:rPr>
+                        <m:t>−</m:t>
+                      </m:r>
+                      <m:r>
+                        <m:t>x</m:t>
+                      </m:r>
+                    </m:e>
+                  </m:d>
+                </m:e>
+                <m:sup>
+                  <m:r>
+                    <m:t>2</m:t>
+                  </m:r>
+                </m:sup>
+              </m:sSup>
+              <m:r>
+                <m:rPr>
+                  <m:sty m:val="p"/>
+                </m:rPr>
+                <m:t>+</m:t>
+              </m:r>
+              <m:r>
+                <m:t>4</m:t>
+              </m:r>
+              <m:r>
+                <m:rPr>
+                  <m:sty m:val="p"/>
+                </m:rPr>
+                <m:t>=</m:t>
+              </m:r>
+              <m:r>
+                <m:t>8</m:t>
+              </m:r>
+              <m:r>
+                <m:rPr>
+                  <m:sty m:val="p"/>
+                </m:rPr>
+                <m:t>−</m:t>
+              </m:r>
+              <m:r>
+                <m:t>12</m:t>
+              </m:r>
+              <m:r>
+                <m:t>x</m:t>
+              </m:r>
+              <m:r>
+                <m:rPr>
+                  <m:sty m:val="p"/>
+                </m:rPr>
+                <m:t>+</m:t>
+              </m:r>
+              <m:r>
+                <m:t>6</m:t>
+              </m:r>
+              <m:sSup>
+                <m:e>
+                  <m:r>
+                    <m:t>x</m:t>
+                  </m:r>
+                </m:e>
+                <m:sup>
+                  <m:r>
+                    <m:t>2</m:t>
+                  </m:r>
+                </m:sup>
+              </m:sSup>
+              <m:r>
+                <m:rPr>
+                  <m:sty m:val="p"/>
+                </m:rPr>
+                <m:t>−</m:t>
+              </m:r>
+              <m:sSup>
+                <m:e>
+                  <m:r>
+                    <m:t>x</m:t>
+                  </m:r>
+                </m:e>
+                <m:sup>
+                  <m:r>
+                    <m:t>3</m:t>
+                  </m:r>
+                </m:sup>
+              </m:sSup>
+              <m:r>
+                <m:rPr>
+                  <m:sty m:val="p"/>
+                </m:rPr>
+                <m:t>−</m:t>
+              </m:r>
+              <m:r>
+                <m:t>12</m:t>
+              </m:r>
+              <m:r>
+                <m:rPr>
+                  <m:sty m:val="p"/>
+                </m:rPr>
+                <m:t>+</m:t>
+              </m:r>
+              <m:r>
+                <m:t>12</m:t>
+              </m:r>
+              <m:r>
+                <m:t>x</m:t>
+              </m:r>
+              <m:r>
+                <m:rPr>
+                  <m:sty m:val="p"/>
+                </m:rPr>
+                <m:t>−</m:t>
+              </m:r>
+              <m:r>
+                <m:t>3</m:t>
+              </m:r>
+              <m:sSup>
+                <m:e>
+                  <m:r>
+                    <m:t>x</m:t>
+                  </m:r>
+                </m:e>
+                <m:sup>
+                  <m:r>
+                    <m:t>2</m:t>
+                  </m:r>
+                </m:sup>
+              </m:sSup>
+              <m:r>
+                <m:rPr>
+                  <m:sty m:val="p"/>
+                </m:rPr>
+                <m:t>+</m:t>
+              </m:r>
+              <m:r>
+                <m:t>4</m:t>
+              </m:r>
+              <m:r>
+                <m:rPr>
+                  <m:sty m:val="p"/>
+                </m:rPr>
+                <m:t>=</m:t>
+              </m:r>
+              <m:r>
+                <m:rPr>
+                  <m:sty m:val="p"/>
+                </m:rPr>
+                <m:t>−</m:t>
+              </m:r>
+              <m:sSup>
+                <m:e>
+                  <m:r>
+                    <m:t>x</m:t>
+                  </m:r>
+                </m:e>
+                <m:sup>
+                  <m:r>
+                    <m:t>3</m:t>
+                  </m:r>
+                </m:sup>
+              </m:sSup>
+              <m:r>
+                <m:rPr>
+                  <m:sty m:val="p"/>
+                </m:rPr>
+                <m:t>+</m:t>
+              </m:r>
+              <m:r>
+                <m:t>3</m:t>
+              </m:r>
+              <m:sSup>
+                <m:e>
+                  <m:r>
+                    <m:t>x</m:t>
+                  </m:r>
+                </m:e>
+                <m:sup>
+                  <m:r>
+                    <m:t>2</m:t>
+                  </m:r>
+                </m:sup>
+              </m:sSup>
+            </m:oMath>
+            <w:r>
+              <w:rPr>
+                <w:rtl/>
+              </w:rPr>
+              <w:t xml:space="preserve">.</w:t>
+            </w:r>
+          </w:p>
+          <w:p>
+            <w:pPr>
+              <w:bidi/>
+            </w:pPr>
+            <w:r>
+              <w:rPr>
+                <w:rtl/>
+              </w:rPr>
+              <w:t xml:space="preserve">ومنه</w:t>
+            </w:r>
+            <w:r>
+              <w:rPr>
+                <w:rtl/>
+              </w:rPr>
+              <w:t xml:space="preserve"> </w:t>
+            </w:r>
+            <m:oMath>
+              <m:r>
+                <m:t>f</m:t>
+              </m:r>
+              <m:d>
+                <m:dPr>
+                  <m:begChr m:val="("/>
+                  <m:endChr m:val=")"/>
+                  <m:sepChr m:val=""/>
+                  <m:grow/>
+                </m:dPr>
+                <m:e>
+                  <m:r>
+                    <m:t>2</m:t>
+                  </m:r>
+                  <m:r>
+                    <m:rPr>
+                      <m:sty m:val="p"/>
+                    </m:rPr>
+                    <m:t>−</m:t>
+                  </m:r>
+                  <m:r>
+                    <m:t>x</m:t>
+                  </m:r>
+                </m:e>
+              </m:d>
+              <m:r>
+                <m:rPr>
+                  <m:sty m:val="p"/>
+                </m:rPr>
+                <m:t>+</m:t>
+              </m:r>
+              <m:r>
+                <m:t>f</m:t>
+              </m:r>
+              <m:d>
+                <m:dPr>
+                  <m:begChr m:val="("/>
+                  <m:endChr m:val=")"/>
+                  <m:sepChr m:val=""/>
+                  <m:grow/>
+                </m:dPr>
+                <m:e>
+                  <m:r>
+                    <m:t>x</m:t>
+                  </m:r>
+                </m:e>
+              </m:d>
+              <m:r>
+                <m:rPr>
+                  <m:sty m:val="p"/>
+                </m:rPr>
+                <m:t>=</m:t>
+              </m:r>
+              <m:r>
+                <m:rPr>
+                  <m:sty m:val="p"/>
+                </m:rPr>
+                <m:t>−</m:t>
+              </m:r>
+              <m:sSup>
+                <m:e>
+                  <m:r>
+                    <m:t>x</m:t>
+                  </m:r>
+                </m:e>
+                <m:sup>
+                  <m:r>
+                    <m:t>3</m:t>
+                  </m:r>
+                </m:sup>
+              </m:sSup>
+              <m:r>
+                <m:rPr>
+                  <m:sty m:val="p"/>
+                </m:rPr>
+                <m:t>+</m:t>
+              </m:r>
+              <m:r>
+                <m:t>3</m:t>
+              </m:r>
+              <m:sSup>
+                <m:e>
+                  <m:r>
+                    <m:t>x</m:t>
+                  </m:r>
+                </m:e>
+                <m:sup>
+                  <m:r>
+                    <m:t>2</m:t>
+                  </m:r>
+                </m:sup>
+              </m:sSup>
+              <m:r>
+                <m:rPr>
+                  <m:sty m:val="p"/>
+                </m:rPr>
+                <m:t>+</m:t>
+              </m:r>
+              <m:sSup>
+                <m:e>
+                  <m:r>
+                    <m:t>x</m:t>
+                  </m:r>
+                </m:e>
+                <m:sup>
+                  <m:r>
+                    <m:t>3</m:t>
+                  </m:r>
+                </m:sup>
+              </m:sSup>
+              <m:r>
+                <m:rPr>
+                  <m:sty m:val="p"/>
+                </m:rPr>
+                <m:t>−</m:t>
+              </m:r>
+              <m:r>
+                <m:t>3</m:t>
+              </m:r>
+              <m:sSup>
+                <m:e>
+                  <m:r>
+                    <m:t>x</m:t>
+                  </m:r>
+                </m:e>
+                <m:sup>
+                  <m:r>
+                    <m:t>2</m:t>
+                  </m:r>
+                </m:sup>
+              </m:sSup>
+              <m:r>
+                <m:rPr>
+                  <m:sty m:val="p"/>
+                </m:rPr>
+                <m:t>+</m:t>
+              </m:r>
+              <m:r>
+                <m:t>4</m:t>
+              </m:r>
+              <m:r>
+                <m:rPr>
+                  <m:sty m:val="p"/>
+                </m:rPr>
+                <m:t>=</m:t>
+              </m:r>
+              <m:r>
+                <m:t>4</m:t>
+              </m:r>
+            </m:oMath>
+            <w:r>
+              <w:rPr>
+                <w:rtl/>
+              </w:rPr>
+              <w:t xml:space="preserve"> </w:t>
+            </w:r>
+            <w:r>
+              <w:rPr>
+                <w:rtl/>
+              </w:rPr>
+              <w:t xml:space="preserve">، أي</w:t>
+            </w:r>
+            <w:r>
+              <w:rPr>
+                <w:rtl/>
+              </w:rPr>
+              <w:t xml:space="preserve"> </w:t>
+            </w:r>
+            <m:oMath>
+              <m:borderBox>
+                <m:e>
+                  <m:r>
+                    <m:t>f</m:t>
+                  </m:r>
+                  <m:d>
+                    <m:dPr>
+                      <m:begChr m:val="("/>
+                      <m:endChr m:val=")"/>
+                      <m:sepChr m:val=""/>
+                      <m:grow/>
+                    </m:dPr>
+                    <m:e>
+                      <m:r>
+                        <m:t>2</m:t>
+                      </m:r>
+                      <m:r>
+                        <m:rPr>
+                          <m:sty m:val="p"/>
+                        </m:rPr>
+                        <m:t>×</m:t>
+                      </m:r>
+                      <m:r>
+                        <m:t>1</m:t>
+                      </m:r>
+                      <m:r>
+                        <m:rPr>
+                          <m:sty m:val="p"/>
+                        </m:rPr>
+                        <m:t>−</m:t>
+                      </m:r>
+                      <m:r>
+                        <m:t>x</m:t>
+                      </m:r>
+                    </m:e>
+                  </m:d>
+                  <m:r>
+                    <m:rPr>
+                      <m:sty m:val="p"/>
+                    </m:rPr>
+                    <m:t>+</m:t>
+                  </m:r>
+                  <m:r>
+                    <m:t>f</m:t>
+                  </m:r>
+                  <m:d>
+                    <m:dPr>
+                      <m:begChr m:val="("/>
+                      <m:endChr m:val=")"/>
+                      <m:sepChr m:val=""/>
+                      <m:grow/>
+                    </m:dPr>
+                    <m:e>
+                      <m:r>
+                        <m:t>x</m:t>
+                      </m:r>
+                    </m:e>
+                  </m:d>
+                  <m:r>
+                    <m:rPr>
+                      <m:sty m:val="p"/>
+                    </m:rPr>
+                    <m:t>=</m:t>
+                  </m:r>
+                  <m:r>
+                    <m:t>2</m:t>
+                  </m:r>
+                  <m:r>
+                    <m:rPr>
+                      <m:sty m:val="p"/>
+                    </m:rPr>
+                    <m:t>×</m:t>
+                  </m:r>
+                  <m:r>
+                    <m:t>2</m:t>
+                  </m:r>
+                </m:e>
+              </m:borderBox>
+            </m:oMath>
+            <w:r>
+              <w:rPr>
+                <w:rtl/>
+              </w:rPr>
+              <w:t xml:space="preserve"> </w:t>
+            </w:r>
+            <w:r>
+              <w:rPr>
+                <w:rtl/>
+              </w:rPr>
+              <w:t xml:space="preserve">، والنقطة</w:t>
+            </w:r>
+            <w:r>
+              <w:rPr>
+                <w:rtl/>
+              </w:rPr>
+              <w:t xml:space="preserve"> </w:t>
+            </w:r>
+            <m:oMath>
+              <m:r>
+                <m:t>Ω</m:t>
+              </m:r>
+              <m:d>
+                <m:dPr>
+                  <m:begChr m:val="("/>
+                  <m:endChr m:val=")"/>
+                  <m:sepChr m:val=""/>
+                  <m:grow/>
+                </m:dPr>
+                <m:e>
+                  <m:r>
+                    <m:t>1</m:t>
+                  </m:r>
+                  <m:r>
+                    <m:rPr>
+                      <m:sty m:val="p"/>
+                    </m:rPr>
+                    <m:t>;</m:t>
+                  </m:r>
+                  <m:r>
+                    <m:t>2</m:t>
+                  </m:r>
+                </m:e>
+              </m:d>
+            </m:oMath>
+            <w:r>
+              <w:rPr>
+                <w:rtl/>
+              </w:rPr>
+              <w:t xml:space="preserve"> </w:t>
+            </w:r>
+            <w:r>
+              <w:rPr>
+                <w:rtl/>
+              </w:rPr>
+              <w:t xml:space="preserve">مركز تناظر لـ</w:t>
+            </w:r>
+            <w:r>
+              <w:rPr>
+                <w:rtl/>
+              </w:rPr>
+              <w:t xml:space="preserve"> </w:t>
+            </w:r>
+            <m:oMath>
+              <m:d>
+                <m:dPr>
+                  <m:begChr m:val="("/>
+                  <m:endChr m:val=")"/>
+                  <m:sepChr m:val=""/>
+                  <m:grow/>
+                </m:dPr>
+                <m:e>
+                  <m:sSub>
+                    <m:e>
+                      <m:r>
+                        <m:t>C</m:t>
+                      </m:r>
+                    </m:e>
+                    <m:sub>
+                      <m:r>
+                        <m:t>f</m:t>
+                      </m:r>
+                    </m:sub>
+                  </m:sSub>
+                </m:e>
+              </m:d>
+            </m:oMath>
+            <w:r>
+              <w:rPr>
+                <w:rtl/>
+              </w:rPr>
+              <w:t xml:space="preserve">.</w:t>
+            </w:r>
+            <w:r>
+              <w:rPr>
+                <w:rtl/>
+              </w:rPr>
+              <w:t xml:space="preserve"> </w:t>
+            </w:r>
             <w:r>
               <w:rPr>
                 <w:b/>
@@ -9373,7 +11002,7 @@
                 <w:color w:val="C00000"/>
                 <w:rtl/>
               </w:rPr>
-              <w:t xml:space="preserve">(1,5)</w:t>
+              <w:t xml:space="preserve">(1)</w:t>
             </w:r>
           </w:p>
           <w:p>
@@ -10656,7 +12285,7 @@
                 <w:color w:val="C00000"/>
                 <w:rtl/>
               </w:rPr>
-              <w:t xml:space="preserve">(1)</w:t>
+              <w:t xml:space="preserve">(0,5)</w:t>
             </w:r>
           </w:p>
           <w:p>
@@ -11498,6 +13127,435 @@
               <w:t xml:space="preserve">(1)</w:t>
             </w:r>
           </w:p>
+          <w:p>
+            <w:pPr>
+              <w:bidi/>
+            </w:pPr>
+            <w:r>
+              <w:rPr>
+                <w:b/>
+                <w:bCs/>
+                <w:rtl/>
+              </w:rPr>
+              <w:t xml:space="preserve">4.</w:t>
+            </w:r>
+            <w:r>
+              <w:rPr>
+                <w:rtl/>
+              </w:rPr>
+              <w:t xml:space="preserve"> </w:t>
+            </w:r>
+            <w:r>
+              <w:rPr>
+                <w:rtl/>
+              </w:rPr>
+              <w:t xml:space="preserve">يصبح في الصندوق</w:t>
+            </w:r>
+            <w:r>
+              <w:rPr>
+                <w:rtl/>
+              </w:rPr>
+              <w:t xml:space="preserve"> </w:t>
+            </w:r>
+            <m:oMath>
+              <m:r>
+                <m:t>n</m:t>
+              </m:r>
+              <m:r>
+                <m:rPr>
+                  <m:sty m:val="p"/>
+                </m:rPr>
+                <m:t>+</m:t>
+              </m:r>
+              <m:r>
+                <m:t>5</m:t>
+              </m:r>
+            </m:oMath>
+            <w:r>
+              <w:rPr>
+                <w:rtl/>
+              </w:rPr>
+              <w:t xml:space="preserve"> </w:t>
+            </w:r>
+            <w:r>
+              <w:rPr>
+                <w:rtl/>
+              </w:rPr>
+              <w:t xml:space="preserve">قريصة ، وعدد السحبات في آن واحد هو</w:t>
+            </w:r>
+            <w:r>
+              <w:rPr>
+                <w:rtl/>
+              </w:rPr>
+              <w:t xml:space="preserve"> </w:t>
+            </w:r>
+            <m:oMath>
+              <m:f>
+                <m:fPr>
+                  <m:type m:val="bar"/>
+                </m:fPr>
+                <m:num>
+                  <m:d>
+                    <m:dPr>
+                      <m:begChr m:val="("/>
+                      <m:endChr m:val=")"/>
+                      <m:sepChr m:val=""/>
+                      <m:grow/>
+                    </m:dPr>
+                    <m:e>
+                      <m:r>
+                        <m:t>n</m:t>
+                      </m:r>
+                      <m:r>
+                        <m:rPr>
+                          <m:sty m:val="p"/>
+                        </m:rPr>
+                        <m:t>+</m:t>
+                      </m:r>
+                      <m:r>
+                        <m:t>5</m:t>
+                      </m:r>
+                    </m:e>
+                  </m:d>
+                  <m:d>
+                    <m:dPr>
+                      <m:begChr m:val="("/>
+                      <m:endChr m:val=")"/>
+                      <m:sepChr m:val=""/>
+                      <m:grow/>
+                    </m:dPr>
+                    <m:e>
+                      <m:r>
+                        <m:t>n</m:t>
+                      </m:r>
+                      <m:r>
+                        <m:rPr>
+                          <m:sty m:val="p"/>
+                        </m:rPr>
+                        <m:t>+</m:t>
+                      </m:r>
+                      <m:r>
+                        <m:t>4</m:t>
+                      </m:r>
+                    </m:e>
+                  </m:d>
+                </m:num>
+                <m:den>
+                  <m:r>
+                    <m:t>2</m:t>
+                  </m:r>
+                </m:den>
+              </m:f>
+            </m:oMath>
+            <w:r>
+              <w:rPr>
+                <w:rtl/>
+              </w:rPr>
+              <w:t xml:space="preserve"> </w:t>
+            </w:r>
+            <w:r>
+              <w:rPr>
+                <w:rtl/>
+              </w:rPr>
+              <w:t xml:space="preserve">(نصف الجدول) ، منها</w:t>
+            </w:r>
+            <w:r>
+              <w:rPr>
+                <w:rtl/>
+              </w:rPr>
+              <w:t xml:space="preserve"> </w:t>
+            </w:r>
+            <m:oMath>
+              <m:r>
+                <m:t>3</m:t>
+              </m:r>
+            </m:oMath>
+            <w:r>
+              <w:rPr>
+                <w:rtl/>
+              </w:rPr>
+              <w:t xml:space="preserve"> </w:t>
+            </w:r>
+            <w:r>
+              <w:rPr>
+                <w:rtl/>
+              </w:rPr>
+              <w:t xml:space="preserve">سحبات لقريصتين حمراوين.</w:t>
+            </w:r>
+          </w:p>
+          <w:p>
+            <w:pPr>
+              <w:bidi/>
+            </w:pPr>
+            <m:oMath>
+              <m:f>
+                <m:fPr>
+                  <m:type m:val="bar"/>
+                </m:fPr>
+                <m:num>
+                  <m:r>
+                    <m:t>3</m:t>
+                  </m:r>
+                </m:num>
+                <m:den>
+                  <m:f>
+                    <m:fPr>
+                      <m:type m:val="bar"/>
+                    </m:fPr>
+                    <m:num>
+                      <m:d>
+                        <m:dPr>
+                          <m:begChr m:val="("/>
+                          <m:endChr m:val=")"/>
+                          <m:sepChr m:val=""/>
+                          <m:grow/>
+                        </m:dPr>
+                        <m:e>
+                          <m:r>
+                            <m:t>n</m:t>
+                          </m:r>
+                          <m:r>
+                            <m:rPr>
+                              <m:sty m:val="p"/>
+                            </m:rPr>
+                            <m:t>+</m:t>
+                          </m:r>
+                          <m:r>
+                            <m:t>5</m:t>
+                          </m:r>
+                        </m:e>
+                      </m:d>
+                      <m:d>
+                        <m:dPr>
+                          <m:begChr m:val="("/>
+                          <m:endChr m:val=")"/>
+                          <m:sepChr m:val=""/>
+                          <m:grow/>
+                        </m:dPr>
+                        <m:e>
+                          <m:r>
+                            <m:t>n</m:t>
+                          </m:r>
+                          <m:r>
+                            <m:rPr>
+                              <m:sty m:val="p"/>
+                            </m:rPr>
+                            <m:t>+</m:t>
+                          </m:r>
+                          <m:r>
+                            <m:t>4</m:t>
+                          </m:r>
+                        </m:e>
+                      </m:d>
+                    </m:num>
+                    <m:den>
+                      <m:r>
+                        <m:t>2</m:t>
+                      </m:r>
+                    </m:den>
+                  </m:f>
+                </m:den>
+              </m:f>
+              <m:r>
+                <m:rPr>
+                  <m:sty m:val="p"/>
+                </m:rPr>
+                <m:t>=</m:t>
+              </m:r>
+              <m:f>
+                <m:fPr>
+                  <m:type m:val="bar"/>
+                </m:fPr>
+                <m:num>
+                  <m:r>
+                    <m:t>1</m:t>
+                  </m:r>
+                </m:num>
+                <m:den>
+                  <m:r>
+                    <m:t>7</m:t>
+                  </m:r>
+                </m:den>
+              </m:f>
+            </m:oMath>
+            <w:r>
+              <w:rPr>
+                <w:rtl/>
+              </w:rPr>
+              <w:t xml:space="preserve"> </w:t>
+            </w:r>
+            <w:r>
+              <w:rPr>
+                <w:rtl/>
+              </w:rPr>
+              <w:t xml:space="preserve">معناه</w:t>
+            </w:r>
+            <w:r>
+              <w:rPr>
+                <w:rtl/>
+              </w:rPr>
+              <w:t xml:space="preserve"> </w:t>
+            </w:r>
+            <m:oMath>
+              <m:d>
+                <m:dPr>
+                  <m:begChr m:val="("/>
+                  <m:endChr m:val=")"/>
+                  <m:sepChr m:val=""/>
+                  <m:grow/>
+                </m:dPr>
+                <m:e>
+                  <m:r>
+                    <m:t>n</m:t>
+                  </m:r>
+                  <m:r>
+                    <m:rPr>
+                      <m:sty m:val="p"/>
+                    </m:rPr>
+                    <m:t>+</m:t>
+                  </m:r>
+                  <m:r>
+                    <m:t>5</m:t>
+                  </m:r>
+                </m:e>
+              </m:d>
+              <m:d>
+                <m:dPr>
+                  <m:begChr m:val="("/>
+                  <m:endChr m:val=")"/>
+                  <m:sepChr m:val=""/>
+                  <m:grow/>
+                </m:dPr>
+                <m:e>
+                  <m:r>
+                    <m:t>n</m:t>
+                  </m:r>
+                  <m:r>
+                    <m:rPr>
+                      <m:sty m:val="p"/>
+                    </m:rPr>
+                    <m:t>+</m:t>
+                  </m:r>
+                  <m:r>
+                    <m:t>4</m:t>
+                  </m:r>
+                </m:e>
+              </m:d>
+              <m:r>
+                <m:rPr>
+                  <m:sty m:val="p"/>
+                </m:rPr>
+                <m:t>=</m:t>
+              </m:r>
+              <m:r>
+                <m:t>42</m:t>
+              </m:r>
+              <m:r>
+                <m:rPr>
+                  <m:sty m:val="p"/>
+                </m:rPr>
+                <m:t>=</m:t>
+              </m:r>
+              <m:r>
+                <m:t>7</m:t>
+              </m:r>
+              <m:r>
+                <m:rPr>
+                  <m:sty m:val="p"/>
+                </m:rPr>
+                <m:t>×</m:t>
+              </m:r>
+              <m:r>
+                <m:t>6</m:t>
+              </m:r>
+            </m:oMath>
+            <w:r>
+              <w:rPr>
+                <w:rtl/>
+              </w:rPr>
+              <w:t xml:space="preserve"> </w:t>
+            </w:r>
+            <w:r>
+              <w:rPr>
+                <w:rtl/>
+              </w:rPr>
+              <w:t xml:space="preserve">، ومنه</w:t>
+            </w:r>
+            <w:r>
+              <w:rPr>
+                <w:rtl/>
+              </w:rPr>
+              <w:t xml:space="preserve"> </w:t>
+            </w:r>
+            <m:oMath>
+              <m:borderBox>
+                <m:e>
+                  <m:r>
+                    <m:t>n</m:t>
+                  </m:r>
+                  <m:r>
+                    <m:rPr>
+                      <m:sty m:val="p"/>
+                    </m:rPr>
+                    <m:t>=</m:t>
+                  </m:r>
+                  <m:r>
+                    <m:t>2</m:t>
+                  </m:r>
+                </m:e>
+              </m:borderBox>
+            </m:oMath>
+            <w:r>
+              <w:rPr>
+                <w:rtl/>
+              </w:rPr>
+              <w:t xml:space="preserve"> </w:t>
+            </w:r>
+            <w:r>
+              <w:rPr>
+                <w:rtl/>
+              </w:rPr>
+              <w:t xml:space="preserve">(لأن</w:t>
+            </w:r>
+            <w:r>
+              <w:rPr>
+                <w:rtl/>
+              </w:rPr>
+              <w:t xml:space="preserve"> </w:t>
+            </w:r>
+            <m:oMath>
+              <m:r>
+                <m:t>n</m:t>
+              </m:r>
+            </m:oMath>
+            <w:r>
+              <w:rPr>
+                <w:rtl/>
+              </w:rPr>
+              <w:t xml:space="preserve"> </w:t>
+            </w:r>
+            <w:r>
+              <w:rPr>
+                <w:rtl/>
+              </w:rPr>
+              <w:t xml:space="preserve">عدد طبيعي).</w:t>
+            </w:r>
+            <w:r>
+              <w:rPr>
+                <w:rtl/>
+              </w:rPr>
+              <w:t xml:space="preserve"> </w:t>
+            </w:r>
+            <w:r>
+              <w:rPr>
+                <w:b/>
+                <w:bCs/>
+                <w:color w:val="C00000"/>
+                <w:rtl/>
+              </w:rPr>
+              <w:t xml:space="preserve">(1)</w:t>
+            </w:r>
+          </w:p>
         </w:tc>
       </w:tr>
     </w:tbl>
@@ -11565,7 +13623,7 @@
           <w:tbl>
             <w:tblPr>
               <w:tblStyle w:val="Table"/>
-              <w:tblW w:w="9520" w:type="dxa"/>
+              <w:tblW w:w="9522" w:type="dxa"/>
               <w:jc w:val="center"/>
               <w:tblBorders>
                 <w:top w:val="single" w:sz="4" w:space="0" w:color="000000"/>
@@ -11579,14 +13637,15 @@
               <w:tblLook w:firstRow="1" w:lastRow="0" w:firstColumn="0" w:lastColumn="0" w:noHBand="0" w:noVBand="0" w:val="0020"/>
             </w:tblPr>
             <w:tblGrid>
-              <w:gridCol w:w="1757"/>
-              <w:gridCol w:w="1059"/>
-              <w:gridCol w:w="1059"/>
-              <w:gridCol w:w="1059"/>
-              <w:gridCol w:w="1059"/>
-              <w:gridCol w:w="885"/>
-              <w:gridCol w:w="885"/>
-              <w:gridCol w:w="1757"/>
+              <w:gridCol w:w="1663"/>
+              <w:gridCol w:w="1003"/>
+              <w:gridCol w:w="838"/>
+              <w:gridCol w:w="838"/>
+              <w:gridCol w:w="838"/>
+              <w:gridCol w:w="838"/>
+              <w:gridCol w:w="1003"/>
+              <w:gridCol w:w="838"/>
+              <w:gridCol w:w="1663"/>
             </w:tblGrid>
             <w:tr>
               <w:trPr>
@@ -11594,7 +13653,7 @@
               </w:trPr>
               <w:tc>
                 <w:tcPr>
-                  <w:tcW w:w="1757" w:type="dxa"/>
+                  <w:tcW w:w="1663" w:type="dxa"/>
                   <w:shd w:val="clear" w:color="auto" w:fill="E4E7ED"/>
                 </w:tcPr>
                 <w:p>
@@ -11613,7 +13672,7 @@
               </w:tc>
               <w:tc>
                 <w:tcPr>
-                  <w:tcW w:w="1059" w:type="dxa"/>
+                  <w:tcW w:w="1003" w:type="dxa"/>
                   <w:shd w:val="clear" w:color="auto" w:fill="E4E7ED"/>
                 </w:tcPr>
                 <w:p>
@@ -11632,7 +13691,7 @@
               </w:tc>
               <w:tc>
                 <w:tcPr>
-                  <w:tcW w:w="1059" w:type="dxa"/>
+                  <w:tcW w:w="838" w:type="dxa"/>
                   <w:shd w:val="clear" w:color="auto" w:fill="E4E7ED"/>
                 </w:tcPr>
                 <w:p>
@@ -11651,7 +13710,7 @@
               </w:tc>
               <w:tc>
                 <w:tcPr>
-                  <w:tcW w:w="1059" w:type="dxa"/>
+                  <w:tcW w:w="838" w:type="dxa"/>
                   <w:shd w:val="clear" w:color="auto" w:fill="E4E7ED"/>
                 </w:tcPr>
                 <w:p>
@@ -11670,7 +13729,7 @@
               </w:tc>
               <w:tc>
                 <w:tcPr>
-                  <w:tcW w:w="1059" w:type="dxa"/>
+                  <w:tcW w:w="838" w:type="dxa"/>
                   <w:shd w:val="clear" w:color="auto" w:fill="E4E7ED"/>
                 </w:tcPr>
                 <w:p>
@@ -11689,7 +13748,7 @@
               </w:tc>
               <w:tc>
                 <w:tcPr>
-                  <w:tcW w:w="885" w:type="dxa"/>
+                  <w:tcW w:w="838" w:type="dxa"/>
                   <w:shd w:val="clear" w:color="auto" w:fill="E4E7ED"/>
                 </w:tcPr>
                 <w:p>
@@ -11708,7 +13767,7 @@
               </w:tc>
               <w:tc>
                 <w:tcPr>
-                  <w:tcW w:w="885" w:type="dxa"/>
+                  <w:tcW w:w="1003" w:type="dxa"/>
                   <w:shd w:val="clear" w:color="auto" w:fill="E4E7ED"/>
                 </w:tcPr>
                 <w:p>
@@ -11727,7 +13786,26 @@
               </w:tc>
               <w:tc>
                 <w:tcPr>
-                  <w:tcW w:w="1757" w:type="dxa"/>
+                  <w:tcW w:w="838" w:type="dxa"/>
+                  <w:shd w:val="clear" w:color="auto" w:fill="E4E7ED"/>
+                </w:tcPr>
+                <w:p>
+                  <w:pPr>
+                    <w:pStyle w:val="Compact"/>
+                    <w:bidi/>
+                    <w:jc w:val="center"/>
+                  </w:pPr>
+                  <w:r>
+                    <w:rPr>
+                      <w:rtl/>
+                    </w:rPr>
+                    <w:t xml:space="preserve">س7</w:t>
+                  </w:r>
+                </w:p>
+              </w:tc>
+              <w:tc>
+                <w:tcPr>
+                  <w:tcW w:w="1663" w:type="dxa"/>
                   <w:shd w:val="clear" w:color="auto" w:fill="E4E7ED"/>
                 </w:tcPr>
                 <w:p>
@@ -11748,7 +13826,7 @@
             <w:tr>
               <w:tc>
                 <w:tcPr>
-                  <w:tcW w:w="1757" w:type="dxa"/>
+                  <w:tcW w:w="1663" w:type="dxa"/>
                 </w:tcPr>
                 <w:p>
                   <w:pPr>
@@ -11766,7 +13844,7 @@
               </w:tc>
               <w:tc>
                 <w:tcPr>
-                  <w:tcW w:w="1059" w:type="dxa"/>
+                  <w:tcW w:w="1003" w:type="dxa"/>
                 </w:tcPr>
                 <w:p>
                   <w:pPr>
@@ -11792,7 +13870,75 @@
               </w:tc>
               <w:tc>
                 <w:tcPr>
-                  <w:tcW w:w="1059" w:type="dxa"/>
+                  <w:tcW w:w="838" w:type="dxa"/>
+                </w:tcPr>
+                <w:p>
+                  <w:pPr>
+                    <w:pStyle w:val="Compact"/>
+                    <w:bidi/>
+                    <w:jc w:val="center"/>
+                  </w:pPr>
+                  <m:oMath>
+                    <m:r>
+                      <m:t>1</m:t>
+                    </m:r>
+                  </m:oMath>
+                </w:p>
+              </w:tc>
+              <w:tc>
+                <w:tcPr>
+                  <w:tcW w:w="838" w:type="dxa"/>
+                </w:tcPr>
+                <w:p>
+                  <w:pPr>
+                    <w:pStyle w:val="Compact"/>
+                    <w:bidi/>
+                    <w:jc w:val="center"/>
+                  </w:pPr>
+                  <m:oMath>
+                    <m:r>
+                      <m:t>1</m:t>
+                    </m:r>
+                  </m:oMath>
+                </w:p>
+              </w:tc>
+              <w:tc>
+                <w:tcPr>
+                  <w:tcW w:w="838" w:type="dxa"/>
+                </w:tcPr>
+                <w:p>
+                  <w:pPr>
+                    <w:pStyle w:val="Compact"/>
+                    <w:bidi/>
+                    <w:jc w:val="center"/>
+                  </w:pPr>
+                  <m:oMath>
+                    <m:r>
+                      <m:t>1</m:t>
+                    </m:r>
+                  </m:oMath>
+                </w:p>
+              </w:tc>
+              <w:tc>
+                <w:tcPr>
+                  <w:tcW w:w="838" w:type="dxa"/>
+                </w:tcPr>
+                <w:p>
+                  <w:pPr>
+                    <w:pStyle w:val="Compact"/>
+                    <w:bidi/>
+                    <w:jc w:val="center"/>
+                  </w:pPr>
+                  <m:oMath>
+                    <m:r>
+                      <m:t>1</m:t>
+                    </m:r>
+                  </m:oMath>
+                </w:p>
+              </w:tc>
+              <w:tc>
+                <w:tcPr>
+                  <w:tcW w:w="1003" w:type="dxa"/>
                 </w:tcPr>
                 <w:p>
                   <w:pPr>
@@ -11818,76 +13964,7 @@
               </w:tc>
               <w:tc>
                 <w:tcPr>
-                  <w:tcW w:w="1059" w:type="dxa"/>
-                </w:tcPr>
-                <w:p>
-                  <w:pPr>
-                    <w:pStyle w:val="Compact"/>
-                    <w:bidi/>
-                    <w:jc w:val="center"/>
-                  </w:pPr>
-                  <m:oMath>
-                    <m:r>
-                      <m:t>1</m:t>
-                    </m:r>
-                    <m:r>
-                      <m:rPr>
-                        <m:sty m:val="p"/>
-                      </m:rPr>
-                      <m:t>,</m:t>
-                    </m:r>
-                    <m:r>
-                      <m:t>5</m:t>
-                    </m:r>
-                  </m:oMath>
-                </w:p>
-              </w:tc>
-              <w:tc>
-                <w:tcPr>
-                  <w:tcW w:w="1059" w:type="dxa"/>
-                </w:tcPr>
-                <w:p>
-                  <w:pPr>
-                    <w:pStyle w:val="Compact"/>
-                    <w:bidi/>
-                    <w:jc w:val="center"/>
-                  </w:pPr>
-                  <m:oMath>
-                    <m:r>
-                      <m:t>1</m:t>
-                    </m:r>
-                    <m:r>
-                      <m:rPr>
-                        <m:sty m:val="p"/>
-                      </m:rPr>
-                      <m:t>,</m:t>
-                    </m:r>
-                    <m:r>
-                      <m:t>5</m:t>
-                    </m:r>
-                  </m:oMath>
-                </w:p>
-              </w:tc>
-              <w:tc>
-                <w:tcPr>
-                  <w:tcW w:w="885" w:type="dxa"/>
-                </w:tcPr>
-                <w:p>
-                  <w:pPr>
-                    <w:pStyle w:val="Compact"/>
-                    <w:bidi/>
-                    <w:jc w:val="center"/>
-                  </w:pPr>
-                  <m:oMath>
-                    <m:r>
-                      <m:t>1</m:t>
-                    </m:r>
-                  </m:oMath>
-                </w:p>
-              </w:tc>
-              <w:tc>
-                <w:tcPr>
-                  <w:tcW w:w="885" w:type="dxa"/>
+                  <w:tcW w:w="838" w:type="dxa"/>
                 </w:tcPr>
                 <w:p>
                   <w:pPr>
@@ -11905,7 +13982,7 @@
               </w:tc>
               <w:tc>
                 <w:tcPr>
-                  <w:tcW w:w="1757" w:type="dxa"/>
+                  <w:tcW w:w="1663" w:type="dxa"/>
                 </w:tcPr>
                 <w:p>
                   <w:pPr>
@@ -11924,7 +14001,7 @@
             <w:tr>
               <w:tc>
                 <w:tcPr>
-                  <w:tcW w:w="1757" w:type="dxa"/>
+                  <w:tcW w:w="1663" w:type="dxa"/>
                 </w:tcPr>
                 <w:p>
                   <w:pPr>
@@ -11942,33 +14019,7 @@
               </w:tc>
               <w:tc>
                 <w:tcPr>
-                  <w:tcW w:w="1059" w:type="dxa"/>
-                </w:tcPr>
-                <w:p>
-                  <w:pPr>
-                    <w:pStyle w:val="Compact"/>
-                    <w:bidi/>
-                    <w:jc w:val="center"/>
-                  </w:pPr>
-                  <m:oMath>
-                    <m:r>
-                      <m:t>1</m:t>
-                    </m:r>
-                    <m:r>
-                      <m:rPr>
-                        <m:sty m:val="p"/>
-                      </m:rPr>
-                      <m:t>,</m:t>
-                    </m:r>
-                    <m:r>
-                      <m:t>5</m:t>
-                    </m:r>
-                  </m:oMath>
-                </w:p>
-              </w:tc>
-              <w:tc>
-                <w:tcPr>
-                  <w:tcW w:w="1059" w:type="dxa"/>
+                  <w:tcW w:w="1003" w:type="dxa"/>
                 </w:tcPr>
                 <w:p>
                   <w:pPr>
@@ -11985,33 +14036,7 @@
               </w:tc>
               <w:tc>
                 <w:tcPr>
-                  <w:tcW w:w="1059" w:type="dxa"/>
-                </w:tcPr>
-                <w:p>
-                  <w:pPr>
-                    <w:pStyle w:val="Compact"/>
-                    <w:bidi/>
-                    <w:jc w:val="center"/>
-                  </w:pPr>
-                  <m:oMath>
-                    <m:r>
-                      <m:t>1</m:t>
-                    </m:r>
-                    <m:r>
-                      <m:rPr>
-                        <m:sty m:val="p"/>
-                      </m:rPr>
-                      <m:t>,</m:t>
-                    </m:r>
-                    <m:r>
-                      <m:t>5</m:t>
-                    </m:r>
-                  </m:oMath>
-                </w:p>
-              </w:tc>
-              <w:tc>
-                <w:tcPr>
-                  <w:tcW w:w="1059" w:type="dxa"/>
+                  <w:tcW w:w="838" w:type="dxa"/>
                 </w:tcPr>
                 <w:p>
                   <w:pPr>
@@ -12028,7 +14053,7 @@
               </w:tc>
               <w:tc>
                 <w:tcPr>
-                  <w:tcW w:w="885" w:type="dxa"/>
+                  <w:tcW w:w="838" w:type="dxa"/>
                 </w:tcPr>
                 <w:p>
                   <w:pPr>
@@ -12045,7 +14070,7 @@
               </w:tc>
               <w:tc>
                 <w:tcPr>
-                  <w:tcW w:w="885" w:type="dxa"/>
+                  <w:tcW w:w="838" w:type="dxa"/>
                 </w:tcPr>
                 <w:p>
                   <w:pPr>
@@ -12062,7 +14087,58 @@
               </w:tc>
               <w:tc>
                 <w:tcPr>
-                  <w:tcW w:w="1757" w:type="dxa"/>
+                  <w:tcW w:w="838" w:type="dxa"/>
+                </w:tcPr>
+                <w:p>
+                  <w:pPr>
+                    <w:pStyle w:val="Compact"/>
+                    <w:bidi/>
+                    <w:jc w:val="center"/>
+                  </w:pPr>
+                  <m:oMath>
+                    <m:r>
+                      <m:t>1</m:t>
+                    </m:r>
+                  </m:oMath>
+                </w:p>
+              </w:tc>
+              <w:tc>
+                <w:tcPr>
+                  <w:tcW w:w="1003" w:type="dxa"/>
+                </w:tcPr>
+                <w:p>
+                  <w:pPr>
+                    <w:pStyle w:val="Compact"/>
+                    <w:bidi/>
+                    <w:jc w:val="center"/>
+                  </w:pPr>
+                  <m:oMath>
+                    <m:r>
+                      <m:t>1</m:t>
+                    </m:r>
+                  </m:oMath>
+                </w:p>
+              </w:tc>
+              <w:tc>
+                <w:tcPr>
+                  <w:tcW w:w="838" w:type="dxa"/>
+                </w:tcPr>
+                <w:p>
+                  <w:pPr>
+                    <w:pStyle w:val="Compact"/>
+                    <w:bidi/>
+                    <w:jc w:val="center"/>
+                  </w:pPr>
+                  <m:oMath>
+                    <m:r>
+                      <m:t>1</m:t>
+                    </m:r>
+                  </m:oMath>
+                </w:p>
+              </w:tc>
+              <w:tc>
+                <w:tcPr>
+                  <w:tcW w:w="1663" w:type="dxa"/>
                 </w:tcPr>
                 <w:p>
                   <w:pPr>
@@ -12081,7 +14157,7 @@
             <w:tr>
               <w:tc>
                 <w:tcPr>
-                  <w:tcW w:w="1757" w:type="dxa"/>
+                  <w:tcW w:w="1663" w:type="dxa"/>
                 </w:tcPr>
                 <w:p>
                   <w:pPr>
@@ -12099,7 +14175,7 @@
               </w:tc>
               <w:tc>
                 <w:tcPr>
-                  <w:tcW w:w="1059" w:type="dxa"/>
+                  <w:tcW w:w="1003" w:type="dxa"/>
                 </w:tcPr>
                 <w:p>
                   <w:pPr>
@@ -12111,21 +14187,12 @@
                     <m:r>
                       <m:t>1</m:t>
                     </m:r>
-                    <m:r>
-                      <m:rPr>
-                        <m:sty m:val="p"/>
-                      </m:rPr>
-                      <m:t>,</m:t>
-                    </m:r>
-                    <m:r>
-                      <m:t>5</m:t>
-                    </m:r>
                   </m:oMath>
                 </w:p>
               </w:tc>
               <w:tc>
                 <w:tcPr>
-                  <w:tcW w:w="1059" w:type="dxa"/>
+                  <w:tcW w:w="838" w:type="dxa"/>
                 </w:tcPr>
                 <w:p>
                   <w:pPr>
@@ -12137,21 +14204,12 @@
                     <m:r>
                       <m:t>2</m:t>
                     </m:r>
-                    <m:r>
-                      <m:rPr>
-                        <m:sty m:val="p"/>
-                      </m:rPr>
-                      <m:t>,</m:t>
-                    </m:r>
-                    <m:r>
-                      <m:t>5</m:t>
-                    </m:r>
                   </m:oMath>
                 </w:p>
               </w:tc>
               <w:tc>
                 <w:tcPr>
-                  <w:tcW w:w="1059" w:type="dxa"/>
+                  <w:tcW w:w="838" w:type="dxa"/>
                 </w:tcPr>
                 <w:p>
                   <w:pPr>
@@ -12168,7 +14226,24 @@
               </w:tc>
               <w:tc>
                 <w:tcPr>
-                  <w:tcW w:w="1059" w:type="dxa"/>
+                  <w:tcW w:w="838" w:type="dxa"/>
+                </w:tcPr>
+                <w:p>
+                  <w:pPr>
+                    <w:pStyle w:val="Compact"/>
+                    <w:bidi/>
+                    <w:jc w:val="center"/>
+                  </w:pPr>
+                  <m:oMath>
+                    <m:r>
+                      <m:t>1</m:t>
+                    </m:r>
+                  </m:oMath>
+                </w:p>
+              </w:tc>
+              <w:tc>
+                <w:tcPr>
+                  <w:tcW w:w="838" w:type="dxa"/>
                 </w:tcPr>
                 <w:p>
                   <w:pPr>
@@ -12186,7 +14261,7 @@
               </w:tc>
               <w:tc>
                 <w:tcPr>
-                  <w:tcW w:w="885" w:type="dxa"/>
+                  <w:tcW w:w="1003" w:type="dxa"/>
                 </w:tcPr>
                 <w:p>
                   <w:pPr>
@@ -12204,7 +14279,7 @@
               </w:tc>
               <w:tc>
                 <w:tcPr>
-                  <w:tcW w:w="885" w:type="dxa"/>
+                  <w:tcW w:w="838" w:type="dxa"/>
                 </w:tcPr>
                 <w:p>
                   <w:pPr>
@@ -12222,7 +14297,7 @@
               </w:tc>
               <w:tc>
                 <w:tcPr>
-                  <w:tcW w:w="1757" w:type="dxa"/>
+                  <w:tcW w:w="1663" w:type="dxa"/>
                 </w:tcPr>
                 <w:p>
                   <w:pPr>
@@ -12241,7 +14316,7 @@
             <w:tr>
               <w:tc>
                 <w:tcPr>
-                  <w:tcW w:w="1757" w:type="dxa"/>
+                  <w:tcW w:w="1663" w:type="dxa"/>
                   <w:shd w:val="clear" w:color="auto" w:fill="E4E7ED"/>
                 </w:tcPr>
                 <w:p>
@@ -12260,8 +14335,8 @@
               </w:tc>
               <w:tc>
                 <w:tcPr>
-                  <w:tcW w:w="1059" w:type="dxa"/>
-                  <w:gridSpan w:val="6"/>
+                  <w:tcW w:w="1003" w:type="dxa"/>
+                  <w:gridSpan w:val="7"/>
                   <w:shd w:val="clear" w:color="auto" w:fill="E4E7ED"/>
                 </w:tcPr>
                 <w:p>
@@ -12274,7 +14349,7 @@
               </w:tc>
               <w:tc>
                 <w:tcPr>
-                  <w:tcW w:w="1059" w:type="dxa"/>
+                  <w:tcW w:w="838" w:type="dxa"/>
                   <w:shd w:val="clear" w:color="auto" w:fill="E4E7ED"/>
                 </w:tcPr>
                 <w:p>
@@ -12308,8 +14383,8 @@
       </w:pPr>
     </w:p>
     <w:sectPr>
-      <w:headerReference w:type="default" r:id="rId11"/>
-      <w:footerReference w:type="default" r:id="rId12"/>
+      <w:headerReference w:type="default" r:id="rId12"/>
+      <w:footerReference w:type="default" r:id="rId13"/>
       <w:pgSz w:h="16838" w:w="11906"/>
       <w:pgMar w:bottom="1134" w:left="964" w:right="964" w:top="1134" w:header="454" w:footer="454" w:gutter="0"/>
     </w:sectPr>

--- a/documents/2as/frod/fard_01c_2as_rt.docx
+++ b/documents/2as/frod/fard_01c_2as_rt.docx
@@ -3445,6 +3445,9 @@
               <m:borderBox>
                 <m:e>
                   <m:r>
+                    <w:rPr>
+                      <w:highlight w:val="yellow"/>
+                    </w:rPr>
                     <m:t>0</m:t>
                   </m:r>
                 </m:e>
@@ -3752,7 +3755,7 @@
           <w:tbl>
             <w:tblPr>
               <w:tblStyle w:val="Table"/>
-              <w:tblW w:w="4635" w:type="dxa"/>
+              <w:tblW w:w="7770" w:type="dxa"/>
               <w:jc w:val="center"/>
               <w:tblBorders>
                 <w:top w:val="single" w:sz="4" w:space="0" w:color="000000"/>
@@ -3766,7 +3769,7 @@
               <w:tblLook w:firstRow="1" w:lastRow="0" w:firstColumn="0" w:lastColumn="0" w:noHBand="0" w:noVBand="0" w:val="0020"/>
             </w:tblPr>
             <w:tblGrid>
-              <w:gridCol w:w="870"/>
+              <w:gridCol w:w="4005"/>
               <w:gridCol w:w="870"/>
               <w:gridCol w:w="965"/>
               <w:gridCol w:w="965"/>
@@ -3778,7 +3781,7 @@
               </w:trPr>
               <w:tc>
                 <w:tcPr>
-                  <w:tcW w:w="870" w:type="dxa"/>
+                  <w:tcW w:w="4005" w:type="dxa"/>
                   <w:shd w:val="clear" w:color="auto" w:fill="E4E7ED"/>
                 </w:tcPr>
                 <w:p>
@@ -3793,6 +3796,38 @@
                     </w:rPr>
                     <w:t xml:space="preserve"/>
                   </w:r>
+                  <w:r>
+                    <w:rPr>
+                      <w:b/>
+                      <w:bCs/>
+                      <w:rtl/>
+                    </w:rPr>
+                    <w:t xml:space="preserve">معاملات</w:t>
+                  </w:r>
+                  <w:r>
+                    <w:rPr>
+                      <w:rtl/>
+                    </w:rPr>
+                    <w:t xml:space="preserve"> </w:t>
+                  </w:r>
+                  <m:oMath>
+                    <m:r>
+                      <m:t>P</m:t>
+                    </m:r>
+                    <m:d>
+                      <m:dPr>
+                        <m:begChr m:val="("/>
+                        <m:endChr m:val=")"/>
+                        <m:sepChr m:val=""/>
+                        <m:grow/>
+                      </m:dPr>
+                      <m:e>
+                        <m:r>
+                          <m:t>x</m:t>
+                        </m:r>
+                      </m:e>
+                    </m:d>
+                  </m:oMath>
                 </w:p>
               </w:tc>
               <w:tc>
@@ -3883,7 +3918,7 @@
             <w:tr>
               <w:tc>
                 <w:tcPr>
-                  <w:tcW w:w="870" w:type="dxa"/>
+                  <w:tcW w:w="4005" w:type="dxa"/>
                 </w:tcPr>
                 <w:p>
                   <w:pPr>
@@ -3891,6 +3926,18 @@
                     <w:bidi/>
                     <w:jc w:val="center"/>
                   </w:pPr>
+                  <w:r>
+                    <w:rPr>
+                      <w:rtl/>
+                    </w:rPr>
+                    <w:t xml:space="preserve">الجذر</w:t>
+                  </w:r>
+                  <w:r>
+                    <w:rPr>
+                      <w:rtl/>
+                    </w:rPr>
+                    <w:t xml:space="preserve"> </w:t>
+                  </w:r>
                   <m:oMath>
                     <m:r>
                       <m:t>1</m:t>
@@ -3977,7 +4024,8 @@
             <w:tr>
               <w:tc>
                 <w:tcPr>
-                  <w:tcW w:w="870" w:type="dxa"/>
+                  <w:tcW w:w="4005" w:type="dxa"/>
+                  <w:shd w:val="clear" w:color="auto" w:fill="E4E7ED"/>
                 </w:tcPr>
                 <w:p>
                   <w:pPr>
@@ -3985,11 +4033,64 @@
                     <w:bidi/>
                     <w:jc w:val="center"/>
                   </w:pPr>
+                  <w:r>
+                    <w:rPr>
+                      <w:rtl/>
+                    </w:rPr>
+                    <w:t xml:space="preserve"/>
+                  </w:r>
+                  <w:r>
+                    <w:rPr>
+                      <w:b/>
+                      <w:bCs/>
+                      <w:rtl/>
+                    </w:rPr>
+                    <w:t xml:space="preserve">معاملات</w:t>
+                  </w:r>
+                  <w:r>
+                    <w:rPr>
+                      <w:rtl/>
+                    </w:rPr>
+                    <w:t xml:space="preserve"> </w:t>
+                  </w:r>
+                  <m:oMath>
+                    <m:r>
+                      <m:t>Q</m:t>
+                    </m:r>
+                    <m:d>
+                      <m:dPr>
+                        <m:begChr m:val="("/>
+                        <m:endChr m:val=")"/>
+                        <m:sepChr m:val=""/>
+                        <m:grow/>
+                      </m:dPr>
+                      <m:e>
+                        <m:r>
+                          <m:t>x</m:t>
+                        </m:r>
+                      </m:e>
+                    </m:d>
+                  </m:oMath>
+                  <w:r>
+                    <w:rPr>
+                      <w:rtl/>
+                    </w:rPr>
+                    <w:t xml:space="preserve"> </w:t>
+                  </w:r>
+                  <w:r>
+                    <w:rPr>
+                      <w:b/>
+                      <w:bCs/>
+                      <w:rtl/>
+                    </w:rPr>
+                    <w:t xml:space="preserve">والباقي</w:t>
+                  </w:r>
                 </w:p>
               </w:tc>
               <w:tc>
                 <w:tcPr>
                   <w:tcW w:w="870" w:type="dxa"/>
+                  <w:shd w:val="clear" w:color="auto" w:fill="E4E7ED"/>
                 </w:tcPr>
                 <w:p>
                   <w:pPr>
@@ -4007,6 +4108,7 @@
               <w:tc>
                 <w:tcPr>
                   <w:tcW w:w="965" w:type="dxa"/>
+                  <w:shd w:val="clear" w:color="auto" w:fill="E4E7ED"/>
                 </w:tcPr>
                 <w:p>
                   <w:pPr>
@@ -4030,6 +4132,7 @@
               <w:tc>
                 <w:tcPr>
                   <w:tcW w:w="965" w:type="dxa"/>
+                  <w:shd w:val="clear" w:color="auto" w:fill="E4E7ED"/>
                 </w:tcPr>
                 <w:p>
                   <w:pPr>
@@ -4053,6 +4156,7 @@
               <w:tc>
                 <w:tcPr>
                   <w:tcW w:w="965" w:type="dxa"/>
+                  <w:shd w:val="clear" w:color="auto" w:fill="E4E7ED"/>
                 </w:tcPr>
                 <w:p>
                   <w:pPr>
@@ -4090,6 +4194,9 @@
               <m:borderBox>
                 <m:e>
                   <m:r>
+                    <w:rPr>
+                      <w:highlight w:val="yellow"/>
+                    </w:rPr>
                     <m:t>Q</m:t>
                   </m:r>
                   <m:d>
@@ -4101,6 +4208,9 @@
                     </m:dPr>
                     <m:e>
                       <m:r>
+                        <w:rPr>
+                          <w:highlight w:val="yellow"/>
+                        </w:rPr>
                         <m:t>x</m:t>
                       </m:r>
                     </m:e>
@@ -4109,8 +4219,133 @@
                     <m:rPr>
                       <m:sty m:val="p"/>
                     </m:rPr>
+                    <w:rPr>
+                      <w:highlight w:val="yellow"/>
+                    </w:rPr>
                     <m:t>=</m:t>
                   </m:r>
+                  <m:sSup>
+                    <m:e>
+                      <m:r>
+                        <w:rPr>
+                          <w:highlight w:val="yellow"/>
+                        </w:rPr>
+                        <m:t>x</m:t>
+                      </m:r>
+                    </m:e>
+                    <m:sup>
+                      <m:r>
+                        <w:rPr>
+                          <w:highlight w:val="yellow"/>
+                        </w:rPr>
+                        <m:t>2</m:t>
+                      </m:r>
+                    </m:sup>
+                  </m:sSup>
+                  <m:r>
+                    <m:rPr>
+                      <m:sty m:val="p"/>
+                    </m:rPr>
+                    <w:rPr>
+                      <w:highlight w:val="yellow"/>
+                    </w:rPr>
+                    <m:t>−</m:t>
+                  </m:r>
+                  <m:r>
+                    <w:rPr>
+                      <w:highlight w:val="yellow"/>
+                    </w:rPr>
+                    <m:t>x</m:t>
+                  </m:r>
+                  <m:r>
+                    <m:rPr>
+                      <m:sty m:val="p"/>
+                    </m:rPr>
+                    <w:rPr>
+                      <w:highlight w:val="yellow"/>
+                    </w:rPr>
+                    <m:t>−</m:t>
+                  </m:r>
+                  <m:r>
+                    <w:rPr>
+                      <w:highlight w:val="yellow"/>
+                    </w:rPr>
+                    <m:t>6</m:t>
+                  </m:r>
+                </m:e>
+              </m:borderBox>
+            </m:oMath>
+            <w:r>
+              <w:rPr>
+                <w:rtl/>
+              </w:rPr>
+              <w:t xml:space="preserve"> </w:t>
+            </w:r>
+            <w:r>
+              <w:rPr>
+                <w:rtl/>
+              </w:rPr>
+              <w:t xml:space="preserve">و</w:t>
+            </w:r>
+            <w:r>
+              <w:rPr>
+                <w:rtl/>
+              </w:rPr>
+              <w:t xml:space="preserve"> </w:t>
+            </w:r>
+            <m:oMath>
+              <m:r>
+                <m:t>P</m:t>
+              </m:r>
+              <m:d>
+                <m:dPr>
+                  <m:begChr m:val="("/>
+                  <m:endChr m:val=")"/>
+                  <m:sepChr m:val=""/>
+                  <m:grow/>
+                </m:dPr>
+                <m:e>
+                  <m:r>
+                    <m:t>x</m:t>
+                  </m:r>
+                </m:e>
+              </m:d>
+              <m:r>
+                <m:rPr>
+                  <m:sty m:val="p"/>
+                </m:rPr>
+                <m:t>=</m:t>
+              </m:r>
+              <m:d>
+                <m:dPr>
+                  <m:begChr m:val="("/>
+                  <m:endChr m:val=")"/>
+                  <m:sepChr m:val=""/>
+                  <m:grow/>
+                </m:dPr>
+                <m:e>
+                  <m:r>
+                    <m:t>x</m:t>
+                  </m:r>
+                  <m:r>
+                    <m:rPr>
+                      <m:sty m:val="p"/>
+                    </m:rPr>
+                    <m:t>−</m:t>
+                  </m:r>
+                  <m:r>
+                    <m:t>1</m:t>
+                  </m:r>
+                </m:e>
+              </m:d>
+              <m:d>
+                <m:dPr>
+                  <m:begChr m:val="("/>
+                  <m:endChr m:val=")"/>
+                  <m:sepChr m:val=""/>
+                  <m:grow/>
+                </m:dPr>
+                <m:e>
                   <m:sSup>
                     <m:e>
                       <m:r>
@@ -4142,29 +4377,320 @@
                     <m:t>6</m:t>
                   </m:r>
                 </m:e>
-              </m:borderBox>
-            </m:oMath>
-            <w:r>
-              <w:rPr>
-                <w:rtl/>
-              </w:rPr>
-              <w:t xml:space="preserve"> </w:t>
-            </w:r>
-            <w:r>
-              <w:rPr>
-                <w:rtl/>
-              </w:rPr>
-              <w:t xml:space="preserve">و</w:t>
-            </w:r>
-            <w:r>
-              <w:rPr>
-                <w:rtl/>
-              </w:rPr>
-              <w:t xml:space="preserve"> </w:t>
-            </w:r>
-            <m:oMath>
-              <m:r>
-                <m:t>P</m:t>
+              </m:d>
+            </m:oMath>
+            <w:r>
+              <w:rPr>
+                <w:rtl/>
+              </w:rPr>
+              <w:t xml:space="preserve">.</w:t>
+            </w:r>
+            <w:r>
+              <w:rPr>
+                <w:b/>
+                <w:bCs/>
+                <w:color w:val="C00000"/>
+                <w:rtl/>
+              </w:rPr>
+              <w:t xml:space="preserve">(1)</w:t>
+            </w:r>
+          </w:p>
+          <w:p>
+            <w:pPr>
+              <w:bidi/>
+            </w:pPr>
+            <w:r>
+              <w:rPr>
+                <w:b/>
+                <w:bCs/>
+                <w:rtl/>
+              </w:rPr>
+              <w:t xml:space="preserve">3.</w:t>
+            </w:r>
+            <w:r>
+              <w:rPr>
+                <w:rtl/>
+              </w:rPr>
+              <w:t xml:space="preserve"> </w:t>
+            </w:r>
+            <m:oMath>
+              <m:sSup>
+                <m:e>
+                  <m:r>
+                    <m:t>x</m:t>
+                  </m:r>
+                </m:e>
+                <m:sup>
+                  <m:r>
+                    <m:t>2</m:t>
+                  </m:r>
+                </m:sup>
+              </m:sSup>
+              <m:r>
+                <m:rPr>
+                  <m:sty m:val="p"/>
+                </m:rPr>
+                <m:t>−</m:t>
+              </m:r>
+              <m:r>
+                <m:t>x</m:t>
+              </m:r>
+              <m:r>
+                <m:rPr>
+                  <m:sty m:val="p"/>
+                </m:rPr>
+                <m:t>−</m:t>
+              </m:r>
+              <m:r>
+                <m:t>6</m:t>
+              </m:r>
+            </m:oMath>
+            <w:r>
+              <w:rPr>
+                <w:rtl/>
+              </w:rPr>
+              <w:t xml:space="preserve">:</w:t>
+            </w:r>
+            <w:r>
+              <w:rPr>
+                <w:rtl/>
+              </w:rPr>
+              <w:t xml:space="preserve"> </w:t>
+            </w:r>
+            <m:oMath>
+              <m:r>
+                <m:t>Δ</m:t>
+              </m:r>
+              <m:r>
+                <m:rPr>
+                  <m:sty m:val="p"/>
+                </m:rPr>
+                <m:t>=</m:t>
+              </m:r>
+              <m:r>
+                <m:t>1</m:t>
+              </m:r>
+              <m:r>
+                <m:rPr>
+                  <m:sty m:val="p"/>
+                </m:rPr>
+                <m:t>+</m:t>
+              </m:r>
+              <m:r>
+                <m:t>24</m:t>
+              </m:r>
+              <m:r>
+                <m:rPr>
+                  <m:sty m:val="p"/>
+                </m:rPr>
+                <m:t>=</m:t>
+              </m:r>
+              <m:r>
+                <m:t>25</m:t>
+              </m:r>
+            </m:oMath>
+            <w:r>
+              <w:rPr>
+                <w:rtl/>
+              </w:rPr>
+              <w:t xml:space="preserve"> </w:t>
+            </w:r>
+            <w:r>
+              <w:rPr>
+                <w:rtl/>
+              </w:rPr>
+              <w:t xml:space="preserve">،</w:t>
+            </w:r>
+            <w:r>
+              <w:rPr>
+                <w:rtl/>
+              </w:rPr>
+              <w:t xml:space="preserve"> </w:t>
+            </w:r>
+            <m:oMath>
+              <m:sSub>
+                <m:e>
+                  <m:r>
+                    <m:t>x</m:t>
+                  </m:r>
+                </m:e>
+                <m:sub>
+                  <m:r>
+                    <m:t>1</m:t>
+                  </m:r>
+                </m:sub>
+              </m:sSub>
+              <m:r>
+                <m:rPr>
+                  <m:sty m:val="p"/>
+                </m:rPr>
+                <m:t>=</m:t>
+              </m:r>
+              <m:f>
+                <m:fPr>
+                  <m:type m:val="bar"/>
+                </m:fPr>
+                <m:num>
+                  <m:r>
+                    <m:t>1</m:t>
+                  </m:r>
+                  <m:r>
+                    <m:rPr>
+                      <m:sty m:val="p"/>
+                    </m:rPr>
+                    <m:t>−</m:t>
+                  </m:r>
+                  <m:r>
+                    <m:t>5</m:t>
+                  </m:r>
+                </m:num>
+                <m:den>
+                  <m:r>
+                    <m:t>2</m:t>
+                  </m:r>
+                </m:den>
+              </m:f>
+              <m:r>
+                <m:rPr>
+                  <m:sty m:val="p"/>
+                </m:rPr>
+                <m:t>=</m:t>
+              </m:r>
+              <m:r>
+                <m:rPr>
+                  <m:sty m:val="p"/>
+                </m:rPr>
+                <m:t>−</m:t>
+              </m:r>
+              <m:r>
+                <m:t>2</m:t>
+              </m:r>
+            </m:oMath>
+            <w:r>
+              <w:rPr>
+                <w:rtl/>
+              </w:rPr>
+              <w:t xml:space="preserve"> </w:t>
+            </w:r>
+            <w:r>
+              <w:rPr>
+                <w:rtl/>
+              </w:rPr>
+              <w:t xml:space="preserve">،</w:t>
+            </w:r>
+            <w:r>
+              <w:rPr>
+                <w:rtl/>
+              </w:rPr>
+              <w:t xml:space="preserve"> </w:t>
+            </w:r>
+            <m:oMath>
+              <m:sSub>
+                <m:e>
+                  <m:r>
+                    <m:t>x</m:t>
+                  </m:r>
+                </m:e>
+                <m:sub>
+                  <m:r>
+                    <m:t>2</m:t>
+                  </m:r>
+                </m:sub>
+              </m:sSub>
+              <m:r>
+                <m:rPr>
+                  <m:sty m:val="p"/>
+                </m:rPr>
+                <m:t>=</m:t>
+              </m:r>
+              <m:f>
+                <m:fPr>
+                  <m:type m:val="bar"/>
+                </m:fPr>
+                <m:num>
+                  <m:r>
+                    <m:t>1</m:t>
+                  </m:r>
+                  <m:r>
+                    <m:rPr>
+                      <m:sty m:val="p"/>
+                    </m:rPr>
+                    <m:t>+</m:t>
+                  </m:r>
+                  <m:r>
+                    <m:t>5</m:t>
+                  </m:r>
+                </m:num>
+                <m:den>
+                  <m:r>
+                    <m:t>2</m:t>
+                  </m:r>
+                </m:den>
+              </m:f>
+              <m:r>
+                <m:rPr>
+                  <m:sty m:val="p"/>
+                </m:rPr>
+                <m:t>=</m:t>
+              </m:r>
+              <m:r>
+                <m:t>3</m:t>
+              </m:r>
+            </m:oMath>
+            <w:r>
+              <w:rPr>
+                <w:rtl/>
+              </w:rPr>
+              <w:t xml:space="preserve"> </w:t>
+            </w:r>
+            <w:r>
+              <w:rPr>
+                <w:rtl/>
+              </w:rPr>
+              <w:t xml:space="preserve">، ومنه</w:t>
+            </w:r>
+            <w:r>
+              <w:rPr>
+                <w:rtl/>
+              </w:rPr>
+              <w:t xml:space="preserve"> </w:t>
+            </w:r>
+            <m:oMath>
+              <m:sSup>
+                <m:e>
+                  <m:r>
+                    <m:t>x</m:t>
+                  </m:r>
+                </m:e>
+                <m:sup>
+                  <m:r>
+                    <m:t>2</m:t>
+                  </m:r>
+                </m:sup>
+              </m:sSup>
+              <m:r>
+                <m:rPr>
+                  <m:sty m:val="p"/>
+                </m:rPr>
+                <m:t>−</m:t>
+              </m:r>
+              <m:r>
+                <m:t>x</m:t>
+              </m:r>
+              <m:r>
+                <m:rPr>
+                  <m:sty m:val="p"/>
+                </m:rPr>
+                <m:t>−</m:t>
+              </m:r>
+              <m:r>
+                <m:t>6</m:t>
+              </m:r>
+              <m:r>
+                <m:rPr>
+                  <m:sty m:val="p"/>
+                </m:rPr>
+                <m:t>=</m:t>
               </m:r>
               <m:d>
                 <m:dPr>
@@ -4177,33 +4703,14 @@
                   <m:r>
                     <m:t>x</m:t>
                   </m:r>
-                </m:e>
-              </m:d>
-              <m:r>
-                <m:rPr>
-                  <m:sty m:val="p"/>
-                </m:rPr>
-                <m:t>=</m:t>
-              </m:r>
-              <m:d>
-                <m:dPr>
-                  <m:begChr m:val="("/>
-                  <m:endChr m:val=")"/>
-                  <m:sepChr m:val=""/>
-                  <m:grow/>
-                </m:dPr>
-                <m:e>
-                  <m:r>
-                    <m:t>x</m:t>
-                  </m:r>
                   <m:r>
                     <m:rPr>
                       <m:sty m:val="p"/>
                     </m:rPr>
-                    <m:t>−</m:t>
-                  </m:r>
-                  <m:r>
-                    <m:t>1</m:t>
+                    <m:t>+</m:t>
+                  </m:r>
+                  <m:r>
+                    <m:t>2</m:t>
                   </m:r>
                 </m:e>
               </m:d>
@@ -4215,18 +4722,9 @@
                   <m:grow/>
                 </m:dPr>
                 <m:e>
-                  <m:sSup>
-                    <m:e>
-                      <m:r>
-                        <m:t>x</m:t>
-                      </m:r>
-                    </m:e>
-                    <m:sup>
-                      <m:r>
-                        <m:t>2</m:t>
-                      </m:r>
-                    </m:sup>
-                  </m:sSup>
+                  <m:r>
+                    <m:t>x</m:t>
+                  </m:r>
                   <m:r>
                     <m:rPr>
                       <m:sty m:val="p"/>
@@ -4234,16 +4732,7 @@
                     <m:t>−</m:t>
                   </m:r>
                   <m:r>
-                    <m:t>x</m:t>
-                  </m:r>
-                  <m:r>
-                    <m:rPr>
-                      <m:sty m:val="p"/>
-                    </m:rPr>
-                    <m:t>−</m:t>
-                  </m:r>
-                  <m:r>
-                    <m:t>6</m:t>
+                    <m:t>3</m:t>
                   </m:r>
                 </m:e>
               </m:d>
@@ -4253,374 +4742,19 @@
                 <w:rtl/>
               </w:rPr>
               <w:t xml:space="preserve">.</w:t>
-            </w:r>
-            <w:r>
-              <w:rPr>
-                <w:b/>
-                <w:bCs/>
-                <w:color w:val="C00000"/>
-                <w:rtl/>
-              </w:rPr>
-              <w:t xml:space="preserve">(1)</w:t>
             </w:r>
           </w:p>
           <w:p>
             <w:pPr>
               <w:bidi/>
             </w:pPr>
-            <w:r>
-              <w:rPr>
-                <w:b/>
-                <w:bCs/>
-                <w:rtl/>
-              </w:rPr>
-              <w:t xml:space="preserve">3.</w:t>
-            </w:r>
-            <w:r>
-              <w:rPr>
-                <w:rtl/>
-              </w:rPr>
-              <w:t xml:space="preserve"> </w:t>
-            </w:r>
-            <m:oMath>
-              <m:sSup>
-                <m:e>
-                  <m:r>
-                    <m:t>x</m:t>
-                  </m:r>
-                </m:e>
-                <m:sup>
-                  <m:r>
-                    <m:t>2</m:t>
-                  </m:r>
-                </m:sup>
-              </m:sSup>
-              <m:r>
-                <m:rPr>
-                  <m:sty m:val="p"/>
-                </m:rPr>
-                <m:t>−</m:t>
-              </m:r>
-              <m:r>
-                <m:t>x</m:t>
-              </m:r>
-              <m:r>
-                <m:rPr>
-                  <m:sty m:val="p"/>
-                </m:rPr>
-                <m:t>−</m:t>
-              </m:r>
-              <m:r>
-                <m:t>6</m:t>
-              </m:r>
-            </m:oMath>
-            <w:r>
-              <w:rPr>
-                <w:rtl/>
-              </w:rPr>
-              <w:t xml:space="preserve">:</w:t>
-            </w:r>
-            <w:r>
-              <w:rPr>
-                <w:rtl/>
-              </w:rPr>
-              <w:t xml:space="preserve"> </w:t>
-            </w:r>
-            <m:oMath>
-              <m:r>
-                <m:t>Δ</m:t>
-              </m:r>
-              <m:r>
-                <m:rPr>
-                  <m:sty m:val="p"/>
-                </m:rPr>
-                <m:t>=</m:t>
-              </m:r>
-              <m:r>
-                <m:t>1</m:t>
-              </m:r>
-              <m:r>
-                <m:rPr>
-                  <m:sty m:val="p"/>
-                </m:rPr>
-                <m:t>+</m:t>
-              </m:r>
-              <m:r>
-                <m:t>24</m:t>
-              </m:r>
-              <m:r>
-                <m:rPr>
-                  <m:sty m:val="p"/>
-                </m:rPr>
-                <m:t>=</m:t>
-              </m:r>
-              <m:r>
-                <m:t>25</m:t>
-              </m:r>
-            </m:oMath>
-            <w:r>
-              <w:rPr>
-                <w:rtl/>
-              </w:rPr>
-              <w:t xml:space="preserve"> </w:t>
-            </w:r>
-            <w:r>
-              <w:rPr>
-                <w:rtl/>
-              </w:rPr>
-              <w:t xml:space="preserve">،</w:t>
-            </w:r>
-            <w:r>
-              <w:rPr>
-                <w:rtl/>
-              </w:rPr>
-              <w:t xml:space="preserve"> </w:t>
-            </w:r>
-            <m:oMath>
-              <m:sSub>
-                <m:e>
-                  <m:r>
-                    <m:t>x</m:t>
-                  </m:r>
-                </m:e>
-                <m:sub>
-                  <m:r>
-                    <m:t>1</m:t>
-                  </m:r>
-                </m:sub>
-              </m:sSub>
-              <m:r>
-                <m:rPr>
-                  <m:sty m:val="p"/>
-                </m:rPr>
-                <m:t>=</m:t>
-              </m:r>
-              <m:f>
-                <m:fPr>
-                  <m:type m:val="bar"/>
-                </m:fPr>
-                <m:num>
-                  <m:r>
-                    <m:t>1</m:t>
-                  </m:r>
-                  <m:r>
-                    <m:rPr>
-                      <m:sty m:val="p"/>
-                    </m:rPr>
-                    <m:t>−</m:t>
-                  </m:r>
-                  <m:r>
-                    <m:t>5</m:t>
-                  </m:r>
-                </m:num>
-                <m:den>
-                  <m:r>
-                    <m:t>2</m:t>
-                  </m:r>
-                </m:den>
-              </m:f>
-              <m:r>
-                <m:rPr>
-                  <m:sty m:val="p"/>
-                </m:rPr>
-                <m:t>=</m:t>
-              </m:r>
-              <m:r>
-                <m:rPr>
-                  <m:sty m:val="p"/>
-                </m:rPr>
-                <m:t>−</m:t>
-              </m:r>
-              <m:r>
-                <m:t>2</m:t>
-              </m:r>
-            </m:oMath>
-            <w:r>
-              <w:rPr>
-                <w:rtl/>
-              </w:rPr>
-              <w:t xml:space="preserve"> </w:t>
-            </w:r>
-            <w:r>
-              <w:rPr>
-                <w:rtl/>
-              </w:rPr>
-              <w:t xml:space="preserve">،</w:t>
-            </w:r>
-            <w:r>
-              <w:rPr>
-                <w:rtl/>
-              </w:rPr>
-              <w:t xml:space="preserve"> </w:t>
-            </w:r>
-            <m:oMath>
-              <m:sSub>
-                <m:e>
-                  <m:r>
-                    <m:t>x</m:t>
-                  </m:r>
-                </m:e>
-                <m:sub>
-                  <m:r>
-                    <m:t>2</m:t>
-                  </m:r>
-                </m:sub>
-              </m:sSub>
-              <m:r>
-                <m:rPr>
-                  <m:sty m:val="p"/>
-                </m:rPr>
-                <m:t>=</m:t>
-              </m:r>
-              <m:f>
-                <m:fPr>
-                  <m:type m:val="bar"/>
-                </m:fPr>
-                <m:num>
-                  <m:r>
-                    <m:t>1</m:t>
-                  </m:r>
-                  <m:r>
-                    <m:rPr>
-                      <m:sty m:val="p"/>
-                    </m:rPr>
-                    <m:t>+</m:t>
-                  </m:r>
-                  <m:r>
-                    <m:t>5</m:t>
-                  </m:r>
-                </m:num>
-                <m:den>
-                  <m:r>
-                    <m:t>2</m:t>
-                  </m:r>
-                </m:den>
-              </m:f>
-              <m:r>
-                <m:rPr>
-                  <m:sty m:val="p"/>
-                </m:rPr>
-                <m:t>=</m:t>
-              </m:r>
-              <m:r>
-                <m:t>3</m:t>
-              </m:r>
-            </m:oMath>
-            <w:r>
-              <w:rPr>
-                <w:rtl/>
-              </w:rPr>
-              <w:t xml:space="preserve"> </w:t>
-            </w:r>
-            <w:r>
-              <w:rPr>
-                <w:rtl/>
-              </w:rPr>
-              <w:t xml:space="preserve">، ومنه</w:t>
-            </w:r>
-            <w:r>
-              <w:rPr>
-                <w:rtl/>
-              </w:rPr>
-              <w:t xml:space="preserve"> </w:t>
-            </w:r>
-            <m:oMath>
-              <m:sSup>
-                <m:e>
-                  <m:r>
-                    <m:t>x</m:t>
-                  </m:r>
-                </m:e>
-                <m:sup>
-                  <m:r>
-                    <m:t>2</m:t>
-                  </m:r>
-                </m:sup>
-              </m:sSup>
-              <m:r>
-                <m:rPr>
-                  <m:sty m:val="p"/>
-                </m:rPr>
-                <m:t>−</m:t>
-              </m:r>
-              <m:r>
-                <m:t>x</m:t>
-              </m:r>
-              <m:r>
-                <m:rPr>
-                  <m:sty m:val="p"/>
-                </m:rPr>
-                <m:t>−</m:t>
-              </m:r>
-              <m:r>
-                <m:t>6</m:t>
-              </m:r>
-              <m:r>
-                <m:rPr>
-                  <m:sty m:val="p"/>
-                </m:rPr>
-                <m:t>=</m:t>
-              </m:r>
-              <m:d>
-                <m:dPr>
-                  <m:begChr m:val="("/>
-                  <m:endChr m:val=")"/>
-                  <m:sepChr m:val=""/>
-                  <m:grow/>
-                </m:dPr>
-                <m:e>
-                  <m:r>
-                    <m:t>x</m:t>
-                  </m:r>
-                  <m:r>
-                    <m:rPr>
-                      <m:sty m:val="p"/>
-                    </m:rPr>
-                    <m:t>+</m:t>
-                  </m:r>
-                  <m:r>
-                    <m:t>2</m:t>
-                  </m:r>
-                </m:e>
-              </m:d>
-              <m:d>
-                <m:dPr>
-                  <m:begChr m:val="("/>
-                  <m:endChr m:val=")"/>
-                  <m:sepChr m:val=""/>
-                  <m:grow/>
-                </m:dPr>
-                <m:e>
-                  <m:r>
-                    <m:t>x</m:t>
-                  </m:r>
-                  <m:r>
-                    <m:rPr>
-                      <m:sty m:val="p"/>
-                    </m:rPr>
-                    <m:t>−</m:t>
-                  </m:r>
-                  <m:r>
-                    <m:t>3</m:t>
-                  </m:r>
-                </m:e>
-              </m:d>
-            </m:oMath>
-            <w:r>
-              <w:rPr>
-                <w:rtl/>
-              </w:rPr>
-              <w:t xml:space="preserve">.</w:t>
-            </w:r>
-          </w:p>
-          <w:p>
-            <w:pPr>
-              <w:bidi/>
-            </w:pPr>
             <m:oMath>
               <m:borderBox>
                 <m:e>
                   <m:r>
+                    <w:rPr>
+                      <w:highlight w:val="yellow"/>
+                    </w:rPr>
                     <m:t>P</m:t>
                   </m:r>
                   <m:d>
@@ -4632,6 +4766,9 @@
                     </m:dPr>
                     <m:e>
                       <m:r>
+                        <w:rPr>
+                          <w:highlight w:val="yellow"/>
+                        </w:rPr>
                         <m:t>x</m:t>
                       </m:r>
                     </m:e>
@@ -4640,6 +4777,9 @@
                     <m:rPr>
                       <m:sty m:val="p"/>
                     </m:rPr>
+                    <w:rPr>
+                      <w:highlight w:val="yellow"/>
+                    </w:rPr>
                     <m:t>=</m:t>
                   </m:r>
                   <m:d>
@@ -4651,15 +4791,24 @@
                     </m:dPr>
                     <m:e>
                       <m:r>
+                        <w:rPr>
+                          <w:highlight w:val="yellow"/>
+                        </w:rPr>
                         <m:t>x</m:t>
                       </m:r>
                       <m:r>
                         <m:rPr>
                           <m:sty m:val="p"/>
                         </m:rPr>
+                        <w:rPr>
+                          <w:highlight w:val="yellow"/>
+                        </w:rPr>
                         <m:t>−</m:t>
                       </m:r>
                       <m:r>
+                        <w:rPr>
+                          <w:highlight w:val="yellow"/>
+                        </w:rPr>
                         <m:t>1</m:t>
                       </m:r>
                     </m:e>
@@ -4673,15 +4822,24 @@
                     </m:dPr>
                     <m:e>
                       <m:r>
+                        <w:rPr>
+                          <w:highlight w:val="yellow"/>
+                        </w:rPr>
                         <m:t>x</m:t>
                       </m:r>
                       <m:r>
                         <m:rPr>
                           <m:sty m:val="p"/>
                         </m:rPr>
+                        <w:rPr>
+                          <w:highlight w:val="yellow"/>
+                        </w:rPr>
                         <m:t>+</m:t>
                       </m:r>
                       <m:r>
+                        <w:rPr>
+                          <w:highlight w:val="yellow"/>
+                        </w:rPr>
                         <m:t>2</m:t>
                       </m:r>
                     </m:e>
@@ -4695,15 +4853,24 @@
                     </m:dPr>
                     <m:e>
                       <m:r>
+                        <w:rPr>
+                          <w:highlight w:val="yellow"/>
+                        </w:rPr>
                         <m:t>x</m:t>
                       </m:r>
                       <m:r>
                         <m:rPr>
                           <m:sty m:val="p"/>
                         </m:rPr>
+                        <w:rPr>
+                          <w:highlight w:val="yellow"/>
+                        </w:rPr>
                         <m:t>−</m:t>
                       </m:r>
                       <m:r>
+                        <w:rPr>
+                          <w:highlight w:val="yellow"/>
+                        </w:rPr>
                         <m:t>3</m:t>
                       </m:r>
                     </m:e>
@@ -4772,51 +4939,81 @@
               <m:borderBox>
                 <m:e>
                   <m:r>
+                    <w:rPr>
+                      <w:highlight w:val="yellow"/>
+                    </w:rPr>
                     <m:t>S</m:t>
                   </m:r>
                   <m:r>
                     <m:rPr>
                       <m:sty m:val="p"/>
                     </m:rPr>
+                    <w:rPr>
+                      <w:highlight w:val="yellow"/>
+                    </w:rPr>
                     <m:t>=</m:t>
                   </m:r>
                   <m:r>
                     <m:rPr>
                       <m:sty m:val="p"/>
                     </m:rPr>
+                    <w:rPr>
+                      <w:highlight w:val="yellow"/>
+                    </w:rPr>
                     <m:t>{</m:t>
                   </m:r>
                   <m:r>
                     <m:rPr>
                       <m:sty m:val="p"/>
                     </m:rPr>
+                    <w:rPr>
+                      <w:highlight w:val="yellow"/>
+                    </w:rPr>
                     <m:t>−</m:t>
                   </m:r>
                   <m:r>
+                    <w:rPr>
+                      <w:highlight w:val="yellow"/>
+                    </w:rPr>
                     <m:t>2</m:t>
                   </m:r>
                   <m:r>
                     <m:rPr>
                       <m:sty m:val="p"/>
                     </m:rPr>
+                    <w:rPr>
+                      <w:highlight w:val="yellow"/>
+                    </w:rPr>
                     <m:t>;</m:t>
                   </m:r>
                   <m:r>
+                    <w:rPr>
+                      <w:highlight w:val="yellow"/>
+                    </w:rPr>
                     <m:t>1</m:t>
                   </m:r>
                   <m:r>
                     <m:rPr>
                       <m:sty m:val="p"/>
                     </m:rPr>
+                    <w:rPr>
+                      <w:highlight w:val="yellow"/>
+                    </w:rPr>
                     <m:t>;</m:t>
                   </m:r>
                   <m:r>
+                    <w:rPr>
+                      <w:highlight w:val="yellow"/>
+                    </w:rPr>
                     <m:t>3</m:t>
                   </m:r>
                   <m:r>
                     <m:rPr>
                       <m:sty m:val="p"/>
                     </m:rPr>
+                    <w:rPr>
+                      <w:highlight w:val="yellow"/>
+                    </w:rPr>
                     <m:t>}</m:t>
                   </m:r>
                 </m:e>
@@ -4877,7 +5074,7 @@
                     <a:graphicData uri="http://schemas.openxmlformats.org/drawingml/2006/picture">
                       <pic:pic>
                         <pic:nvPicPr>
-                          <pic:cNvPr id="0" name="f94cdac7400b467b.png"/>
+                          <pic:cNvPr id="0" name="07238912c8080c05.png"/>
                           <pic:cNvPicPr/>
                         </pic:nvPicPr>
                         <pic:blipFill>
@@ -4959,36 +5156,57 @@
               <m:borderBox>
                 <m:e>
                   <m:r>
+                    <w:rPr>
+                      <w:highlight w:val="yellow"/>
+                    </w:rPr>
                     <m:t>S</m:t>
                   </m:r>
                   <m:r>
                     <m:rPr>
                       <m:sty m:val="p"/>
                     </m:rPr>
+                    <w:rPr>
+                      <w:highlight w:val="yellow"/>
+                    </w:rPr>
                     <m:t>=</m:t>
                   </m:r>
                   <m:r>
                     <m:rPr>
                       <m:sty m:val="p"/>
                     </m:rPr>
+                    <w:rPr>
+                      <w:highlight w:val="yellow"/>
+                    </w:rPr>
                     <m:t>]</m:t>
                   </m:r>
                   <m:r>
                     <m:rPr>
                       <m:sty m:val="p"/>
                     </m:rPr>
+                    <w:rPr>
+                      <w:highlight w:val="yellow"/>
+                    </w:rPr>
                     <m:t>−</m:t>
                   </m:r>
                   <m:r>
+                    <w:rPr>
+                      <w:highlight w:val="yellow"/>
+                    </w:rPr>
                     <m:t>2</m:t>
                   </m:r>
                   <m:r>
                     <m:rPr>
                       <m:sty m:val="p"/>
                     </m:rPr>
+                    <w:rPr>
+                      <w:highlight w:val="yellow"/>
+                    </w:rPr>
                     <m:t>;</m:t>
                   </m:r>
                   <m:r>
+                    <w:rPr>
+                      <w:highlight w:val="yellow"/>
+                    </w:rPr>
                     <m:t>1</m:t>
                   </m:r>
                   <m:d>
@@ -5003,35 +5221,53 @@
                         <m:rPr>
                           <m:sty m:val="p"/>
                         </m:rPr>
+                        <w:rPr>
+                          <w:highlight w:val="yellow"/>
+                        </w:rPr>
                         <m:t>∪</m:t>
                       </m:r>
                     </m:e>
                   </m:d>
                   <m:r>
+                    <w:rPr>
+                      <w:highlight w:val="yellow"/>
+                    </w:rPr>
                     <m:t>3</m:t>
                   </m:r>
                   <m:r>
                     <m:rPr>
                       <m:sty m:val="p"/>
                     </m:rPr>
+                    <w:rPr>
+                      <w:highlight w:val="yellow"/>
+                    </w:rPr>
                     <m:t>;</m:t>
                   </m:r>
                   <m:r>
                     <m:rPr>
                       <m:sty m:val="p"/>
                     </m:rPr>
+                    <w:rPr>
+                      <w:highlight w:val="yellow"/>
+                    </w:rPr>
                     <m:t>+</m:t>
                   </m:r>
                   <m:r>
                     <m:rPr>
                       <m:sty m:val="p"/>
                     </m:rPr>
+                    <w:rPr>
+                      <w:highlight w:val="yellow"/>
+                    </w:rPr>
                     <m:t>∞</m:t>
                   </m:r>
                   <m:r>
                     <m:rPr>
                       <m:sty m:val="p"/>
                     </m:rPr>
+                    <w:rPr>
+                      <w:highlight w:val="yellow"/>
+                    </w:rPr>
                     <m:t>[</m:t>
                   </m:r>
                 </m:e>
@@ -5274,51 +5510,81 @@
               <m:borderBox>
                 <m:e>
                   <m:r>
+                    <w:rPr>
+                      <w:highlight w:val="yellow"/>
+                    </w:rPr>
                     <m:t>S</m:t>
                   </m:r>
                   <m:r>
                     <m:rPr>
                       <m:sty m:val="p"/>
                     </m:rPr>
+                    <w:rPr>
+                      <w:highlight w:val="yellow"/>
+                    </w:rPr>
                     <m:t>=</m:t>
                   </m:r>
                   <m:r>
                     <m:rPr>
                       <m:sty m:val="p"/>
                     </m:rPr>
+                    <w:rPr>
+                      <w:highlight w:val="yellow"/>
+                    </w:rPr>
                     <m:t>{</m:t>
                   </m:r>
                   <m:r>
                     <m:rPr>
                       <m:sty m:val="p"/>
                     </m:rPr>
+                    <w:rPr>
+                      <w:highlight w:val="yellow"/>
+                    </w:rPr>
                     <m:t>−</m:t>
                   </m:r>
                   <m:r>
+                    <w:rPr>
+                      <w:highlight w:val="yellow"/>
+                    </w:rPr>
                     <m:t>3</m:t>
                   </m:r>
                   <m:r>
                     <m:rPr>
                       <m:sty m:val="p"/>
                     </m:rPr>
+                    <w:rPr>
+                      <w:highlight w:val="yellow"/>
+                    </w:rPr>
                     <m:t>;</m:t>
                   </m:r>
                   <m:r>
+                    <w:rPr>
+                      <w:highlight w:val="yellow"/>
+                    </w:rPr>
                     <m:t>0</m:t>
                   </m:r>
                   <m:r>
                     <m:rPr>
                       <m:sty m:val="p"/>
                     </m:rPr>
+                    <w:rPr>
+                      <w:highlight w:val="yellow"/>
+                    </w:rPr>
                     <m:t>;</m:t>
                   </m:r>
                   <m:r>
+                    <w:rPr>
+                      <w:highlight w:val="yellow"/>
+                    </w:rPr>
                     <m:t>2</m:t>
                   </m:r>
                   <m:r>
                     <m:rPr>
                       <m:sty m:val="p"/>
                     </m:rPr>
+                    <w:rPr>
+                      <w:highlight w:val="yellow"/>
+                    </w:rPr>
                     <m:t>}</m:t>
                   </m:r>
                 </m:e>
@@ -5632,7 +5898,7 @@
               </w:rPr>
               <w:drawing>
                 <wp:inline>
-                  <wp:extent cx="3529583" cy="603504"/>
+                  <wp:extent cx="4009644" cy="589788"/>
                   <wp:docPr id="2" name="Picture 2"/>
                   <wp:cNvGraphicFramePr>
                     <a:graphicFrameLocks noChangeAspect="1"/>
@@ -5641,7 +5907,7 @@
                     <a:graphicData uri="http://schemas.openxmlformats.org/drawingml/2006/picture">
                       <pic:pic>
                         <pic:nvPicPr>
-                          <pic:cNvPr id="0" name="3cc5474a889839f8.png"/>
+                          <pic:cNvPr id="0" name="6326355031e0285b.png"/>
                           <pic:cNvPicPr/>
                         </pic:nvPicPr>
                         <pic:blipFill>
@@ -5653,7 +5919,7 @@
                         <pic:spPr>
                           <a:xfrm>
                             <a:off x="0" y="0"/>
-                            <a:ext cx="3529583" cy="603504"/>
+                            <a:ext cx="4009644" cy="589788"/>
                           </a:xfrm>
                           <a:prstGeom prst="rect"/>
                         </pic:spPr>
@@ -5684,57 +5950,87 @@
               <m:borderBox>
                 <m:e>
                   <m:r>
+                    <w:rPr>
+                      <w:highlight w:val="yellow"/>
+                    </w:rPr>
                     <m:t>S</m:t>
                   </m:r>
                   <m:r>
                     <m:rPr>
                       <m:sty m:val="p"/>
                     </m:rPr>
+                    <w:rPr>
+                      <w:highlight w:val="yellow"/>
+                    </w:rPr>
                     <m:t>=</m:t>
                   </m:r>
                   <m:r>
                     <m:rPr>
                       <m:sty m:val="p"/>
                     </m:rPr>
+                    <w:rPr>
+                      <w:highlight w:val="yellow"/>
+                    </w:rPr>
                     <m:t>]</m:t>
                   </m:r>
                   <m:r>
                     <m:rPr>
                       <m:sty m:val="p"/>
                     </m:rPr>
+                    <w:rPr>
+                      <w:highlight w:val="yellow"/>
+                    </w:rPr>
                     <m:t>−</m:t>
                   </m:r>
                   <m:r>
                     <m:rPr>
                       <m:sty m:val="p"/>
                     </m:rPr>
+                    <w:rPr>
+                      <w:highlight w:val="yellow"/>
+                    </w:rPr>
                     <m:t>∞</m:t>
                   </m:r>
                   <m:r>
                     <m:rPr>
                       <m:sty m:val="p"/>
                     </m:rPr>
+                    <w:rPr>
+                      <w:highlight w:val="yellow"/>
+                    </w:rPr>
                     <m:t>;</m:t>
                   </m:r>
                   <m:r>
                     <m:rPr>
                       <m:sty m:val="p"/>
                     </m:rPr>
+                    <w:rPr>
+                      <w:highlight w:val="yellow"/>
+                    </w:rPr>
                     <m:t>−</m:t>
                   </m:r>
                   <m:r>
+                    <w:rPr>
+                      <w:highlight w:val="yellow"/>
+                    </w:rPr>
                     <m:t>2</m:t>
                   </m:r>
                   <m:r>
                     <m:rPr>
                       <m:sty m:val="p"/>
                     </m:rPr>
+                    <w:rPr>
+                      <w:highlight w:val="yellow"/>
+                    </w:rPr>
                     <m:t>]</m:t>
                   </m:r>
                   <m:r>
                     <m:rPr>
                       <m:sty m:val="p"/>
                     </m:rPr>
+                    <w:rPr>
+                      <w:highlight w:val="yellow"/>
+                    </w:rPr>
                     <m:t>∪</m:t>
                   </m:r>
                   <m:d>
@@ -5746,15 +6042,24 @@
                     </m:dPr>
                     <m:e>
                       <m:r>
+                        <w:rPr>
+                          <w:highlight w:val="yellow"/>
+                        </w:rPr>
                         <m:t>1</m:t>
                       </m:r>
                       <m:r>
                         <m:rPr>
                           <m:sty m:val="p"/>
                         </m:rPr>
+                        <w:rPr>
+                          <w:highlight w:val="yellow"/>
+                        </w:rPr>
                         <m:t>;</m:t>
                       </m:r>
                       <m:r>
+                        <w:rPr>
+                          <w:highlight w:val="yellow"/>
+                        </w:rPr>
                         <m:t>4</m:t>
                       </m:r>
                     </m:e>
@@ -6421,6 +6726,9 @@
                   <m:sSup>
                     <m:e>
                       <m:r>
+                        <w:rPr>
+                          <w:highlight w:val="yellow"/>
+                        </w:rPr>
                         <m:t>f</m:t>
                       </m:r>
                     </m:e>
@@ -6429,6 +6737,9 @@
                         <m:rPr>
                           <m:sty m:val="p"/>
                         </m:rPr>
+                        <w:rPr>
+                          <w:highlight w:val="yellow"/>
+                        </w:rPr>
                         <m:t>′</m:t>
                       </m:r>
                     </m:sup>
@@ -6442,6 +6753,9 @@
                     </m:dPr>
                     <m:e>
                       <m:r>
+                        <w:rPr>
+                          <w:highlight w:val="yellow"/>
+                        </w:rPr>
                         <m:t>1</m:t>
                       </m:r>
                     </m:e>
@@ -6450,15 +6764,24 @@
                     <m:rPr>
                       <m:sty m:val="p"/>
                     </m:rPr>
+                    <w:rPr>
+                      <w:highlight w:val="yellow"/>
+                    </w:rPr>
                     <m:t>=</m:t>
                   </m:r>
                   <m:r>
                     <m:rPr>
                       <m:sty m:val="p"/>
                     </m:rPr>
+                    <w:rPr>
+                      <w:highlight w:val="yellow"/>
+                    </w:rPr>
                     <m:t>−</m:t>
                   </m:r>
                   <m:r>
+                    <w:rPr>
+                      <w:highlight w:val="yellow"/>
+                    </w:rPr>
                     <m:t>3</m:t>
                   </m:r>
                 </m:e>
@@ -6670,6 +6993,9 @@
                     </m:dPr>
                     <m:e>
                       <m:r>
+                        <w:rPr>
+                          <w:highlight w:val="yellow"/>
+                        </w:rPr>
                         <m:t>T</m:t>
                       </m:r>
                     </m:e>
@@ -6678,36 +7004,60 @@
                     <m:rPr>
                       <m:sty m:val="p"/>
                     </m:rPr>
+                    <w:rPr>
+                      <w:highlight w:val="yellow"/>
+                    </w:rPr>
                     <m:t>:</m:t>
                   </m:r>
                   <m:r>
+                    <w:rPr>
+                      <w:highlight w:val="yellow"/>
+                    </w:rPr>
                     <m:t>y</m:t>
                   </m:r>
                   <m:r>
                     <m:rPr>
                       <m:sty m:val="p"/>
                     </m:rPr>
+                    <w:rPr>
+                      <w:highlight w:val="yellow"/>
+                    </w:rPr>
                     <m:t>=</m:t>
                   </m:r>
                   <m:r>
                     <m:rPr>
                       <m:sty m:val="p"/>
                     </m:rPr>
+                    <w:rPr>
+                      <w:highlight w:val="yellow"/>
+                    </w:rPr>
                     <m:t>−</m:t>
                   </m:r>
                   <m:r>
+                    <w:rPr>
+                      <w:highlight w:val="yellow"/>
+                    </w:rPr>
                     <m:t>3</m:t>
                   </m:r>
                   <m:r>
+                    <w:rPr>
+                      <w:highlight w:val="yellow"/>
+                    </w:rPr>
                     <m:t>x</m:t>
                   </m:r>
                   <m:r>
                     <m:rPr>
                       <m:sty m:val="p"/>
                     </m:rPr>
+                    <w:rPr>
+                      <w:highlight w:val="yellow"/>
+                    </w:rPr>
                     <m:t>+</m:t>
                   </m:r>
                   <m:r>
+                    <w:rPr>
+                      <w:highlight w:val="yellow"/>
+                    </w:rPr>
                     <m:t>5</m:t>
                   </m:r>
                 </m:e>
@@ -6811,15 +7161,24 @@
               <m:borderBox>
                 <m:e>
                   <m:r>
+                    <w:rPr>
+                      <w:highlight w:val="yellow"/>
+                    </w:rPr>
                     <m:t>1</m:t>
                   </m:r>
                   <m:r>
                     <m:rPr>
                       <m:sty m:val="p"/>
                     </m:rPr>
+                    <w:rPr>
+                      <w:highlight w:val="yellow"/>
+                    </w:rPr>
                     <m:t>,</m:t>
                   </m:r>
                   <m:r>
+                    <w:rPr>
+                      <w:highlight w:val="yellow"/>
+                    </w:rPr>
                     <m:t>994</m:t>
                   </m:r>
                 </m:e>
@@ -6859,6 +7218,9 @@
                   <m:sSup>
                     <m:e>
                       <m:r>
+                        <w:rPr>
+                          <w:highlight w:val="yellow"/>
+                        </w:rPr>
                         <m:t>f</m:t>
                       </m:r>
                     </m:e>
@@ -6867,6 +7229,9 @@
                         <m:rPr>
                           <m:sty m:val="p"/>
                         </m:rPr>
+                        <w:rPr>
+                          <w:highlight w:val="yellow"/>
+                        </w:rPr>
                         <m:t>′</m:t>
                       </m:r>
                     </m:sup>
@@ -6880,6 +7245,9 @@
                     </m:dPr>
                     <m:e>
                       <m:r>
+                        <w:rPr>
+                          <w:highlight w:val="yellow"/>
+                        </w:rPr>
                         <m:t>x</m:t>
                       </m:r>
                     </m:e>
@@ -6888,19 +7256,31 @@
                     <m:rPr>
                       <m:sty m:val="p"/>
                     </m:rPr>
+                    <w:rPr>
+                      <w:highlight w:val="yellow"/>
+                    </w:rPr>
                     <m:t>=</m:t>
                   </m:r>
                   <m:r>
+                    <w:rPr>
+                      <w:highlight w:val="yellow"/>
+                    </w:rPr>
                     <m:t>3</m:t>
                   </m:r>
                   <m:sSup>
                     <m:e>
                       <m:r>
+                        <w:rPr>
+                          <w:highlight w:val="yellow"/>
+                        </w:rPr>
                         <m:t>x</m:t>
                       </m:r>
                     </m:e>
                     <m:sup>
                       <m:r>
+                        <w:rPr>
+                          <w:highlight w:val="yellow"/>
+                        </w:rPr>
                         <m:t>2</m:t>
                       </m:r>
                     </m:sup>
@@ -6909,26 +7289,549 @@
                     <m:rPr>
                       <m:sty m:val="p"/>
                     </m:rPr>
+                    <w:rPr>
+                      <w:highlight w:val="yellow"/>
+                    </w:rPr>
                     <m:t>−</m:t>
                   </m:r>
                   <m:r>
+                    <w:rPr>
+                      <w:highlight w:val="yellow"/>
+                    </w:rPr>
                     <m:t>6</m:t>
                   </m:r>
                   <m:r>
+                    <w:rPr>
+                      <w:highlight w:val="yellow"/>
+                    </w:rPr>
                     <m:t>x</m:t>
                   </m:r>
                   <m:r>
                     <m:rPr>
                       <m:sty m:val="p"/>
                     </m:rPr>
+                    <w:rPr>
+                      <w:highlight w:val="yellow"/>
+                    </w:rPr>
                     <m:t>=</m:t>
                   </m:r>
                   <m:r>
+                    <w:rPr>
+                      <w:highlight w:val="yellow"/>
+                    </w:rPr>
                     <m:t>3</m:t>
                   </m:r>
                   <m:r>
+                    <w:rPr>
+                      <w:highlight w:val="yellow"/>
+                    </w:rPr>
                     <m:t>x</m:t>
                   </m:r>
+                  <m:d>
+                    <m:dPr>
+                      <m:begChr m:val="("/>
+                      <m:endChr m:val=")"/>
+                      <m:sepChr m:val=""/>
+                      <m:grow/>
+                    </m:dPr>
+                    <m:e>
+                      <m:r>
+                        <w:rPr>
+                          <w:highlight w:val="yellow"/>
+                        </w:rPr>
+                        <m:t>x</m:t>
+                      </m:r>
+                      <m:r>
+                        <m:rPr>
+                          <m:sty m:val="p"/>
+                        </m:rPr>
+                        <w:rPr>
+                          <w:highlight w:val="yellow"/>
+                        </w:rPr>
+                        <m:t>−</m:t>
+                      </m:r>
+                      <m:r>
+                        <w:rPr>
+                          <w:highlight w:val="yellow"/>
+                        </w:rPr>
+                        <m:t>2</m:t>
+                      </m:r>
+                    </m:e>
+                  </m:d>
+                </m:e>
+              </m:borderBox>
+            </m:oMath>
+            <w:r>
+              <w:rPr>
+                <w:rtl/>
+              </w:rPr>
+              <w:t xml:space="preserve"> </w:t>
+            </w:r>
+            <w:r>
+              <w:rPr>
+                <w:rtl/>
+              </w:rPr>
+              <w:t xml:space="preserve">؛</w:t>
+            </w:r>
+            <w:r>
+              <w:rPr>
+                <w:rtl/>
+              </w:rPr>
+              <w:t xml:space="preserve"> </w:t>
+            </w:r>
+            <m:oMath>
+              <m:r>
+                <m:t>f</m:t>
+              </m:r>
+              <m:d>
+                <m:dPr>
+                  <m:begChr m:val="("/>
+                  <m:endChr m:val=")"/>
+                  <m:sepChr m:val=""/>
+                  <m:grow/>
+                </m:dPr>
+                <m:e>
+                  <m:r>
+                    <m:t>0</m:t>
+                  </m:r>
+                </m:e>
+              </m:d>
+              <m:r>
+                <m:rPr>
+                  <m:sty m:val="p"/>
+                </m:rPr>
+                <m:t>=</m:t>
+              </m:r>
+              <m:r>
+                <m:t>4</m:t>
+              </m:r>
+            </m:oMath>
+            <w:r>
+              <w:rPr>
+                <w:rtl/>
+              </w:rPr>
+              <w:t xml:space="preserve"> </w:t>
+            </w:r>
+            <w:r>
+              <w:rPr>
+                <w:rtl/>
+              </w:rPr>
+              <w:t xml:space="preserve">،</w:t>
+            </w:r>
+            <w:r>
+              <w:rPr>
+                <w:rtl/>
+              </w:rPr>
+              <w:t xml:space="preserve"> </w:t>
+            </w:r>
+            <m:oMath>
+              <m:r>
+                <m:t>f</m:t>
+              </m:r>
+              <m:d>
+                <m:dPr>
+                  <m:begChr m:val="("/>
+                  <m:endChr m:val=")"/>
+                  <m:sepChr m:val=""/>
+                  <m:grow/>
+                </m:dPr>
+                <m:e>
+                  <m:r>
+                    <m:t>2</m:t>
+                  </m:r>
+                </m:e>
+              </m:d>
+              <m:r>
+                <m:rPr>
+                  <m:sty m:val="p"/>
+                </m:rPr>
+                <m:t>=</m:t>
+              </m:r>
+              <m:r>
+                <m:t>8</m:t>
+              </m:r>
+              <m:r>
+                <m:rPr>
+                  <m:sty m:val="p"/>
+                </m:rPr>
+                <m:t>−</m:t>
+              </m:r>
+              <m:r>
+                <m:t>12</m:t>
+              </m:r>
+              <m:r>
+                <m:rPr>
+                  <m:sty m:val="p"/>
+                </m:rPr>
+                <m:t>+</m:t>
+              </m:r>
+              <m:r>
+                <m:t>4</m:t>
+              </m:r>
+              <m:r>
+                <m:rPr>
+                  <m:sty m:val="p"/>
+                </m:rPr>
+                <m:t>=</m:t>
+              </m:r>
+              <m:r>
+                <m:t>0</m:t>
+              </m:r>
+            </m:oMath>
+            <w:r>
+              <w:rPr>
+                <w:rtl/>
+              </w:rPr>
+              <w:t xml:space="preserve">.</w:t>
+            </w:r>
+          </w:p>
+          <w:p>
+            <w:pPr>
+              <w:bidi/>
+              <w:jc w:val="center"/>
+            </w:pPr>
+            <w:r>
+              <w:rPr>
+                <w:rtl/>
+              </w:rPr>
+              <w:drawing>
+                <wp:inline>
+                  <wp:extent cx="3186684" cy="1133856"/>
+                  <wp:docPr id="3" name="Picture 3"/>
+                  <wp:cNvGraphicFramePr>
+                    <a:graphicFrameLocks noChangeAspect="1"/>
+                  </wp:cNvGraphicFramePr>
+                  <a:graphic>
+                    <a:graphicData uri="http://schemas.openxmlformats.org/drawingml/2006/picture">
+                      <pic:pic>
+                        <pic:nvPicPr>
+                          <pic:cNvPr id="0" name="b5ee3fea86f85cdd.png"/>
+                          <pic:cNvPicPr/>
+                        </pic:nvPicPr>
+                        <pic:blipFill>
+                          <a:blip r:embed="rId11"/>
+                          <a:stretch>
+                            <a:fillRect/>
+                          </a:stretch>
+                        </pic:blipFill>
+                        <pic:spPr>
+                          <a:xfrm>
+                            <a:off x="0" y="0"/>
+                            <a:ext cx="3186684" cy="1133856"/>
+                          </a:xfrm>
+                          <a:prstGeom prst="rect"/>
+                        </pic:spPr>
+                      </pic:pic>
+                    </a:graphicData>
+                  </a:graphic>
+                </wp:inline>
+              </w:drawing>
+            </w:r>
+          </w:p>
+          <w:p>
+            <w:pPr>
+              <w:bidi/>
+            </w:pPr>
+            <m:oMath>
+              <m:r>
+                <m:t>f</m:t>
+              </m:r>
+            </m:oMath>
+            <w:r>
+              <w:rPr>
+                <w:rtl/>
+              </w:rPr>
+              <w:t xml:space="preserve"> </w:t>
+            </w:r>
+            <w:r>
+              <w:rPr>
+                <w:rtl/>
+              </w:rPr>
+              <w:t xml:space="preserve">متزايدة تماماً على</w:t>
+            </w:r>
+            <w:r>
+              <w:rPr>
+                <w:rtl/>
+              </w:rPr>
+              <w:t xml:space="preserve"> </w:t>
+            </w:r>
+            <m:oMath>
+              <m:r>
+                <m:rPr>
+                  <m:sty m:val="p"/>
+                </m:rPr>
+                <m:t>]</m:t>
+              </m:r>
+              <m:r>
+                <m:rPr>
+                  <m:sty m:val="p"/>
+                </m:rPr>
+                <m:t>−</m:t>
+              </m:r>
+              <m:r>
+                <m:rPr>
+                  <m:sty m:val="p"/>
+                </m:rPr>
+                <m:t>∞</m:t>
+              </m:r>
+              <m:r>
+                <m:rPr>
+                  <m:sty m:val="p"/>
+                </m:rPr>
+                <m:t>;</m:t>
+              </m:r>
+              <m:r>
+                <m:t>0</m:t>
+              </m:r>
+              <m:r>
+                <m:rPr>
+                  <m:sty m:val="p"/>
+                </m:rPr>
+                <m:t>]</m:t>
+              </m:r>
+            </m:oMath>
+            <w:r>
+              <w:rPr>
+                <w:rtl/>
+              </w:rPr>
+              <w:t xml:space="preserve"> </w:t>
+            </w:r>
+            <w:r>
+              <w:rPr>
+                <w:rtl/>
+              </w:rPr>
+              <w:t xml:space="preserve">و</w:t>
+            </w:r>
+            <w:r>
+              <w:rPr>
+                <w:rtl/>
+              </w:rPr>
+              <w:t xml:space="preserve"> </w:t>
+            </w:r>
+            <m:oMath>
+              <m:r>
+                <m:rPr>
+                  <m:sty m:val="p"/>
+                </m:rPr>
+                <m:t>[</m:t>
+              </m:r>
+              <m:r>
+                <m:t>2</m:t>
+              </m:r>
+              <m:r>
+                <m:rPr>
+                  <m:sty m:val="p"/>
+                </m:rPr>
+                <m:t>;</m:t>
+              </m:r>
+              <m:r>
+                <m:rPr>
+                  <m:sty m:val="p"/>
+                </m:rPr>
+                <m:t>+</m:t>
+              </m:r>
+              <m:r>
+                <m:rPr>
+                  <m:sty m:val="p"/>
+                </m:rPr>
+                <m:t>∞</m:t>
+              </m:r>
+              <m:r>
+                <m:rPr>
+                  <m:sty m:val="p"/>
+                </m:rPr>
+                <m:t>[</m:t>
+              </m:r>
+            </m:oMath>
+            <w:r>
+              <w:rPr>
+                <w:rtl/>
+              </w:rPr>
+              <w:t xml:space="preserve"> </w:t>
+            </w:r>
+            <w:r>
+              <w:rPr>
+                <w:rtl/>
+              </w:rPr>
+              <w:t xml:space="preserve">، ومتناقصة تماماً على</w:t>
+            </w:r>
+            <w:r>
+              <w:rPr>
+                <w:rtl/>
+              </w:rPr>
+              <w:t xml:space="preserve"> </w:t>
+            </w:r>
+            <m:oMath>
+              <m:d>
+                <m:dPr>
+                  <m:begChr m:val="["/>
+                  <m:endChr m:val="]"/>
+                  <m:sepChr m:val=""/>
+                  <m:grow/>
+                </m:dPr>
+                <m:e>
+                  <m:r>
+                    <m:t>0</m:t>
+                  </m:r>
+                  <m:r>
+                    <m:rPr>
+                      <m:sty m:val="p"/>
+                    </m:rPr>
+                    <m:t>;</m:t>
+                  </m:r>
+                  <m:r>
+                    <m:t>2</m:t>
+                  </m:r>
+                </m:e>
+              </m:d>
+            </m:oMath>
+            <w:r>
+              <w:rPr>
+                <w:rtl/>
+              </w:rPr>
+              <w:t xml:space="preserve">. قيمة عظمى محلية</w:t>
+            </w:r>
+            <w:r>
+              <w:rPr>
+                <w:rtl/>
+              </w:rPr>
+              <w:t xml:space="preserve"> </w:t>
+            </w:r>
+            <m:oMath>
+              <m:borderBox>
+                <m:e>
+                  <m:r>
+                    <w:rPr>
+                      <w:highlight w:val="yellow"/>
+                    </w:rPr>
+                    <m:t>f</m:t>
+                  </m:r>
+                  <m:d>
+                    <m:dPr>
+                      <m:begChr m:val="("/>
+                      <m:endChr m:val=")"/>
+                      <m:sepChr m:val=""/>
+                      <m:grow/>
+                    </m:dPr>
+                    <m:e>
+                      <m:r>
+                        <w:rPr>
+                          <w:highlight w:val="yellow"/>
+                        </w:rPr>
+                        <m:t>0</m:t>
+                      </m:r>
+                    </m:e>
+                  </m:d>
+                  <m:r>
+                    <m:rPr>
+                      <m:sty m:val="p"/>
+                    </m:rPr>
+                    <w:rPr>
+                      <w:highlight w:val="yellow"/>
+                    </w:rPr>
+                    <m:t>=</m:t>
+                  </m:r>
+                  <m:r>
+                    <w:rPr>
+                      <w:highlight w:val="yellow"/>
+                    </w:rPr>
+                    <m:t>4</m:t>
+                  </m:r>
+                </m:e>
+              </m:borderBox>
+            </m:oMath>
+            <w:r>
+              <w:rPr>
+                <w:rtl/>
+              </w:rPr>
+              <w:t xml:space="preserve"> </w:t>
+            </w:r>
+            <w:r>
+              <w:rPr>
+                <w:rtl/>
+              </w:rPr>
+              <w:t xml:space="preserve">، وقيمة صغرى محلية</w:t>
+            </w:r>
+            <w:r>
+              <w:rPr>
+                <w:rtl/>
+              </w:rPr>
+              <w:t xml:space="preserve"> </w:t>
+            </w:r>
+            <m:oMath>
+              <m:borderBox>
+                <m:e>
+                  <m:r>
+                    <w:rPr>
+                      <w:highlight w:val="yellow"/>
+                    </w:rPr>
+                    <m:t>f</m:t>
+                  </m:r>
+                  <m:d>
+                    <m:dPr>
+                      <m:begChr m:val="("/>
+                      <m:endChr m:val=")"/>
+                      <m:sepChr m:val=""/>
+                      <m:grow/>
+                    </m:dPr>
+                    <m:e>
+                      <m:r>
+                        <w:rPr>
+                          <w:highlight w:val="yellow"/>
+                        </w:rPr>
+                        <m:t>2</m:t>
+                      </m:r>
+                    </m:e>
+                  </m:d>
+                  <m:r>
+                    <m:rPr>
+                      <m:sty m:val="p"/>
+                    </m:rPr>
+                    <w:rPr>
+                      <w:highlight w:val="yellow"/>
+                    </w:rPr>
+                    <m:t>=</m:t>
+                  </m:r>
+                  <m:r>
+                    <w:rPr>
+                      <w:highlight w:val="yellow"/>
+                    </w:rPr>
+                    <m:t>0</m:t>
+                  </m:r>
+                </m:e>
+              </m:borderBox>
+            </m:oMath>
+            <w:r>
+              <w:rPr>
+                <w:b/>
+                <w:bCs/>
+                <w:color w:val="C00000"/>
+                <w:rtl/>
+              </w:rPr>
+              <w:t xml:space="preserve">(1)</w:t>
+            </w:r>
+          </w:p>
+          <w:p>
+            <w:pPr>
+              <w:bidi/>
+            </w:pPr>
+            <w:r>
+              <w:rPr>
+                <w:b/>
+                <w:bCs/>
+                <w:rtl/>
+              </w:rPr>
+              <w:t xml:space="preserve">4.</w:t>
+            </w:r>
+            <w:r>
+              <w:rPr>
+                <w:rtl/>
+              </w:rPr>
+              <w:t xml:space="preserve"> </w:t>
+            </w:r>
+            <m:oMath>
+              <m:sSup>
+                <m:e>
                   <m:d>
                     <m:dPr>
                       <m:begChr m:val="("/>
@@ -6952,30 +7855,12 @@
                     </m:e>
                   </m:d>
                 </m:e>
-              </m:borderBox>
-            </m:oMath>
-            <w:r>
-              <w:rPr>
-                <w:rtl/>
-              </w:rPr>
-              <w:t xml:space="preserve"> </w:t>
-            </w:r>
-            <w:r>
-              <w:rPr>
-                <w:rtl/>
-              </w:rPr>
-              <w:t xml:space="preserve">؛</w:t>
-            </w:r>
-            <w:r>
-              <w:rPr>
-                <w:rtl/>
-              </w:rPr>
-              <w:t xml:space="preserve"> </w:t>
-            </w:r>
-            <m:oMath>
-              <m:r>
-                <m:t>f</m:t>
-              </m:r>
+                <m:sup>
+                  <m:r>
+                    <m:t>2</m:t>
+                  </m:r>
+                </m:sup>
+              </m:sSup>
               <m:d>
                 <m:dPr>
                   <m:begChr m:val="("/>
@@ -6985,7 +7870,16 @@
                 </m:dPr>
                 <m:e>
                   <m:r>
-                    <m:t>0</m:t>
+                    <m:t>x</m:t>
+                  </m:r>
+                  <m:r>
+                    <m:rPr>
+                      <m:sty m:val="p"/>
+                    </m:rPr>
+                    <m:t>+</m:t>
+                  </m:r>
+                  <m:r>
+                    <m:t>1</m:t>
                   </m:r>
                 </m:e>
               </m:d>
@@ -6994,32 +7888,6 @@
                   <m:sty m:val="p"/>
                 </m:rPr>
                 <m:t>=</m:t>
-              </m:r>
-              <m:r>
-                <m:t>4</m:t>
-              </m:r>
-            </m:oMath>
-            <w:r>
-              <w:rPr>
-                <w:rtl/>
-              </w:rPr>
-              <w:t xml:space="preserve"> </w:t>
-            </w:r>
-            <w:r>
-              <w:rPr>
-                <w:rtl/>
-              </w:rPr>
-              <w:t xml:space="preserve">،</w:t>
-            </w:r>
-            <w:r>
-              <w:rPr>
-                <w:rtl/>
-              </w:rPr>
-              <w:t xml:space="preserve"> </w:t>
-            </w:r>
-            <m:oMath>
-              <m:r>
-                <m:t>f</m:t>
               </m:r>
               <m:d>
                 <m:dPr>
@@ -7029,375 +7897,145 @@
                   <m:grow/>
                 </m:dPr>
                 <m:e>
+                  <m:sSup>
+                    <m:e>
+                      <m:r>
+                        <m:t>x</m:t>
+                      </m:r>
+                    </m:e>
+                    <m:sup>
+                      <m:r>
+                        <m:t>2</m:t>
+                      </m:r>
+                    </m:sup>
+                  </m:sSup>
+                  <m:r>
+                    <m:rPr>
+                      <m:sty m:val="p"/>
+                    </m:rPr>
+                    <m:t>−</m:t>
+                  </m:r>
+                  <m:r>
+                    <m:t>4</m:t>
+                  </m:r>
+                  <m:r>
+                    <m:t>x</m:t>
+                  </m:r>
+                  <m:r>
+                    <m:rPr>
+                      <m:sty m:val="p"/>
+                    </m:rPr>
+                    <m:t>+</m:t>
+                  </m:r>
+                  <m:r>
+                    <m:t>4</m:t>
+                  </m:r>
+                </m:e>
+              </m:d>
+              <m:d>
+                <m:dPr>
+                  <m:begChr m:val="("/>
+                  <m:endChr m:val=")"/>
+                  <m:sepChr m:val=""/>
+                  <m:grow/>
+                </m:dPr>
+                <m:e>
+                  <m:r>
+                    <m:t>x</m:t>
+                  </m:r>
+                  <m:r>
+                    <m:rPr>
+                      <m:sty m:val="p"/>
+                    </m:rPr>
+                    <m:t>+</m:t>
+                  </m:r>
+                  <m:r>
+                    <m:t>1</m:t>
+                  </m:r>
+                </m:e>
+              </m:d>
+              <m:r>
+                <m:rPr>
+                  <m:sty m:val="p"/>
+                </m:rPr>
+                <m:t>=</m:t>
+              </m:r>
+              <m:sSup>
+                <m:e>
+                  <m:r>
+                    <m:t>x</m:t>
+                  </m:r>
+                </m:e>
+                <m:sup>
+                  <m:r>
+                    <m:t>3</m:t>
+                  </m:r>
+                </m:sup>
+              </m:sSup>
+              <m:r>
+                <m:rPr>
+                  <m:sty m:val="p"/>
+                </m:rPr>
+                <m:t>−</m:t>
+              </m:r>
+              <m:r>
+                <m:t>3</m:t>
+              </m:r>
+              <m:sSup>
+                <m:e>
+                  <m:r>
+                    <m:t>x</m:t>
+                  </m:r>
+                </m:e>
+                <m:sup>
                   <m:r>
                     <m:t>2</m:t>
                   </m:r>
+                </m:sup>
+              </m:sSup>
+              <m:r>
+                <m:rPr>
+                  <m:sty m:val="p"/>
+                </m:rPr>
+                <m:t>+</m:t>
+              </m:r>
+              <m:r>
+                <m:t>4</m:t>
+              </m:r>
+              <m:r>
+                <m:rPr>
+                  <m:sty m:val="p"/>
+                </m:rPr>
+                <m:t>=</m:t>
+              </m:r>
+              <m:r>
+                <m:t>f</m:t>
+              </m:r>
+              <m:d>
+                <m:dPr>
+                  <m:begChr m:val="("/>
+                  <m:endChr m:val=")"/>
+                  <m:sepChr m:val=""/>
+                  <m:grow/>
+                </m:dPr>
+                <m:e>
+                  <m:r>
+                    <m:t>x</m:t>
+                  </m:r>
                 </m:e>
               </m:d>
-              <m:r>
-                <m:rPr>
-                  <m:sty m:val="p"/>
-                </m:rPr>
-                <m:t>=</m:t>
-              </m:r>
-              <m:r>
-                <m:t>8</m:t>
-              </m:r>
-              <m:r>
-                <m:rPr>
-                  <m:sty m:val="p"/>
-                </m:rPr>
-                <m:t>−</m:t>
-              </m:r>
-              <m:r>
-                <m:t>12</m:t>
-              </m:r>
-              <m:r>
-                <m:rPr>
-                  <m:sty m:val="p"/>
-                </m:rPr>
-                <m:t>+</m:t>
-              </m:r>
-              <m:r>
-                <m:t>4</m:t>
-              </m:r>
-              <m:r>
-                <m:rPr>
-                  <m:sty m:val="p"/>
-                </m:rPr>
-                <m:t>=</m:t>
-              </m:r>
-              <m:r>
-                <m:t>0</m:t>
-              </m:r>
             </m:oMath>
             <w:r>
               <w:rPr>
                 <w:rtl/>
               </w:rPr>
               <w:t xml:space="preserve">.</w:t>
-            </w:r>
-          </w:p>
-          <w:p>
-            <w:pPr>
-              <w:bidi/>
-              <w:jc w:val="center"/>
-            </w:pPr>
-            <w:r>
-              <w:rPr>
-                <w:rtl/>
-              </w:rPr>
-              <w:drawing>
-                <wp:inline>
-                  <wp:extent cx="3186684" cy="1133856"/>
-                  <wp:docPr id="3" name="Picture 3"/>
-                  <wp:cNvGraphicFramePr>
-                    <a:graphicFrameLocks noChangeAspect="1"/>
-                  </wp:cNvGraphicFramePr>
-                  <a:graphic>
-                    <a:graphicData uri="http://schemas.openxmlformats.org/drawingml/2006/picture">
-                      <pic:pic>
-                        <pic:nvPicPr>
-                          <pic:cNvPr id="0" name="11a7fb672cfd38e9.png"/>
-                          <pic:cNvPicPr/>
-                        </pic:nvPicPr>
-                        <pic:blipFill>
-                          <a:blip r:embed="rId11"/>
-                          <a:stretch>
-                            <a:fillRect/>
-                          </a:stretch>
-                        </pic:blipFill>
-                        <pic:spPr>
-                          <a:xfrm>
-                            <a:off x="0" y="0"/>
-                            <a:ext cx="3186684" cy="1133856"/>
-                          </a:xfrm>
-                          <a:prstGeom prst="rect"/>
-                        </pic:spPr>
-                      </pic:pic>
-                    </a:graphicData>
-                  </a:graphic>
-                </wp:inline>
-              </w:drawing>
             </w:r>
           </w:p>
           <w:p>
             <w:pPr>
               <w:bidi/>
             </w:pPr>
-            <m:oMath>
-              <m:r>
-                <m:t>f</m:t>
-              </m:r>
-            </m:oMath>
-            <w:r>
-              <w:rPr>
-                <w:rtl/>
-              </w:rPr>
-              <w:t xml:space="preserve"> </w:t>
-            </w:r>
-            <w:r>
-              <w:rPr>
-                <w:rtl/>
-              </w:rPr>
-              <w:t xml:space="preserve">متزايدة تماماً على</w:t>
-            </w:r>
-            <w:r>
-              <w:rPr>
-                <w:rtl/>
-              </w:rPr>
-              <w:t xml:space="preserve"> </w:t>
-            </w:r>
-            <m:oMath>
-              <m:r>
-                <m:rPr>
-                  <m:sty m:val="p"/>
-                </m:rPr>
-                <m:t>]</m:t>
-              </m:r>
-              <m:r>
-                <m:rPr>
-                  <m:sty m:val="p"/>
-                </m:rPr>
-                <m:t>−</m:t>
-              </m:r>
-              <m:r>
-                <m:rPr>
-                  <m:sty m:val="p"/>
-                </m:rPr>
-                <m:t>∞</m:t>
-              </m:r>
-              <m:r>
-                <m:rPr>
-                  <m:sty m:val="p"/>
-                </m:rPr>
-                <m:t>;</m:t>
-              </m:r>
-              <m:r>
-                <m:t>0</m:t>
-              </m:r>
-              <m:r>
-                <m:rPr>
-                  <m:sty m:val="p"/>
-                </m:rPr>
-                <m:t>]</m:t>
-              </m:r>
-            </m:oMath>
-            <w:r>
-              <w:rPr>
-                <w:rtl/>
-              </w:rPr>
-              <w:t xml:space="preserve"> </w:t>
-            </w:r>
-            <w:r>
-              <w:rPr>
-                <w:rtl/>
-              </w:rPr>
-              <w:t xml:space="preserve">و</w:t>
-            </w:r>
-            <w:r>
-              <w:rPr>
-                <w:rtl/>
-              </w:rPr>
-              <w:t xml:space="preserve"> </w:t>
-            </w:r>
-            <m:oMath>
-              <m:r>
-                <m:rPr>
-                  <m:sty m:val="p"/>
-                </m:rPr>
-                <m:t>[</m:t>
-              </m:r>
-              <m:r>
-                <m:t>2</m:t>
-              </m:r>
-              <m:r>
-                <m:rPr>
-                  <m:sty m:val="p"/>
-                </m:rPr>
-                <m:t>;</m:t>
-              </m:r>
-              <m:r>
-                <m:rPr>
-                  <m:sty m:val="p"/>
-                </m:rPr>
-                <m:t>+</m:t>
-              </m:r>
-              <m:r>
-                <m:rPr>
-                  <m:sty m:val="p"/>
-                </m:rPr>
-                <m:t>∞</m:t>
-              </m:r>
-              <m:r>
-                <m:rPr>
-                  <m:sty m:val="p"/>
-                </m:rPr>
-                <m:t>[</m:t>
-              </m:r>
-            </m:oMath>
-            <w:r>
-              <w:rPr>
-                <w:rtl/>
-              </w:rPr>
-              <w:t xml:space="preserve"> </w:t>
-            </w:r>
-            <w:r>
-              <w:rPr>
-                <w:rtl/>
-              </w:rPr>
-              <w:t xml:space="preserve">، ومتناقصة تماماً على</w:t>
-            </w:r>
-            <w:r>
-              <w:rPr>
-                <w:rtl/>
-              </w:rPr>
-              <w:t xml:space="preserve"> </w:t>
-            </w:r>
-            <m:oMath>
-              <m:d>
-                <m:dPr>
-                  <m:begChr m:val="["/>
-                  <m:endChr m:val="]"/>
-                  <m:sepChr m:val=""/>
-                  <m:grow/>
-                </m:dPr>
-                <m:e>
-                  <m:r>
-                    <m:t>0</m:t>
-                  </m:r>
-                  <m:r>
-                    <m:rPr>
-                      <m:sty m:val="p"/>
-                    </m:rPr>
-                    <m:t>;</m:t>
-                  </m:r>
-                  <m:r>
-                    <m:t>2</m:t>
-                  </m:r>
-                </m:e>
-              </m:d>
-            </m:oMath>
-            <w:r>
-              <w:rPr>
-                <w:rtl/>
-              </w:rPr>
-              <w:t xml:space="preserve">. قيمة عظمى محلية</w:t>
-            </w:r>
-            <w:r>
-              <w:rPr>
-                <w:rtl/>
-              </w:rPr>
-              <w:t xml:space="preserve"> </w:t>
-            </w:r>
-            <m:oMath>
-              <m:borderBox>
-                <m:e>
-                  <m:r>
-                    <m:t>f</m:t>
-                  </m:r>
-                  <m:d>
-                    <m:dPr>
-                      <m:begChr m:val="("/>
-                      <m:endChr m:val=")"/>
-                      <m:sepChr m:val=""/>
-                      <m:grow/>
-                    </m:dPr>
-                    <m:e>
-                      <m:r>
-                        <m:t>0</m:t>
-                      </m:r>
-                    </m:e>
-                  </m:d>
-                  <m:r>
-                    <m:rPr>
-                      <m:sty m:val="p"/>
-                    </m:rPr>
-                    <m:t>=</m:t>
-                  </m:r>
-                  <m:r>
-                    <m:t>4</m:t>
-                  </m:r>
-                </m:e>
-              </m:borderBox>
-            </m:oMath>
-            <w:r>
-              <w:rPr>
-                <w:rtl/>
-              </w:rPr>
-              <w:t xml:space="preserve"> </w:t>
-            </w:r>
-            <w:r>
-              <w:rPr>
-                <w:rtl/>
-              </w:rPr>
-              <w:t xml:space="preserve">، وقيمة صغرى محلية</w:t>
-            </w:r>
-            <w:r>
-              <w:rPr>
-                <w:rtl/>
-              </w:rPr>
-              <w:t xml:space="preserve"> </w:t>
-            </w:r>
-            <m:oMath>
-              <m:borderBox>
-                <m:e>
-                  <m:r>
-                    <m:t>f</m:t>
-                  </m:r>
-                  <m:d>
-                    <m:dPr>
-                      <m:begChr m:val="("/>
-                      <m:endChr m:val=")"/>
-                      <m:sepChr m:val=""/>
-                      <m:grow/>
-                    </m:dPr>
-                    <m:e>
-                      <m:r>
-                        <m:t>2</m:t>
-                      </m:r>
-                    </m:e>
-                  </m:d>
-                  <m:r>
-                    <m:rPr>
-                      <m:sty m:val="p"/>
-                    </m:rPr>
-                    <m:t>=</m:t>
-                  </m:r>
-                  <m:r>
-                    <m:t>0</m:t>
-                  </m:r>
-                </m:e>
-              </m:borderBox>
-            </m:oMath>
-            <w:r>
-              <w:rPr>
-                <w:b/>
-                <w:bCs/>
-                <w:color w:val="C00000"/>
-                <w:rtl/>
-              </w:rPr>
-              <w:t xml:space="preserve">(1)</w:t>
-            </w:r>
-          </w:p>
-          <w:p>
-            <w:pPr>
-              <w:bidi/>
-            </w:pPr>
-            <w:r>
-              <w:rPr>
-                <w:b/>
-                <w:bCs/>
-                <w:rtl/>
-              </w:rPr>
-              <w:t xml:space="preserve">4.</w:t>
-            </w:r>
-            <w:r>
-              <w:rPr>
-                <w:rtl/>
-              </w:rPr>
-              <w:t xml:space="preserve"> </w:t>
-            </w:r>
             <m:oMath>
               <m:sSup>
                 <m:e>
@@ -7430,213 +8068,6 @@
                   </m:r>
                 </m:sup>
               </m:sSup>
-              <m:d>
-                <m:dPr>
-                  <m:begChr m:val="("/>
-                  <m:endChr m:val=")"/>
-                  <m:sepChr m:val=""/>
-                  <m:grow/>
-                </m:dPr>
-                <m:e>
-                  <m:r>
-                    <m:t>x</m:t>
-                  </m:r>
-                  <m:r>
-                    <m:rPr>
-                      <m:sty m:val="p"/>
-                    </m:rPr>
-                    <m:t>+</m:t>
-                  </m:r>
-                  <m:r>
-                    <m:t>1</m:t>
-                  </m:r>
-                </m:e>
-              </m:d>
-              <m:r>
-                <m:rPr>
-                  <m:sty m:val="p"/>
-                </m:rPr>
-                <m:t>=</m:t>
-              </m:r>
-              <m:d>
-                <m:dPr>
-                  <m:begChr m:val="("/>
-                  <m:endChr m:val=")"/>
-                  <m:sepChr m:val=""/>
-                  <m:grow/>
-                </m:dPr>
-                <m:e>
-                  <m:sSup>
-                    <m:e>
-                      <m:r>
-                        <m:t>x</m:t>
-                      </m:r>
-                    </m:e>
-                    <m:sup>
-                      <m:r>
-                        <m:t>2</m:t>
-                      </m:r>
-                    </m:sup>
-                  </m:sSup>
-                  <m:r>
-                    <m:rPr>
-                      <m:sty m:val="p"/>
-                    </m:rPr>
-                    <m:t>−</m:t>
-                  </m:r>
-                  <m:r>
-                    <m:t>4</m:t>
-                  </m:r>
-                  <m:r>
-                    <m:t>x</m:t>
-                  </m:r>
-                  <m:r>
-                    <m:rPr>
-                      <m:sty m:val="p"/>
-                    </m:rPr>
-                    <m:t>+</m:t>
-                  </m:r>
-                  <m:r>
-                    <m:t>4</m:t>
-                  </m:r>
-                </m:e>
-              </m:d>
-              <m:d>
-                <m:dPr>
-                  <m:begChr m:val="("/>
-                  <m:endChr m:val=")"/>
-                  <m:sepChr m:val=""/>
-                  <m:grow/>
-                </m:dPr>
-                <m:e>
-                  <m:r>
-                    <m:t>x</m:t>
-                  </m:r>
-                  <m:r>
-                    <m:rPr>
-                      <m:sty m:val="p"/>
-                    </m:rPr>
-                    <m:t>+</m:t>
-                  </m:r>
-                  <m:r>
-                    <m:t>1</m:t>
-                  </m:r>
-                </m:e>
-              </m:d>
-              <m:r>
-                <m:rPr>
-                  <m:sty m:val="p"/>
-                </m:rPr>
-                <m:t>=</m:t>
-              </m:r>
-              <m:sSup>
-                <m:e>
-                  <m:r>
-                    <m:t>x</m:t>
-                  </m:r>
-                </m:e>
-                <m:sup>
-                  <m:r>
-                    <m:t>3</m:t>
-                  </m:r>
-                </m:sup>
-              </m:sSup>
-              <m:r>
-                <m:rPr>
-                  <m:sty m:val="p"/>
-                </m:rPr>
-                <m:t>−</m:t>
-              </m:r>
-              <m:r>
-                <m:t>3</m:t>
-              </m:r>
-              <m:sSup>
-                <m:e>
-                  <m:r>
-                    <m:t>x</m:t>
-                  </m:r>
-                </m:e>
-                <m:sup>
-                  <m:r>
-                    <m:t>2</m:t>
-                  </m:r>
-                </m:sup>
-              </m:sSup>
-              <m:r>
-                <m:rPr>
-                  <m:sty m:val="p"/>
-                </m:rPr>
-                <m:t>+</m:t>
-              </m:r>
-              <m:r>
-                <m:t>4</m:t>
-              </m:r>
-              <m:r>
-                <m:rPr>
-                  <m:sty m:val="p"/>
-                </m:rPr>
-                <m:t>=</m:t>
-              </m:r>
-              <m:r>
-                <m:t>f</m:t>
-              </m:r>
-              <m:d>
-                <m:dPr>
-                  <m:begChr m:val="("/>
-                  <m:endChr m:val=")"/>
-                  <m:sepChr m:val=""/>
-                  <m:grow/>
-                </m:dPr>
-                <m:e>
-                  <m:r>
-                    <m:t>x</m:t>
-                  </m:r>
-                </m:e>
-              </m:d>
-            </m:oMath>
-            <w:r>
-              <w:rPr>
-                <w:rtl/>
-              </w:rPr>
-              <w:t xml:space="preserve">.</w:t>
-            </w:r>
-          </w:p>
-          <w:p>
-            <w:pPr>
-              <w:bidi/>
-            </w:pPr>
-            <m:oMath>
-              <m:sSup>
-                <m:e>
-                  <m:d>
-                    <m:dPr>
-                      <m:begChr m:val="("/>
-                      <m:endChr m:val=")"/>
-                      <m:sepChr m:val=""/>
-                      <m:grow/>
-                    </m:dPr>
-                    <m:e>
-                      <m:r>
-                        <m:t>x</m:t>
-                      </m:r>
-                      <m:r>
-                        <m:rPr>
-                          <m:sty m:val="p"/>
-                        </m:rPr>
-                        <m:t>−</m:t>
-                      </m:r>
-                      <m:r>
-                        <m:t>2</m:t>
-                      </m:r>
-                    </m:e>
-                  </m:d>
-                </m:e>
-                <m:sup>
-                  <m:r>
-                    <m:t>2</m:t>
-                  </m:r>
-                </m:sup>
-              </m:sSup>
               <m:r>
                 <m:rPr>
                   <m:sty m:val="p"/>
@@ -8308,15 +8739,24 @@
                         </m:dPr>
                         <m:e>
                           <m:r>
+                            <w:rPr>
+                              <w:highlight w:val="yellow"/>
+                            </w:rPr>
                             <m:t>x</m:t>
                           </m:r>
                           <m:r>
                             <m:rPr>
                               <m:sty m:val="p"/>
                             </m:rPr>
+                            <w:rPr>
+                              <w:highlight w:val="yellow"/>
+                            </w:rPr>
                             <m:t>−</m:t>
                           </m:r>
                           <m:r>
+                            <w:rPr>
+                              <w:highlight w:val="yellow"/>
+                            </w:rPr>
                             <m:t>1</m:t>
                           </m:r>
                         </m:e>
@@ -8324,6 +8764,9 @@
                     </m:e>
                     <m:sup>
                       <m:r>
+                        <w:rPr>
+                          <w:highlight w:val="yellow"/>
+                        </w:rPr>
                         <m:t>3</m:t>
                       </m:r>
                     </m:sup>
@@ -8990,21 +9433,33 @@
               <m:borderBox>
                 <m:e>
                   <m:r>
+                    <w:rPr>
+                      <w:highlight w:val="yellow"/>
+                    </w:rPr>
                     <m:t>x</m:t>
                   </m:r>
                   <m:r>
                     <m:rPr>
                       <m:sty m:val="p"/>
                     </m:rPr>
+                    <w:rPr>
+                      <w:highlight w:val="yellow"/>
+                    </w:rPr>
                     <m:t>=</m:t>
                   </m:r>
                   <m:r>
                     <m:rPr>
                       <m:sty m:val="p"/>
                     </m:rPr>
+                    <w:rPr>
+                      <w:highlight w:val="yellow"/>
+                    </w:rPr>
                     <m:t>−</m:t>
                   </m:r>
                   <m:r>
+                    <w:rPr>
+                      <w:highlight w:val="yellow"/>
+                    </w:rPr>
                     <m:t>1</m:t>
                   </m:r>
                 </m:e>
@@ -9032,15 +9487,24 @@
               <m:borderBox>
                 <m:e>
                   <m:r>
+                    <w:rPr>
+                      <w:highlight w:val="yellow"/>
+                    </w:rPr>
                     <m:t>x</m:t>
                   </m:r>
                   <m:r>
                     <m:rPr>
                       <m:sty m:val="p"/>
                     </m:rPr>
+                    <w:rPr>
+                      <w:highlight w:val="yellow"/>
+                    </w:rPr>
                     <m:t>=</m:t>
                   </m:r>
                   <m:r>
+                    <w:rPr>
+                      <w:highlight w:val="yellow"/>
+                    </w:rPr>
                     <m:t>3</m:t>
                   </m:r>
                 </m:e>
@@ -9636,6 +10100,9 @@
               <m:borderBox>
                 <m:e>
                   <m:r>
+                    <w:rPr>
+                      <w:highlight w:val="yellow"/>
+                    </w:rPr>
                     <m:t>f</m:t>
                   </m:r>
                   <m:d>
@@ -9647,24 +10114,39 @@
                     </m:dPr>
                     <m:e>
                       <m:r>
+                        <w:rPr>
+                          <w:highlight w:val="yellow"/>
+                        </w:rPr>
                         <m:t>2</m:t>
                       </m:r>
                       <m:r>
                         <m:rPr>
                           <m:sty m:val="p"/>
                         </m:rPr>
+                        <w:rPr>
+                          <w:highlight w:val="yellow"/>
+                        </w:rPr>
                         <m:t>×</m:t>
                       </m:r>
                       <m:r>
+                        <w:rPr>
+                          <w:highlight w:val="yellow"/>
+                        </w:rPr>
                         <m:t>1</m:t>
                       </m:r>
                       <m:r>
                         <m:rPr>
                           <m:sty m:val="p"/>
                         </m:rPr>
+                        <w:rPr>
+                          <w:highlight w:val="yellow"/>
+                        </w:rPr>
                         <m:t>−</m:t>
                       </m:r>
                       <m:r>
+                        <w:rPr>
+                          <w:highlight w:val="yellow"/>
+                        </w:rPr>
                         <m:t>x</m:t>
                       </m:r>
                     </m:e>
@@ -9673,9 +10155,15 @@
                     <m:rPr>
                       <m:sty m:val="p"/>
                     </m:rPr>
+                    <w:rPr>
+                      <w:highlight w:val="yellow"/>
+                    </w:rPr>
                     <m:t>+</m:t>
                   </m:r>
                   <m:r>
+                    <w:rPr>
+                      <w:highlight w:val="yellow"/>
+                    </w:rPr>
                     <m:t>f</m:t>
                   </m:r>
                   <m:d>
@@ -9687,6 +10175,9 @@
                     </m:dPr>
                     <m:e>
                       <m:r>
+                        <w:rPr>
+                          <w:highlight w:val="yellow"/>
+                        </w:rPr>
                         <m:t>x</m:t>
                       </m:r>
                     </m:e>
@@ -9695,18 +10186,30 @@
                     <m:rPr>
                       <m:sty m:val="p"/>
                     </m:rPr>
+                    <w:rPr>
+                      <w:highlight w:val="yellow"/>
+                    </w:rPr>
                     <m:t>=</m:t>
                   </m:r>
                   <m:r>
+                    <w:rPr>
+                      <w:highlight w:val="yellow"/>
+                    </w:rPr>
                     <m:t>2</m:t>
                   </m:r>
                   <m:r>
                     <m:rPr>
                       <m:sty m:val="p"/>
                     </m:rPr>
+                    <w:rPr>
+                      <w:highlight w:val="yellow"/>
+                    </w:rPr>
                     <m:t>×</m:t>
                   </m:r>
                   <m:r>
+                    <w:rPr>
+                      <w:highlight w:val="yellow"/>
+                    </w:rPr>
                     <m:t>2</m:t>
                   </m:r>
                 </m:e>
@@ -10936,20 +11439,32 @@
                     </m:fPr>
                     <m:num>
                       <m:r>
+                        <w:rPr>
+                          <w:highlight w:val="yellow"/>
+                        </w:rPr>
                         <m:t>5</m:t>
                       </m:r>
                       <m:r>
                         <m:rPr>
                           <m:sty m:val="p"/>
                         </m:rPr>
+                        <w:rPr>
+                          <w:highlight w:val="yellow"/>
+                        </w:rPr>
                         <m:t>×</m:t>
                       </m:r>
                       <m:r>
+                        <w:rPr>
+                          <w:highlight w:val="yellow"/>
+                        </w:rPr>
                         <m:t>4</m:t>
                       </m:r>
                     </m:num>
                     <m:den>
                       <m:r>
+                        <w:rPr>
+                          <w:highlight w:val="yellow"/>
+                        </w:rPr>
                         <m:t>2</m:t>
                       </m:r>
                     </m:den>
@@ -10958,9 +11473,15 @@
                     <m:rPr>
                       <m:sty m:val="p"/>
                     </m:rPr>
+                    <w:rPr>
+                      <w:highlight w:val="yellow"/>
+                    </w:rPr>
                     <m:t>=</m:t>
                   </m:r>
                   <m:r>
+                    <w:rPr>
+                      <w:highlight w:val="yellow"/>
+                    </w:rPr>
                     <m:t>10</m:t>
                   </m:r>
                 </m:e>
@@ -11299,6 +11820,9 @@
               <m:borderBox>
                 <m:e>
                   <m:r>
+                    <w:rPr>
+                      <w:highlight w:val="yellow"/>
+                    </w:rPr>
                     <m:t>P</m:t>
                   </m:r>
                   <m:d>
@@ -11310,6 +11834,9 @@
                     </m:dPr>
                     <m:e>
                       <m:r>
+                        <w:rPr>
+                          <w:highlight w:val="yellow"/>
+                        </w:rPr>
                         <m:t>A</m:t>
                       </m:r>
                     </m:e>
@@ -11318,6 +11845,9 @@
                     <m:rPr>
                       <m:sty m:val="p"/>
                     </m:rPr>
+                    <w:rPr>
+                      <w:highlight w:val="yellow"/>
+                    </w:rPr>
                     <m:t>=</m:t>
                   </m:r>
                   <m:f>
@@ -11326,11 +11856,17 @@
                     </m:fPr>
                     <m:num>
                       <m:r>
+                        <w:rPr>
+                          <w:highlight w:val="yellow"/>
+                        </w:rPr>
                         <m:t>4</m:t>
                       </m:r>
                     </m:num>
                     <m:den>
                       <m:r>
+                        <w:rPr>
+                          <w:highlight w:val="yellow"/>
+                        </w:rPr>
                         <m:t>10</m:t>
                       </m:r>
                     </m:den>
@@ -11339,6 +11875,9 @@
                     <m:rPr>
                       <m:sty m:val="p"/>
                     </m:rPr>
+                    <w:rPr>
+                      <w:highlight w:val="yellow"/>
+                    </w:rPr>
                     <m:t>=</m:t>
                   </m:r>
                   <m:f>
@@ -11347,11 +11886,17 @@
                     </m:fPr>
                     <m:num>
                       <m:r>
+                        <w:rPr>
+                          <w:highlight w:val="yellow"/>
+                        </w:rPr>
                         <m:t>2</m:t>
                       </m:r>
                     </m:num>
                     <m:den>
                       <m:r>
+                        <w:rPr>
+                          <w:highlight w:val="yellow"/>
+                        </w:rPr>
                         <m:t>5</m:t>
                       </m:r>
                     </m:den>
@@ -11667,6 +12212,9 @@
               <m:borderBox>
                 <m:e>
                   <m:r>
+                    <w:rPr>
+                      <w:highlight w:val="yellow"/>
+                    </w:rPr>
                     <m:t>P</m:t>
                   </m:r>
                   <m:d>
@@ -11678,6 +12226,9 @@
                     </m:dPr>
                     <m:e>
                       <m:r>
+                        <w:rPr>
+                          <w:highlight w:val="yellow"/>
+                        </w:rPr>
                         <m:t>B</m:t>
                       </m:r>
                     </m:e>
@@ -11686,6 +12237,9 @@
                     <m:rPr>
                       <m:sty m:val="p"/>
                     </m:rPr>
+                    <w:rPr>
+                      <w:highlight w:val="yellow"/>
+                    </w:rPr>
                     <m:t>=</m:t>
                   </m:r>
                   <m:f>
@@ -11694,11 +12248,17 @@
                     </m:fPr>
                     <m:num>
                       <m:r>
+                        <w:rPr>
+                          <w:highlight w:val="yellow"/>
+                        </w:rPr>
                         <m:t>4</m:t>
                       </m:r>
                     </m:num>
                     <m:den>
                       <m:r>
+                        <w:rPr>
+                          <w:highlight w:val="yellow"/>
+                        </w:rPr>
                         <m:t>10</m:t>
                       </m:r>
                     </m:den>
@@ -11707,6 +12267,9 @@
                     <m:rPr>
                       <m:sty m:val="p"/>
                     </m:rPr>
+                    <w:rPr>
+                      <w:highlight w:val="yellow"/>
+                    </w:rPr>
                     <m:t>=</m:t>
                   </m:r>
                   <m:f>
@@ -11715,11 +12278,17 @@
                     </m:fPr>
                     <m:num>
                       <m:r>
+                        <w:rPr>
+                          <w:highlight w:val="yellow"/>
+                        </w:rPr>
                         <m:t>2</m:t>
                       </m:r>
                     </m:num>
                     <m:den>
                       <m:r>
+                        <w:rPr>
+                          <w:highlight w:val="yellow"/>
+                        </w:rPr>
                         <m:t>5</m:t>
                       </m:r>
                     </m:den>
@@ -11847,6 +12416,9 @@
               <m:borderBox>
                 <m:e>
                   <m:r>
+                    <w:rPr>
+                      <w:highlight w:val="yellow"/>
+                    </w:rPr>
                     <m:t>P</m:t>
                   </m:r>
                   <m:d>
@@ -11858,6 +12430,9 @@
                     </m:dPr>
                     <m:e>
                       <m:r>
+                        <w:rPr>
+                          <w:highlight w:val="yellow"/>
+                        </w:rPr>
                         <m:t>C</m:t>
                       </m:r>
                     </m:e>
@@ -11866,15 +12441,24 @@
                     <m:rPr>
                       <m:sty m:val="p"/>
                     </m:rPr>
+                    <w:rPr>
+                      <w:highlight w:val="yellow"/>
+                    </w:rPr>
                     <m:t>=</m:t>
                   </m:r>
                   <m:r>
+                    <w:rPr>
+                      <w:highlight w:val="yellow"/>
+                    </w:rPr>
                     <m:t>1</m:t>
                   </m:r>
                   <m:r>
                     <m:rPr>
                       <m:sty m:val="p"/>
                     </m:rPr>
+                    <w:rPr>
+                      <w:highlight w:val="yellow"/>
+                    </w:rPr>
                     <m:t>−</m:t>
                   </m:r>
                   <m:f>
@@ -11883,11 +12467,17 @@
                     </m:fPr>
                     <m:num>
                       <m:r>
+                        <w:rPr>
+                          <w:highlight w:val="yellow"/>
+                        </w:rPr>
                         <m:t>3</m:t>
                       </m:r>
                     </m:num>
                     <m:den>
                       <m:r>
+                        <w:rPr>
+                          <w:highlight w:val="yellow"/>
+                        </w:rPr>
                         <m:t>10</m:t>
                       </m:r>
                     </m:den>
@@ -11896,6 +12486,9 @@
                     <m:rPr>
                       <m:sty m:val="p"/>
                     </m:rPr>
+                    <w:rPr>
+                      <w:highlight w:val="yellow"/>
+                    </w:rPr>
                     <m:t>=</m:t>
                   </m:r>
                   <m:f>
@@ -11904,11 +12497,17 @@
                     </m:fPr>
                     <m:num>
                       <m:r>
+                        <w:rPr>
+                          <w:highlight w:val="yellow"/>
+                        </w:rPr>
                         <m:t>7</m:t>
                       </m:r>
                     </m:num>
                     <m:den>
                       <m:r>
+                        <w:rPr>
+                          <w:highlight w:val="yellow"/>
+                        </w:rPr>
                         <m:t>10</m:t>
                       </m:r>
                     </m:den>
@@ -12245,11 +12844,17 @@
                     </m:fPr>
                     <m:num>
                       <m:r>
+                        <w:rPr>
+                          <w:highlight w:val="yellow"/>
+                        </w:rPr>
                         <m:t>6</m:t>
                       </m:r>
                     </m:num>
                     <m:den>
                       <m:r>
+                        <w:rPr>
+                          <w:highlight w:val="yellow"/>
+                        </w:rPr>
                         <m:t>10</m:t>
                       </m:r>
                     </m:den>
@@ -12258,6 +12863,9 @@
                     <m:rPr>
                       <m:sty m:val="p"/>
                     </m:rPr>
+                    <w:rPr>
+                      <w:highlight w:val="yellow"/>
+                    </w:rPr>
                     <m:t>=</m:t>
                   </m:r>
                   <m:f>
@@ -12266,11 +12874,17 @@
                     </m:fPr>
                     <m:num>
                       <m:r>
+                        <w:rPr>
+                          <w:highlight w:val="yellow"/>
+                        </w:rPr>
                         <m:t>3</m:t>
                       </m:r>
                     </m:num>
                     <m:den>
                       <m:r>
+                        <w:rPr>
+                          <w:highlight w:val="yellow"/>
+                        </w:rPr>
                         <m:t>5</m:t>
                       </m:r>
                     </m:den>
@@ -12828,11 +13442,17 @@
                     </m:fPr>
                     <m:num>
                       <m:r>
+                        <w:rPr>
+                          <w:highlight w:val="yellow"/>
+                        </w:rPr>
                         <m:t>18</m:t>
                       </m:r>
                     </m:num>
                     <m:den>
                       <m:r>
+                        <w:rPr>
+                          <w:highlight w:val="yellow"/>
+                        </w:rPr>
                         <m:t>5</m:t>
                       </m:r>
                     </m:den>
@@ -12841,18 +13461,30 @@
                     <m:rPr>
                       <m:sty m:val="p"/>
                     </m:rPr>
+                    <w:rPr>
+                      <w:highlight w:val="yellow"/>
+                    </w:rPr>
                     <m:t>=</m:t>
                   </m:r>
                   <m:r>
+                    <w:rPr>
+                      <w:highlight w:val="yellow"/>
+                    </w:rPr>
                     <m:t>3</m:t>
                   </m:r>
                   <m:r>
                     <m:rPr>
                       <m:sty m:val="p"/>
                     </m:rPr>
+                    <w:rPr>
+                      <w:highlight w:val="yellow"/>
+                    </w:rPr>
                     <m:t>,</m:t>
                   </m:r>
                   <m:r>
+                    <w:rPr>
+                      <w:highlight w:val="yellow"/>
+                    </w:rPr>
                     <m:t>6</m:t>
                   </m:r>
                 </m:e>
@@ -13019,15 +13651,24 @@
               <m:borderBox>
                 <m:e>
                   <m:r>
+                    <w:rPr>
+                      <w:highlight w:val="yellow"/>
+                    </w:rPr>
                     <m:t>0</m:t>
                   </m:r>
                   <m:r>
                     <m:rPr>
                       <m:sty m:val="p"/>
                     </m:rPr>
+                    <w:rPr>
+                      <w:highlight w:val="yellow"/>
+                    </w:rPr>
                     <m:t>,</m:t>
                   </m:r>
                   <m:r>
+                    <w:rPr>
+                      <w:highlight w:val="yellow"/>
+                    </w:rPr>
                     <m:t>84</m:t>
                   </m:r>
                 </m:e>
@@ -13103,15 +13744,24 @@
               <m:borderBox>
                 <m:e>
                   <m:r>
+                    <w:rPr>
+                      <w:highlight w:val="yellow"/>
+                    </w:rPr>
                     <m:t>0</m:t>
                   </m:r>
                   <m:r>
                     <m:rPr>
                       <m:sty m:val="p"/>
                     </m:rPr>
+                    <w:rPr>
+                      <w:highlight w:val="yellow"/>
+                    </w:rPr>
                     <m:t>,</m:t>
                   </m:r>
                   <m:r>
+                    <w:rPr>
+                      <w:highlight w:val="yellow"/>
+                    </w:rPr>
                     <m:t>92</m:t>
                   </m:r>
                 </m:e>
@@ -13491,15 +14141,24 @@
               <m:borderBox>
                 <m:e>
                   <m:r>
+                    <w:rPr>
+                      <w:highlight w:val="yellow"/>
+                    </w:rPr>
                     <m:t>n</m:t>
                   </m:r>
                   <m:r>
                     <m:rPr>
                       <m:sty m:val="p"/>
                     </m:rPr>
+                    <w:rPr>
+                      <w:highlight w:val="yellow"/>
+                    </w:rPr>
                     <m:t>=</m:t>
                   </m:r>
                   <m:r>
+                    <w:rPr>
+                      <w:highlight w:val="yellow"/>
+                    </w:rPr>
                     <m:t>2</m:t>
                   </m:r>
                 </m:e>
